--- a/backend/templates/Annexure-D (Individual Affidavit)_C2_Template.docx
+++ b/backend/templates/Annexure-D (Individual Affidavit)_C2_Template.docx
@@ -1,6 +1,6 @@
 
 <file path=word/document.xml><?xml version="1.0" encoding="utf-8"?>
-<w:document xmlns:wpc="http://schemas.microsoft.com/office/word/2010/wordprocessingCanvas" xmlns:cx="http://schemas.microsoft.com/office/drawing/2014/chartex" xmlns:mc="http://schemas.openxmlformats.org/markup-compatibility/2006" xmlns:o="urn:schemas-microsoft-com:office:office" xmlns:r="http://schemas.openxmlformats.org/officeDocument/2006/relationships" xmlns:m="http://schemas.openxmlformats.org/officeDocument/2006/math" xmlns:v="urn:schemas-microsoft-com:vml" xmlns:wp14="http://schemas.microsoft.com/office/word/2010/wordprocessingDrawing" xmlns:wp="http://schemas.openxmlformats.org/drawingml/2006/wordprocessingDrawing" xmlns:w10="urn:schemas-microsoft-com:office:word" xmlns:w="http://schemas.openxmlformats.org/wordprocessingml/2006/main" xmlns:w14="http://schemas.microsoft.com/office/word/2010/wordml" xmlns:w15="http://schemas.microsoft.com/office/word/2012/wordml" xmlns:w16se="http://schemas.microsoft.com/office/word/2015/wordml/symex" xmlns:wpg="http://schemas.microsoft.com/office/word/2010/wordprocessingGroup" xmlns:wpi="http://schemas.microsoft.com/office/word/2010/wordprocessingInk" xmlns:wne="http://schemas.microsoft.com/office/word/2006/wordml" xmlns:wps="http://schemas.microsoft.com/office/word/2010/wordprocessingShape" mc:Ignorable="w14 w15 w16se wp14">
+<w:document xmlns:wpc="http://schemas.microsoft.com/office/word/2010/wordprocessingCanvas" xmlns:cx="http://schemas.microsoft.com/office/drawing/2014/chartex" xmlns:cx1="http://schemas.microsoft.com/office/drawing/2015/9/8/chartex" xmlns:cx2="http://schemas.microsoft.com/office/drawing/2015/10/21/chartex" xmlns:cx3="http://schemas.microsoft.com/office/drawing/2016/5/9/chartex" xmlns:cx4="http://schemas.microsoft.com/office/drawing/2016/5/10/chartex" xmlns:cx5="http://schemas.microsoft.com/office/drawing/2016/5/11/chartex" xmlns:cx6="http://schemas.microsoft.com/office/drawing/2016/5/12/chartex" xmlns:cx7="http://schemas.microsoft.com/office/drawing/2016/5/13/chartex" xmlns:cx8="http://schemas.microsoft.com/office/drawing/2016/5/14/chartex" xmlns:mc="http://schemas.openxmlformats.org/markup-compatibility/2006" xmlns:aink="http://schemas.microsoft.com/office/drawing/2016/ink" xmlns:am3d="http://schemas.microsoft.com/office/drawing/2017/model3d" xmlns:o="urn:schemas-microsoft-com:office:office" xmlns:oel="http://schemas.microsoft.com/office/2019/extlst" xmlns:r="http://schemas.openxmlformats.org/officeDocument/2006/relationships" xmlns:m="http://schemas.openxmlformats.org/officeDocument/2006/math" xmlns:v="urn:schemas-microsoft-com:vml" xmlns:wp14="http://schemas.microsoft.com/office/word/2010/wordprocessingDrawing" xmlns:wp="http://schemas.openxmlformats.org/drawingml/2006/wordprocessingDrawing" xmlns:w10="urn:schemas-microsoft-com:office:word" xmlns:w="http://schemas.openxmlformats.org/wordprocessingml/2006/main" xmlns:w14="http://schemas.microsoft.com/office/word/2010/wordml" xmlns:w15="http://schemas.microsoft.com/office/word/2012/wordml" xmlns:w16cex="http://schemas.microsoft.com/office/word/2018/wordml/cex" xmlns:w16cid="http://schemas.microsoft.com/office/word/2016/wordml/cid" xmlns:w16="http://schemas.microsoft.com/office/word/2018/wordml" xmlns:w16sdtdh="http://schemas.microsoft.com/office/word/2020/wordml/sdtdatahash" xmlns:w16se="http://schemas.microsoft.com/office/word/2015/wordml/symex" xmlns:wpg="http://schemas.microsoft.com/office/word/2010/wordprocessingGroup" xmlns:wpi="http://schemas.microsoft.com/office/word/2010/wordprocessingInk" xmlns:wne="http://schemas.microsoft.com/office/word/2006/wordml" xmlns:wps="http://schemas.microsoft.com/office/word/2010/wordprocessingShape" mc:Ignorable="w14 w15 w16se w16cid w16 w16cex w16sdtdh wp14">
   <w:body>
     <w:p>
       <w:pPr>
@@ -272,7 +272,43 @@
           <w:sz w:val="22"/>
           <w:u w:val="none"/>
         </w:rPr>
-        <w:t>I</w:t>
+        <w:t xml:space="preserve">I </w:t>
+      </w:r>
+      <w:r>
+        <w:rPr>
+          <w:rFonts w:ascii="Helvetica" w:hAnsi="Helvetica" w:cs="Helvetica"/>
+          <w:color w:val="FF0000"/>
+          <w:sz w:val="22"/>
+          <w:u w:val="none"/>
+        </w:rPr>
+        <w:t>[Name as per Aadhar C</w:t>
+      </w:r>
+      <w:r>
+        <w:rPr>
+          <w:rFonts w:ascii="Helvetica" w:hAnsi="Helvetica" w:cs="Helvetica"/>
+          <w:color w:val="FF0000"/>
+          <w:sz w:val="22"/>
+          <w:u w:val="none"/>
+        </w:rPr>
+        <w:t>2</w:t>
+      </w:r>
+      <w:r>
+        <w:rPr>
+          <w:rFonts w:ascii="Helvetica" w:hAnsi="Helvetica" w:cs="Helvetica"/>
+          <w:color w:val="FF0000"/>
+          <w:sz w:val="22"/>
+          <w:u w:val="none"/>
+        </w:rPr>
+        <w:t>]</w:t>
+      </w:r>
+      <w:r>
+        <w:rPr>
+          <w:rFonts w:ascii="Helvetica" w:hAnsi="Helvetica" w:cs="Helvetica"/>
+          <w:color w:val="FF0000"/>
+          <w:sz w:val="22"/>
+          <w:u w:val="none"/>
+        </w:rPr>
+        <w:t xml:space="preserve"> </w:t>
       </w:r>
       <w:r>
         <w:rPr>
@@ -281,49 +317,52 @@
           <w:sz w:val="22"/>
           <w:u w:val="none"/>
         </w:rPr>
-        <w:t xml:space="preserve"> </w:t>
-      </w:r>
-      <w:r>
-        <w:rPr>
-          <w:rFonts w:ascii="Helvetica" w:hAnsi="Helvetica" w:cs="Helvetica"/>
-          <w:b/>
-          <w:color w:val="auto"/>
+        <w:t>#</w:t>
+      </w:r>
+      <w:r>
+        <w:rPr>
+          <w:rFonts w:ascii="Arial" w:hAnsi="Arial" w:cs="Arial"/>
+          <w:bCs/>
           <w:sz w:val="22"/>
           <w:u w:val="none"/>
         </w:rPr>
-        <w:t xml:space="preserve">[Name as per </w:t>
-      </w:r>
-      <w:proofErr w:type="spellStart"/>
-      <w:r>
-        <w:rPr>
-          <w:rFonts w:ascii="Helvetica" w:hAnsi="Helvetica" w:cs="Helvetica"/>
-          <w:b/>
-          <w:color w:val="auto"/>
+        <w:t>Son</w:t>
+      </w:r>
+      <w:r>
+        <w:rPr>
+          <w:rFonts w:ascii="Arial" w:hAnsi="Arial" w:cs="Arial"/>
+          <w:bCs/>
           <w:sz w:val="22"/>
           <w:u w:val="none"/>
         </w:rPr>
-        <w:t>Aadhar</w:t>
-      </w:r>
-      <w:proofErr w:type="spellEnd"/>
-      <w:r>
-        <w:rPr>
-          <w:rFonts w:ascii="Helvetica" w:hAnsi="Helvetica" w:cs="Helvetica"/>
-          <w:b/>
-          <w:color w:val="auto"/>
+        <w:t xml:space="preserve"> </w:t>
+      </w:r>
+      <w:r>
+        <w:rPr>
+          <w:rFonts w:ascii="Arial" w:hAnsi="Arial" w:cs="Arial"/>
+          <w:bCs/>
           <w:sz w:val="22"/>
           <w:u w:val="none"/>
         </w:rPr>
-        <w:t xml:space="preserve"> C2</w:t>
-      </w:r>
-      <w:r>
-        <w:rPr>
-          <w:rFonts w:ascii="Helvetica" w:hAnsi="Helvetica" w:cs="Helvetica"/>
-          <w:b/>
-          <w:color w:val="auto"/>
+        <w:t>/daughter</w:t>
+      </w:r>
+      <w:r>
+        <w:rPr>
+          <w:rFonts w:ascii="Arial" w:hAnsi="Arial" w:cs="Arial"/>
+          <w:bCs/>
           <w:sz w:val="22"/>
           <w:u w:val="none"/>
         </w:rPr>
-        <w:t>]</w:t>
+        <w:t>/ spouse</w:t>
+      </w:r>
+      <w:r>
+        <w:rPr>
+          <w:rFonts w:ascii="Arial" w:hAnsi="Arial" w:cs="Arial"/>
+          <w:bCs/>
+          <w:sz w:val="22"/>
+          <w:u w:val="none"/>
+        </w:rPr>
+        <w:t xml:space="preserve"> of </w:t>
       </w:r>
       <w:r>
         <w:rPr>
@@ -332,16 +371,25 @@
           <w:sz w:val="22"/>
           <w:u w:val="none"/>
         </w:rPr>
-        <w:t xml:space="preserve"> </w:t>
-      </w:r>
-      <w:r>
-        <w:rPr>
-          <w:rFonts w:ascii="Arial" w:eastAsia="Calibri" w:hAnsi="Arial" w:cs="Arial"/>
-          <w:bCs/>
+        <w:t>[Father Name C</w:t>
+      </w:r>
+      <w:r>
+        <w:rPr>
+          <w:rFonts w:ascii="Helvetica" w:hAnsi="Helvetica" w:cs="Helvetica"/>
+          <w:color w:val="FF0000"/>
           <w:sz w:val="22"/>
           <w:u w:val="none"/>
         </w:rPr>
-        <w:t>#</w:t>
+        <w:t>2</w:t>
+      </w:r>
+      <w:r>
+        <w:rPr>
+          <w:rFonts w:ascii="Helvetica" w:hAnsi="Helvetica" w:cs="Helvetica"/>
+          <w:color w:val="FF0000"/>
+          <w:sz w:val="22"/>
+          <w:u w:val="none"/>
+        </w:rPr>
+        <w:t>]</w:t>
       </w:r>
       <w:r>
         <w:rPr>
@@ -350,7 +398,7 @@
           <w:sz w:val="22"/>
           <w:u w:val="none"/>
         </w:rPr>
-        <w:t>Son</w:t>
+        <w:t>. Residing</w:t>
       </w:r>
       <w:r>
         <w:rPr>
@@ -359,94 +407,7 @@
           <w:sz w:val="22"/>
           <w:u w:val="none"/>
         </w:rPr>
-        <w:t xml:space="preserve"> </w:t>
-      </w:r>
-      <w:r>
-        <w:rPr>
-          <w:rFonts w:ascii="Arial" w:hAnsi="Arial" w:cs="Arial"/>
-          <w:bCs/>
-          <w:sz w:val="22"/>
-          <w:u w:val="none"/>
-        </w:rPr>
-        <w:t>/daughter</w:t>
-      </w:r>
-      <w:r>
-        <w:rPr>
-          <w:rFonts w:ascii="Arial" w:hAnsi="Arial" w:cs="Arial"/>
-          <w:bCs/>
-          <w:sz w:val="22"/>
-          <w:u w:val="none"/>
-        </w:rPr>
-        <w:t>/ spouse</w:t>
-      </w:r>
-      <w:r>
-        <w:rPr>
-          <w:rFonts w:ascii="Arial" w:hAnsi="Arial" w:cs="Arial"/>
-          <w:bCs/>
-          <w:sz w:val="22"/>
-          <w:u w:val="none"/>
-        </w:rPr>
-        <w:t xml:space="preserve"> of </w:t>
-      </w:r>
-      <w:r>
-        <w:rPr>
-          <w:rFonts w:ascii="Helvetica" w:hAnsi="Helvetica" w:cs="Helvetica"/>
-          <w:b/>
-          <w:color w:val="auto"/>
-          <w:sz w:val="22"/>
-          <w:u w:val="none"/>
-        </w:rPr>
-        <w:t>[Father Name C2</w:t>
-      </w:r>
-      <w:r>
-        <w:rPr>
-          <w:rFonts w:ascii="Helvetica" w:hAnsi="Helvetica" w:cs="Helvetica"/>
-          <w:b/>
-          <w:color w:val="auto"/>
-          <w:sz w:val="22"/>
-          <w:u w:val="none"/>
-        </w:rPr>
-        <w:t>]</w:t>
-      </w:r>
-      <w:r>
-        <w:rPr>
-          <w:rFonts w:ascii="Arial" w:hAnsi="Arial" w:cs="Arial"/>
-          <w:bCs/>
-          <w:sz w:val="22"/>
-          <w:u w:val="none"/>
-        </w:rPr>
-        <w:t>. Residing</w:t>
-      </w:r>
-      <w:r>
-        <w:rPr>
-          <w:rFonts w:ascii="Arial" w:hAnsi="Arial" w:cs="Arial"/>
-          <w:bCs/>
-          <w:sz w:val="22"/>
-          <w:u w:val="none"/>
-        </w:rPr>
         <w:t xml:space="preserve"> at </w:t>
-      </w:r>
-      <w:r>
-        <w:rPr>
-          <w:rFonts w:ascii="Helvetica" w:hAnsi="Helvetica" w:cs="Helvetica"/>
-          <w:b/>
-          <w:color w:val="auto"/>
-          <w:sz w:val="22"/>
-          <w:u w:val="none"/>
-          <w:shd w:val="clear" w:color="auto" w:fill="FFFFFF"/>
-        </w:rPr>
-        <w:t>[Address C2</w:t>
-      </w:r>
-      <w:r>
-        <w:rPr>
-          <w:rFonts w:ascii="Helvetica" w:hAnsi="Helvetica" w:cs="Helvetica"/>
-          <w:b/>
-          <w:color w:val="auto"/>
-          <w:sz w:val="22"/>
-          <w:u w:val="none"/>
-          <w:shd w:val="clear" w:color="auto" w:fill="FFFFFF"/>
-        </w:rPr>
-        <w:t>]</w:t>
       </w:r>
       <w:r>
         <w:rPr>
@@ -456,7 +417,27 @@
           <w:u w:val="none"/>
           <w:shd w:val="clear" w:color="auto" w:fill="FFFFFF"/>
         </w:rPr>
-        <w:t xml:space="preserve">, </w:t>
+        <w:t>[Address C</w:t>
+      </w:r>
+      <w:r>
+        <w:rPr>
+          <w:rFonts w:ascii="Helvetica" w:hAnsi="Helvetica" w:cs="Helvetica"/>
+          <w:color w:val="FF0000"/>
+          <w:sz w:val="22"/>
+          <w:u w:val="none"/>
+          <w:shd w:val="clear" w:color="auto" w:fill="FFFFFF"/>
+        </w:rPr>
+        <w:t>2</w:t>
+      </w:r>
+      <w:r>
+        <w:rPr>
+          <w:rFonts w:ascii="Helvetica" w:hAnsi="Helvetica" w:cs="Helvetica"/>
+          <w:color w:val="FF0000"/>
+          <w:sz w:val="22"/>
+          <w:u w:val="none"/>
+          <w:shd w:val="clear" w:color="auto" w:fill="FFFFFF"/>
+        </w:rPr>
+        <w:t xml:space="preserve">], </w:t>
       </w:r>
       <w:r>
         <w:rPr>
@@ -481,19 +462,7 @@
         <w:rPr>
           <w:rFonts w:ascii="Arial" w:eastAsia="Times New Roman" w:hAnsi="Arial" w:cs="Arial"/>
         </w:rPr>
-        <w:t xml:space="preserve">That </w:t>
-      </w:r>
-      <w:r>
-        <w:rPr>
-          <w:rFonts w:ascii="Arial" w:eastAsia="Times New Roman" w:hAnsi="Arial" w:cs="Arial"/>
-        </w:rPr>
-        <w:t xml:space="preserve">Late </w:t>
-      </w:r>
-      <w:r>
-        <w:rPr>
-          <w:rFonts w:ascii="Arial" w:eastAsia="Times New Roman" w:hAnsi="Arial" w:cs="Arial"/>
-        </w:rPr>
-        <w:t>Mr. /</w:t>
+        <w:t>That Mr. /</w:t>
       </w:r>
       <w:proofErr w:type="spellStart"/>
       <w:r>
@@ -506,23 +475,99 @@
       <w:r>
         <w:rPr>
           <w:rFonts w:ascii="Arial" w:eastAsia="Times New Roman" w:hAnsi="Arial" w:cs="Arial"/>
-          <w:b/>
         </w:rPr>
         <w:t xml:space="preserve"> </w:t>
       </w:r>
       <w:r>
         <w:rPr>
           <w:rFonts w:ascii="Helvetica" w:hAnsi="Helvetica" w:cs="Helvetica"/>
-          <w:b/>
+          <w:color w:val="FF0000"/>
         </w:rPr>
         <w:t>[Name as per DC H1]</w:t>
       </w:r>
       <w:r>
         <w:rPr>
           <w:rFonts w:ascii="Helvetica" w:hAnsi="Helvetica" w:cs="Helvetica"/>
-          <w:b/>
-        </w:rPr>
-        <w:t>, [Name as per DC H2], [Name as per DC H3], [Name as per DC H4]</w:t>
+          <w:color w:val="FF0000"/>
+        </w:rPr>
+        <w:t xml:space="preserve">, </w:t>
+      </w:r>
+      <w:r>
+        <w:rPr>
+          <w:rFonts w:ascii="Helvetica" w:hAnsi="Helvetica" w:cs="Helvetica"/>
+          <w:color w:val="FF0000"/>
+        </w:rPr>
+        <w:t>[Name as per DC H</w:t>
+      </w:r>
+      <w:r>
+        <w:rPr>
+          <w:rFonts w:ascii="Helvetica" w:hAnsi="Helvetica" w:cs="Helvetica"/>
+          <w:color w:val="FF0000"/>
+        </w:rPr>
+        <w:t>2</w:t>
+      </w:r>
+      <w:r>
+        <w:rPr>
+          <w:rFonts w:ascii="Helvetica" w:hAnsi="Helvetica" w:cs="Helvetica"/>
+          <w:color w:val="FF0000"/>
+        </w:rPr>
+        <w:t>]</w:t>
+      </w:r>
+      <w:r>
+        <w:rPr>
+          <w:rFonts w:ascii="Helvetica" w:hAnsi="Helvetica" w:cs="Helvetica"/>
+          <w:color w:val="FF0000"/>
+        </w:rPr>
+        <w:t xml:space="preserve">, </w:t>
+      </w:r>
+      <w:r>
+        <w:rPr>
+          <w:rFonts w:ascii="Helvetica" w:hAnsi="Helvetica" w:cs="Helvetica"/>
+          <w:color w:val="FF0000"/>
+        </w:rPr>
+        <w:t>[Name as per DC H</w:t>
+      </w:r>
+      <w:r>
+        <w:rPr>
+          <w:rFonts w:ascii="Helvetica" w:hAnsi="Helvetica" w:cs="Helvetica"/>
+          <w:color w:val="FF0000"/>
+        </w:rPr>
+        <w:t>3</w:t>
+      </w:r>
+      <w:r>
+        <w:rPr>
+          <w:rFonts w:ascii="Helvetica" w:hAnsi="Helvetica" w:cs="Helvetica"/>
+          <w:color w:val="FF0000"/>
+        </w:rPr>
+        <w:t>]</w:t>
+      </w:r>
+      <w:r>
+        <w:rPr>
+          <w:rFonts w:ascii="Helvetica" w:hAnsi="Helvetica" w:cs="Helvetica"/>
+          <w:color w:val="FF0000"/>
+        </w:rPr>
+        <w:t xml:space="preserve">, </w:t>
+      </w:r>
+      <w:r>
+        <w:rPr>
+          <w:rFonts w:ascii="Helvetica" w:hAnsi="Helvetica" w:cs="Helvetica"/>
+          <w:color w:val="FF0000"/>
+        </w:rPr>
+        <w:t>[Name as per DC H</w:t>
+      </w:r>
+      <w:r>
+        <w:rPr>
+          <w:rFonts w:ascii="Helvetica" w:hAnsi="Helvetica" w:cs="Helvetica"/>
+          <w:color w:val="FF0000"/>
+        </w:rPr>
+        <w:t>4</w:t>
+      </w:r>
+      <w:r>
+        <w:rPr>
+          <w:rFonts w:ascii="Helvetica" w:hAnsi="Helvetica" w:cs="Helvetica"/>
+          <w:color w:val="FF0000"/>
+        </w:rPr>
+        <w:t>]</w:t>
       </w:r>
       <w:r>
         <w:rPr>
@@ -696,7 +741,6 @@
               <w:ind w:left="8"/>
               <w:rPr>
                 <w:rFonts w:ascii="Arial" w:hAnsi="Arial" w:cs="Arial"/>
-                <w:b/>
                 <w:sz w:val="24"/>
                 <w:szCs w:val="24"/>
               </w:rPr>
@@ -704,7 +748,7 @@
             <w:r>
               <w:rPr>
                 <w:rFonts w:ascii="Helvetica" w:hAnsi="Helvetica" w:cs="Helvetica"/>
-                <w:b/>
+                <w:color w:val="FF0000"/>
                 <w:sz w:val="20"/>
                 <w:szCs w:val="20"/>
                 <w:shd w:val="clear" w:color="auto" w:fill="FFFFFF"/>
@@ -722,7 +766,7 @@
               <w:ind w:left="6"/>
               <w:rPr>
                 <w:rFonts w:ascii="Arial" w:hAnsi="Arial" w:cs="Arial"/>
-                <w:b/>
+                <w:color w:val="FF0000"/>
                 <w:sz w:val="24"/>
                 <w:szCs w:val="24"/>
               </w:rPr>
@@ -730,7 +774,7 @@
             <w:r>
               <w:rPr>
                 <w:rFonts w:ascii="Helvetica" w:hAnsi="Helvetica" w:cs="Helvetica"/>
-                <w:b/>
+                <w:color w:val="FF0000"/>
                 <w:sz w:val="20"/>
                 <w:szCs w:val="20"/>
                 <w:shd w:val="clear" w:color="auto" w:fill="FFFFFF"/>
@@ -748,7 +792,7 @@
               <w:ind w:left="8"/>
               <w:rPr>
                 <w:rFonts w:ascii="Arial" w:hAnsi="Arial" w:cs="Arial"/>
-                <w:b/>
+                <w:color w:val="FF0000"/>
                 <w:sz w:val="24"/>
                 <w:szCs w:val="24"/>
               </w:rPr>
@@ -756,7 +800,7 @@
             <w:r>
               <w:rPr>
                 <w:rFonts w:ascii="Helvetica" w:hAnsi="Helvetica" w:cs="Helvetica"/>
-                <w:b/>
+                <w:color w:val="FF0000"/>
                 <w:sz w:val="20"/>
                 <w:szCs w:val="20"/>
                 <w:shd w:val="clear" w:color="auto" w:fill="FFFFFF"/>
@@ -826,24 +870,12 @@
         <w:rPr>
           <w:rFonts w:ascii="Arial" w:eastAsia="Times New Roman" w:hAnsi="Arial" w:cs="Arial"/>
         </w:rPr>
-        <w:t xml:space="preserve"> dated</w:t>
-      </w:r>
-      <w:r>
-        <w:rPr>
-          <w:rFonts w:ascii="Arial" w:eastAsia="Times New Roman" w:hAnsi="Arial" w:cs="Arial"/>
-        </w:rPr>
-        <w:t xml:space="preserve">  </w:t>
-      </w:r>
-      <w:r>
-        <w:rPr>
-          <w:rFonts w:ascii="Arial" w:eastAsia="Times New Roman" w:hAnsi="Arial" w:cs="Arial"/>
-        </w:rPr>
-        <w:t xml:space="preserve"> </w:t>
+        <w:t xml:space="preserve"> dated </w:t>
       </w:r>
       <w:r>
         <w:rPr>
           <w:rFonts w:ascii="Helvetica" w:hAnsi="Helvetica" w:cs="Helvetica"/>
-          <w:b/>
+          <w:color w:val="FF0000"/>
           <w:sz w:val="20"/>
           <w:szCs w:val="20"/>
           <w:shd w:val="clear" w:color="auto" w:fill="FFFFFF"/>
@@ -854,19 +886,7 @@
         <w:rPr>
           <w:rFonts w:ascii="Arial" w:eastAsia="Times New Roman" w:hAnsi="Arial" w:cs="Arial"/>
         </w:rPr>
-        <w:t xml:space="preserve"> </w:t>
-      </w:r>
-      <w:r>
-        <w:rPr>
-          <w:rFonts w:ascii="Arial" w:eastAsia="Times New Roman" w:hAnsi="Arial" w:cs="Arial"/>
-        </w:rPr>
-        <w:t xml:space="preserve">  </w:t>
-      </w:r>
-      <w:r>
-        <w:rPr>
-          <w:rFonts w:ascii="Arial" w:eastAsia="Times New Roman" w:hAnsi="Arial" w:cs="Arial"/>
-        </w:rPr>
-        <w:t xml:space="preserve">/ according to the Law of Intestate Succession by which he/she was governed at the time of his/her death and without registering any nominee. *  </w:t>
+        <w:t xml:space="preserve"> / according to the Law of Intestate Succession by which he/she was governed at the time of his/her death and without registering any nominee. *  </w:t>
       </w:r>
     </w:p>
     <w:p>
@@ -1031,9 +1051,9 @@
         <w:tblLook w:val="04A0" w:firstRow="1" w:lastRow="0" w:firstColumn="1" w:lastColumn="0" w:noHBand="0" w:noVBand="1"/>
       </w:tblPr>
       <w:tblGrid>
-        <w:gridCol w:w="3262"/>
-        <w:gridCol w:w="3543"/>
-        <w:gridCol w:w="993"/>
+        <w:gridCol w:w="3670"/>
+        <w:gridCol w:w="3419"/>
+        <w:gridCol w:w="709"/>
         <w:gridCol w:w="1719"/>
       </w:tblGrid>
       <w:tr>
@@ -1042,7 +1062,7 @@
         </w:trPr>
         <w:tc>
           <w:tcPr>
-            <w:tcW w:w="3262" w:type="dxa"/>
+            <w:tcW w:w="3670" w:type="dxa"/>
           </w:tcPr>
           <w:p>
             <w:pPr>
@@ -1084,7 +1104,7 @@
         </w:tc>
         <w:tc>
           <w:tcPr>
-            <w:tcW w:w="3543" w:type="dxa"/>
+            <w:tcW w:w="3419" w:type="dxa"/>
           </w:tcPr>
           <w:p>
             <w:pPr>
@@ -1109,7 +1129,7 @@
         </w:tc>
         <w:tc>
           <w:tcPr>
-            <w:tcW w:w="993" w:type="dxa"/>
+            <w:tcW w:w="709" w:type="dxa"/>
           </w:tcPr>
           <w:p>
             <w:pPr>
@@ -1162,67 +1182,54 @@
         </w:trPr>
         <w:tc>
           <w:tcPr>
-            <w:tcW w:w="3262" w:type="dxa"/>
+            <w:tcW w:w="3670" w:type="dxa"/>
           </w:tcPr>
           <w:p>
             <w:pPr>
               <w:rPr>
                 <w:rFonts w:ascii="Arial" w:eastAsia="Times New Roman" w:hAnsi="Arial" w:cs="Arial"/>
-                <w:b/>
               </w:rPr>
             </w:pPr>
             <w:r>
               <w:rPr>
                 <w:rFonts w:ascii="Arial" w:hAnsi="Arial" w:cs="Arial"/>
-                <w:b/>
-              </w:rPr>
-              <w:t>1)[Name as per Aadhar C1]</w:t>
+              </w:rPr>
+              <w:t>1)</w:t>
+            </w:r>
+            <w:r>
+              <w:rPr>
+                <w:rFonts w:ascii="Arial" w:hAnsi="Arial" w:cs="Arial"/>
+                <w:color w:val="FF0000"/>
+              </w:rPr>
+              <w:t>[Name as per Aadhar C1]</w:t>
             </w:r>
           </w:p>
         </w:tc>
         <w:tc>
           <w:tcPr>
-            <w:tcW w:w="3543" w:type="dxa"/>
+            <w:tcW w:w="3419" w:type="dxa"/>
           </w:tcPr>
           <w:p>
             <w:pPr>
               <w:ind w:right="315"/>
               <w:rPr>
-                <w:rFonts w:ascii="Arial" w:hAnsi="Arial" w:cs="Arial"/>
+                <w:rFonts w:ascii="Arial" w:eastAsia="Times New Roman" w:hAnsi="Arial" w:cs="Arial"/>
                 <w:b/>
-                <w:shd w:val="clear" w:color="auto" w:fill="FFFFFF"/>
               </w:rPr>
             </w:pPr>
             <w:r>
               <w:rPr>
                 <w:rFonts w:ascii="Arial" w:hAnsi="Arial" w:cs="Arial"/>
-                <w:b/>
+                <w:color w:val="FF0000"/>
                 <w:shd w:val="clear" w:color="auto" w:fill="FFFFFF"/>
               </w:rPr>
               <w:t>[Address C1]</w:t>
-            </w:r>
-          </w:p>
-          <w:p>
-            <w:pPr>
-              <w:ind w:right="315"/>
-              <w:rPr>
-                <w:rFonts w:ascii="Arial" w:eastAsia="Times New Roman" w:hAnsi="Arial" w:cs="Arial"/>
-                <w:b/>
-              </w:rPr>
-            </w:pPr>
-            <w:r>
-              <w:rPr>
-                <w:rFonts w:ascii="Arial" w:hAnsi="Arial" w:cs="Arial"/>
-                <w:b/>
-                <w:shd w:val="clear" w:color="auto" w:fill="FFFFFF"/>
-              </w:rPr>
-              <w:t>[Mobile No C1]</w:t>
             </w:r>
           </w:p>
         </w:tc>
         <w:tc>
           <w:tcPr>
-            <w:tcW w:w="993" w:type="dxa"/>
+            <w:tcW w:w="709" w:type="dxa"/>
           </w:tcPr>
           <w:p>
             <w:pPr>
@@ -1235,7 +1242,7 @@
             <w:r>
               <w:rPr>
                 <w:rFonts w:ascii="Arial" w:hAnsi="Arial" w:cs="Arial"/>
-                <w:b/>
+                <w:color w:val="FF0000"/>
                 <w:shd w:val="clear" w:color="auto" w:fill="FFFFFF"/>
               </w:rPr>
               <w:t>[Age C1]</w:t>
@@ -1252,12 +1259,13 @@
               <w:rPr>
                 <w:rFonts w:ascii="Arial" w:eastAsia="Times New Roman" w:hAnsi="Arial" w:cs="Arial"/>
                 <w:b/>
+                <w:color w:val="FF0000"/>
               </w:rPr>
             </w:pPr>
             <w:r>
               <w:rPr>
                 <w:rFonts w:ascii="Arial" w:hAnsi="Arial" w:cs="Arial"/>
-                <w:b/>
+                <w:color w:val="FF0000"/>
                 <w:shd w:val="clear" w:color="auto" w:fill="FFFFFF"/>
               </w:rPr>
               <w:t>[Deceased Relation C1]</w:t>
@@ -1271,33 +1279,35 @@
         </w:trPr>
         <w:tc>
           <w:tcPr>
-            <w:tcW w:w="3262" w:type="dxa"/>
+            <w:tcW w:w="3670" w:type="dxa"/>
           </w:tcPr>
           <w:p>
             <w:pPr>
               <w:rPr>
                 <w:rFonts w:ascii="Arial" w:eastAsia="Times New Roman" w:hAnsi="Arial" w:cs="Arial"/>
-                <w:b/>
+                <w:bCs/>
               </w:rPr>
             </w:pPr>
             <w:r>
               <w:rPr>
                 <w:rFonts w:ascii="Arial" w:eastAsia="Times New Roman" w:hAnsi="Arial" w:cs="Arial"/>
-                <w:b/>
+                <w:bCs/>
               </w:rPr>
               <w:t xml:space="preserve">2) </w:t>
             </w:r>
             <w:r>
               <w:rPr>
                 <w:rFonts w:ascii="Arial" w:hAnsi="Arial" w:cs="Arial"/>
-                <w:b/>
+                <w:bCs/>
+                <w:color w:val="FF0000"/>
               </w:rPr>
               <w:t>[Name as per Aadhar C2</w:t>
             </w:r>
             <w:r>
               <w:rPr>
                 <w:rFonts w:ascii="Arial" w:hAnsi="Arial" w:cs="Arial"/>
-                <w:b/>
+                <w:bCs/>
+                <w:color w:val="FF0000"/>
               </w:rPr>
               <w:t>]</w:t>
             </w:r>
@@ -1305,56 +1315,29 @@
         </w:tc>
         <w:tc>
           <w:tcPr>
-            <w:tcW w:w="3543" w:type="dxa"/>
+            <w:tcW w:w="3419" w:type="dxa"/>
           </w:tcPr>
           <w:p>
             <w:pPr>
               <w:ind w:right="315"/>
               <w:rPr>
-                <w:rFonts w:ascii="Arial" w:hAnsi="Arial" w:cs="Arial"/>
+                <w:rFonts w:ascii="Arial" w:eastAsia="Times New Roman" w:hAnsi="Arial" w:cs="Arial"/>
                 <w:b/>
-                <w:shd w:val="clear" w:color="auto" w:fill="FFFFFF"/>
               </w:rPr>
             </w:pPr>
             <w:r>
               <w:rPr>
                 <w:rFonts w:ascii="Arial" w:hAnsi="Arial" w:cs="Arial"/>
-                <w:b/>
+                <w:color w:val="FF0000"/>
                 <w:shd w:val="clear" w:color="auto" w:fill="FFFFFF"/>
               </w:rPr>
               <w:t>[Address C2]</w:t>
             </w:r>
-          </w:p>
-          <w:p>
-            <w:pPr>
-              <w:ind w:right="315"/>
-              <w:rPr>
-                <w:rFonts w:ascii="Arial" w:hAnsi="Arial" w:cs="Arial"/>
-                <w:b/>
-                <w:shd w:val="clear" w:color="auto" w:fill="FFFFFF"/>
-              </w:rPr>
-            </w:pPr>
-            <w:r>
-              <w:rPr>
-                <w:rFonts w:ascii="Arial" w:hAnsi="Arial" w:cs="Arial"/>
-                <w:b/>
-                <w:shd w:val="clear" w:color="auto" w:fill="FFFFFF"/>
-              </w:rPr>
-              <w:t>[Mobile No C2]</w:t>
-            </w:r>
-          </w:p>
-          <w:p>
-            <w:pPr>
-              <w:ind w:right="315"/>
-              <w:rPr>
-                <w:rFonts w:ascii="Arial" w:eastAsia="Times New Roman" w:hAnsi="Arial" w:cs="Arial"/>
-              </w:rPr>
-            </w:pPr>
           </w:p>
         </w:tc>
         <w:tc>
           <w:tcPr>
-            <w:tcW w:w="993" w:type="dxa"/>
+            <w:tcW w:w="709" w:type="dxa"/>
           </w:tcPr>
           <w:p>
             <w:pPr>
@@ -1367,7 +1350,7 @@
             <w:r>
               <w:rPr>
                 <w:rFonts w:ascii="Arial" w:hAnsi="Arial" w:cs="Arial"/>
-                <w:b/>
+                <w:color w:val="FF0000"/>
                 <w:shd w:val="clear" w:color="auto" w:fill="FFFFFF"/>
               </w:rPr>
               <w:t>[Age C2]</w:t>
@@ -1384,12 +1367,13 @@
               <w:rPr>
                 <w:rFonts w:ascii="Arial" w:eastAsia="Times New Roman" w:hAnsi="Arial" w:cs="Arial"/>
                 <w:b/>
+                <w:color w:val="FF0000"/>
               </w:rPr>
             </w:pPr>
             <w:r>
               <w:rPr>
                 <w:rFonts w:ascii="Arial" w:hAnsi="Arial" w:cs="Arial"/>
-                <w:b/>
+                <w:color w:val="FF0000"/>
                 <w:shd w:val="clear" w:color="auto" w:fill="FFFFFF"/>
               </w:rPr>
               <w:t>[Deceased Relation C2]</w:t>
@@ -1403,40 +1387,43 @@
         </w:trPr>
         <w:tc>
           <w:tcPr>
-            <w:tcW w:w="3262" w:type="dxa"/>
+            <w:tcW w:w="3670" w:type="dxa"/>
           </w:tcPr>
           <w:p>
             <w:pPr>
               <w:rPr>
                 <w:rFonts w:ascii="Arial" w:eastAsia="Times New Roman" w:hAnsi="Arial" w:cs="Arial"/>
-                <w:b/>
+                <w:bCs/>
               </w:rPr>
             </w:pPr>
             <w:r>
               <w:rPr>
                 <w:rFonts w:ascii="Arial" w:eastAsia="Times New Roman" w:hAnsi="Arial" w:cs="Arial"/>
-                <w:b/>
+                <w:bCs/>
               </w:rPr>
               <w:t>3)</w:t>
             </w:r>
             <w:r>
               <w:rPr>
                 <w:rFonts w:ascii="Arial" w:hAnsi="Arial" w:cs="Arial"/>
-                <w:b/>
-              </w:rPr>
-              <w:t xml:space="preserve"> [Name as per Aadhar C</w:t>
+                <w:bCs/>
+                <w:color w:val="FF0000"/>
+              </w:rPr>
+              <w:t xml:space="preserve"> </w:t>
             </w:r>
             <w:r>
               <w:rPr>
                 <w:rFonts w:ascii="Arial" w:hAnsi="Arial" w:cs="Arial"/>
-                <w:b/>
-              </w:rPr>
-              <w:t>3</w:t>
+                <w:bCs/>
+                <w:color w:val="FF0000"/>
+              </w:rPr>
+              <w:t>[Name as per Aadhar C3</w:t>
             </w:r>
             <w:r>
               <w:rPr>
                 <w:rFonts w:ascii="Arial" w:hAnsi="Arial" w:cs="Arial"/>
-                <w:b/>
+                <w:bCs/>
+                <w:color w:val="FF0000"/>
               </w:rPr>
               <w:t>]</w:t>
             </w:r>
@@ -1444,47 +1431,29 @@
         </w:tc>
         <w:tc>
           <w:tcPr>
-            <w:tcW w:w="3543" w:type="dxa"/>
+            <w:tcW w:w="3419" w:type="dxa"/>
           </w:tcPr>
           <w:p>
             <w:pPr>
               <w:ind w:right="315"/>
               <w:rPr>
-                <w:rFonts w:ascii="Arial" w:hAnsi="Arial" w:cs="Arial"/>
+                <w:rFonts w:ascii="Arial" w:eastAsia="Times New Roman" w:hAnsi="Arial" w:cs="Arial"/>
                 <w:b/>
-                <w:shd w:val="clear" w:color="auto" w:fill="FFFFFF"/>
               </w:rPr>
             </w:pPr>
             <w:r>
               <w:rPr>
                 <w:rFonts w:ascii="Arial" w:hAnsi="Arial" w:cs="Arial"/>
-                <w:b/>
+                <w:color w:val="FF0000"/>
                 <w:shd w:val="clear" w:color="auto" w:fill="FFFFFF"/>
               </w:rPr>
               <w:t>[Address C3]</w:t>
-            </w:r>
-          </w:p>
-          <w:p>
-            <w:pPr>
-              <w:ind w:right="315"/>
-              <w:rPr>
-                <w:rFonts w:ascii="Arial" w:eastAsia="Times New Roman" w:hAnsi="Arial" w:cs="Arial"/>
-                <w:b/>
-              </w:rPr>
-            </w:pPr>
-            <w:r>
-              <w:rPr>
-                <w:rFonts w:ascii="Arial" w:hAnsi="Arial" w:cs="Arial"/>
-                <w:b/>
-                <w:shd w:val="clear" w:color="auto" w:fill="FFFFFF"/>
-              </w:rPr>
-              <w:t>[Mobile No C3]</w:t>
             </w:r>
           </w:p>
         </w:tc>
         <w:tc>
           <w:tcPr>
-            <w:tcW w:w="993" w:type="dxa"/>
+            <w:tcW w:w="709" w:type="dxa"/>
           </w:tcPr>
           <w:p>
             <w:pPr>
@@ -1497,7 +1466,7 @@
             <w:r>
               <w:rPr>
                 <w:rFonts w:ascii="Arial" w:hAnsi="Arial" w:cs="Arial"/>
-                <w:b/>
+                <w:color w:val="FF0000"/>
                 <w:shd w:val="clear" w:color="auto" w:fill="FFFFFF"/>
               </w:rPr>
               <w:t>[Age C3]</w:t>
@@ -1514,12 +1483,13 @@
               <w:rPr>
                 <w:rFonts w:ascii="Arial" w:eastAsia="Times New Roman" w:hAnsi="Arial" w:cs="Arial"/>
                 <w:b/>
+                <w:color w:val="FF0000"/>
               </w:rPr>
             </w:pPr>
             <w:r>
               <w:rPr>
                 <w:rFonts w:ascii="Arial" w:hAnsi="Arial" w:cs="Arial"/>
-                <w:b/>
+                <w:color w:val="FF0000"/>
                 <w:shd w:val="clear" w:color="auto" w:fill="FFFFFF"/>
               </w:rPr>
               <w:t>[Deceased Relation C3]</w:t>
@@ -1533,14 +1503,13 @@
         </w:trPr>
         <w:tc>
           <w:tcPr>
-            <w:tcW w:w="3262" w:type="dxa"/>
+            <w:tcW w:w="3670" w:type="dxa"/>
           </w:tcPr>
           <w:p>
             <w:pPr>
               <w:ind w:left="8"/>
               <w:rPr>
                 <w:rFonts w:ascii="Arial" w:eastAsia="Times New Roman" w:hAnsi="Arial" w:cs="Arial"/>
-                <w:b/>
               </w:rPr>
             </w:pPr>
           </w:p>
@@ -1549,20 +1518,18 @@
               <w:ind w:left="8"/>
               <w:rPr>
                 <w:rFonts w:ascii="Arial" w:hAnsi="Arial" w:cs="Arial"/>
-                <w:b/>
               </w:rPr>
             </w:pPr>
             <w:r>
               <w:rPr>
                 <w:rFonts w:ascii="Arial" w:eastAsia="Times New Roman" w:hAnsi="Arial" w:cs="Arial"/>
-                <w:b/>
               </w:rPr>
               <w:t xml:space="preserve">4) </w:t>
             </w:r>
             <w:r>
               <w:rPr>
                 <w:rFonts w:ascii="Arial" w:hAnsi="Arial" w:cs="Arial"/>
-                <w:b/>
+                <w:color w:val="FF0000"/>
                 <w:shd w:val="clear" w:color="auto" w:fill="FFFFFF"/>
               </w:rPr>
               <w:t>[Name as per Aadhar LH1]</w:t>
@@ -1572,28 +1539,26 @@
             <w:pPr>
               <w:rPr>
                 <w:rFonts w:ascii="Arial" w:hAnsi="Arial" w:cs="Arial"/>
-                <w:b/>
               </w:rPr>
             </w:pPr>
           </w:p>
         </w:tc>
         <w:tc>
           <w:tcPr>
-            <w:tcW w:w="3543" w:type="dxa"/>
+            <w:tcW w:w="3419" w:type="dxa"/>
           </w:tcPr>
           <w:p>
             <w:pPr>
               <w:ind w:left="8"/>
               <w:rPr>
                 <w:rFonts w:ascii="Arial" w:hAnsi="Arial" w:cs="Arial"/>
-                <w:b/>
-                <w:shd w:val="clear" w:color="auto" w:fill="FFFFFF"/>
+                <w:color w:val="FF0000"/>
               </w:rPr>
             </w:pPr>
             <w:r>
               <w:rPr>
                 <w:rFonts w:ascii="Arial" w:hAnsi="Arial" w:cs="Arial"/>
-                <w:b/>
+                <w:color w:val="FF0000"/>
                 <w:shd w:val="clear" w:color="auto" w:fill="FFFFFF"/>
               </w:rPr>
               <w:t>[Address LH1]</w:t>
@@ -1601,46 +1566,29 @@
           </w:p>
           <w:p>
             <w:pPr>
-              <w:ind w:left="8"/>
-              <w:rPr>
-                <w:rFonts w:ascii="Arial" w:hAnsi="Arial" w:cs="Arial"/>
-                <w:b/>
-              </w:rPr>
-            </w:pPr>
-            <w:r>
-              <w:rPr>
-                <w:rFonts w:ascii="Arial" w:hAnsi="Arial" w:cs="Arial"/>
-                <w:b/>
-                <w:shd w:val="clear" w:color="auto" w:fill="FFFFFF"/>
-              </w:rPr>
-              <w:t>[Mobile No LH1]</w:t>
-            </w:r>
-          </w:p>
-          <w:p>
-            <w:pPr>
-              <w:rPr>
-                <w:rFonts w:ascii="Arial" w:hAnsi="Arial" w:cs="Arial"/>
-                <w:b/>
+              <w:rPr>
+                <w:rFonts w:ascii="Arial" w:hAnsi="Arial" w:cs="Arial"/>
+                <w:color w:val="FF0000"/>
               </w:rPr>
             </w:pPr>
           </w:p>
         </w:tc>
         <w:tc>
           <w:tcPr>
-            <w:tcW w:w="993" w:type="dxa"/>
+            <w:tcW w:w="709" w:type="dxa"/>
           </w:tcPr>
           <w:p>
             <w:pPr>
               <w:ind w:left="8"/>
               <w:rPr>
                 <w:rFonts w:ascii="Arial" w:hAnsi="Arial" w:cs="Arial"/>
-                <w:b/>
+                <w:color w:val="FF0000"/>
               </w:rPr>
             </w:pPr>
             <w:r>
               <w:rPr>
                 <w:rFonts w:ascii="Arial" w:hAnsi="Arial" w:cs="Arial"/>
-                <w:b/>
+                <w:color w:val="FF0000"/>
                 <w:shd w:val="clear" w:color="auto" w:fill="FFFFFF"/>
               </w:rPr>
               <w:t>[Age LH1]</w:t>
@@ -1656,13 +1604,13 @@
               <w:ind w:left="8"/>
               <w:rPr>
                 <w:rFonts w:ascii="Arial" w:hAnsi="Arial" w:cs="Arial"/>
-                <w:b/>
+                <w:color w:val="FF0000"/>
               </w:rPr>
             </w:pPr>
             <w:r>
               <w:rPr>
                 <w:rFonts w:ascii="Arial" w:hAnsi="Arial" w:cs="Arial"/>
-                <w:b/>
+                <w:color w:val="FF0000"/>
                 <w:shd w:val="clear" w:color="auto" w:fill="FFFFFF"/>
               </w:rPr>
               <w:t>[Relation LH1]</w:t>
@@ -1676,14 +1624,13 @@
         </w:trPr>
         <w:tc>
           <w:tcPr>
-            <w:tcW w:w="3262" w:type="dxa"/>
+            <w:tcW w:w="3670" w:type="dxa"/>
           </w:tcPr>
           <w:p>
             <w:pPr>
               <w:ind w:left="8"/>
               <w:rPr>
                 <w:rFonts w:ascii="Arial" w:eastAsia="Times New Roman" w:hAnsi="Arial" w:cs="Arial"/>
-                <w:b/>
               </w:rPr>
             </w:pPr>
           </w:p>
@@ -1692,27 +1639,24 @@
               <w:ind w:left="8"/>
               <w:rPr>
                 <w:rFonts w:ascii="Arial" w:hAnsi="Arial" w:cs="Arial"/>
-                <w:b/>
               </w:rPr>
             </w:pPr>
             <w:r>
               <w:rPr>
                 <w:rFonts w:ascii="Arial" w:eastAsia="Times New Roman" w:hAnsi="Arial" w:cs="Arial"/>
-                <w:b/>
               </w:rPr>
               <w:t>5</w:t>
             </w:r>
             <w:r>
               <w:rPr>
                 <w:rFonts w:ascii="Arial" w:eastAsia="Times New Roman" w:hAnsi="Arial" w:cs="Arial"/>
-                <w:b/>
               </w:rPr>
               <w:t xml:space="preserve">) </w:t>
             </w:r>
             <w:r>
               <w:rPr>
                 <w:rFonts w:ascii="Arial" w:hAnsi="Arial" w:cs="Arial"/>
-                <w:b/>
+                <w:color w:val="FF0000"/>
                 <w:shd w:val="clear" w:color="auto" w:fill="FFFFFF"/>
               </w:rPr>
               <w:t>[Name as per Aadhar LH2]</w:t>
@@ -1721,60 +1665,42 @@
         </w:tc>
         <w:tc>
           <w:tcPr>
-            <w:tcW w:w="3543" w:type="dxa"/>
+            <w:tcW w:w="3419" w:type="dxa"/>
           </w:tcPr>
           <w:p>
             <w:pPr>
               <w:ind w:left="8"/>
               <w:rPr>
                 <w:rFonts w:ascii="Arial" w:hAnsi="Arial" w:cs="Arial"/>
-                <w:b/>
-                <w:shd w:val="clear" w:color="auto" w:fill="FFFFFF"/>
+                <w:color w:val="FF0000"/>
               </w:rPr>
             </w:pPr>
             <w:r>
               <w:rPr>
                 <w:rFonts w:ascii="Arial" w:hAnsi="Arial" w:cs="Arial"/>
-                <w:b/>
+                <w:color w:val="FF0000"/>
                 <w:shd w:val="clear" w:color="auto" w:fill="FFFFFF"/>
               </w:rPr>
               <w:t>[Address LH2]</w:t>
-            </w:r>
-          </w:p>
-          <w:p>
-            <w:pPr>
-              <w:ind w:left="8"/>
-              <w:rPr>
-                <w:rFonts w:ascii="Arial" w:hAnsi="Arial" w:cs="Arial"/>
-                <w:b/>
-              </w:rPr>
-            </w:pPr>
-            <w:r>
-              <w:rPr>
-                <w:rFonts w:ascii="Arial" w:hAnsi="Arial" w:cs="Arial"/>
-                <w:b/>
-                <w:shd w:val="clear" w:color="auto" w:fill="FFFFFF"/>
-              </w:rPr>
-              <w:t>[Mobile No LH2]</w:t>
             </w:r>
           </w:p>
         </w:tc>
         <w:tc>
           <w:tcPr>
-            <w:tcW w:w="993" w:type="dxa"/>
+            <w:tcW w:w="709" w:type="dxa"/>
           </w:tcPr>
           <w:p>
             <w:pPr>
               <w:ind w:left="8"/>
               <w:rPr>
                 <w:rFonts w:ascii="Arial" w:hAnsi="Arial" w:cs="Arial"/>
-                <w:b/>
+                <w:color w:val="FF0000"/>
               </w:rPr>
             </w:pPr>
             <w:r>
               <w:rPr>
                 <w:rFonts w:ascii="Arial" w:hAnsi="Arial" w:cs="Arial"/>
-                <w:b/>
+                <w:color w:val="FF0000"/>
                 <w:shd w:val="clear" w:color="auto" w:fill="FFFFFF"/>
               </w:rPr>
               <w:t>[Age LH2]</w:t>
@@ -1790,13 +1716,13 @@
               <w:ind w:left="8"/>
               <w:rPr>
                 <w:rFonts w:ascii="Arial" w:hAnsi="Arial" w:cs="Arial"/>
-                <w:b/>
+                <w:color w:val="FF0000"/>
               </w:rPr>
             </w:pPr>
             <w:r>
               <w:rPr>
                 <w:rFonts w:ascii="Arial" w:hAnsi="Arial" w:cs="Arial"/>
-                <w:b/>
+                <w:color w:val="FF0000"/>
                 <w:shd w:val="clear" w:color="auto" w:fill="FFFFFF"/>
               </w:rPr>
               <w:t>[Relation LH2]</w:t>
@@ -1810,13 +1736,12 @@
         </w:trPr>
         <w:tc>
           <w:tcPr>
-            <w:tcW w:w="3262" w:type="dxa"/>
+            <w:tcW w:w="3670" w:type="dxa"/>
           </w:tcPr>
           <w:p>
             <w:pPr>
               <w:rPr>
                 <w:rFonts w:ascii="Arial" w:eastAsia="Times New Roman" w:hAnsi="Arial" w:cs="Arial"/>
-                <w:b/>
               </w:rPr>
             </w:pPr>
           </w:p>
@@ -1824,27 +1749,24 @@
             <w:pPr>
               <w:rPr>
                 <w:rFonts w:ascii="Arial" w:hAnsi="Arial" w:cs="Arial"/>
-                <w:b/>
               </w:rPr>
             </w:pPr>
             <w:r>
               <w:rPr>
                 <w:rFonts w:ascii="Arial" w:eastAsia="Times New Roman" w:hAnsi="Arial" w:cs="Arial"/>
-                <w:b/>
               </w:rPr>
               <w:t>6</w:t>
             </w:r>
             <w:r>
               <w:rPr>
                 <w:rFonts w:ascii="Arial" w:eastAsia="Times New Roman" w:hAnsi="Arial" w:cs="Arial"/>
-                <w:b/>
               </w:rPr>
               <w:t xml:space="preserve">) </w:t>
             </w:r>
             <w:r>
               <w:rPr>
                 <w:rFonts w:ascii="Arial" w:hAnsi="Arial" w:cs="Arial"/>
-                <w:b/>
+                <w:color w:val="FF0000"/>
                 <w:shd w:val="clear" w:color="auto" w:fill="FFFFFF"/>
               </w:rPr>
               <w:t>[Name as per Aadhar LH3]</w:t>
@@ -1853,58 +1775,41 @@
         </w:tc>
         <w:tc>
           <w:tcPr>
-            <w:tcW w:w="3543" w:type="dxa"/>
+            <w:tcW w:w="3419" w:type="dxa"/>
           </w:tcPr>
           <w:p>
             <w:pPr>
               <w:rPr>
                 <w:rFonts w:ascii="Arial" w:hAnsi="Arial" w:cs="Arial"/>
-                <w:b/>
-                <w:shd w:val="clear" w:color="auto" w:fill="FFFFFF"/>
+                <w:color w:val="FF0000"/>
               </w:rPr>
             </w:pPr>
             <w:r>
               <w:rPr>
                 <w:rFonts w:ascii="Arial" w:hAnsi="Arial" w:cs="Arial"/>
-                <w:b/>
+                <w:color w:val="FF0000"/>
                 <w:shd w:val="clear" w:color="auto" w:fill="FFFFFF"/>
               </w:rPr>
               <w:t>[Address LH3]</w:t>
-            </w:r>
-          </w:p>
-          <w:p>
-            <w:pPr>
-              <w:rPr>
-                <w:rFonts w:ascii="Arial" w:hAnsi="Arial" w:cs="Arial"/>
-                <w:b/>
-              </w:rPr>
-            </w:pPr>
-            <w:r>
-              <w:rPr>
-                <w:rFonts w:ascii="Arial" w:hAnsi="Arial" w:cs="Arial"/>
-                <w:b/>
-                <w:shd w:val="clear" w:color="auto" w:fill="FFFFFF"/>
-              </w:rPr>
-              <w:t>[Mobile No LH3]</w:t>
             </w:r>
           </w:p>
         </w:tc>
         <w:tc>
           <w:tcPr>
-            <w:tcW w:w="993" w:type="dxa"/>
+            <w:tcW w:w="709" w:type="dxa"/>
           </w:tcPr>
           <w:p>
             <w:pPr>
               <w:ind w:left="8"/>
               <w:rPr>
                 <w:rFonts w:ascii="Arial" w:hAnsi="Arial" w:cs="Arial"/>
-                <w:b/>
+                <w:color w:val="FF0000"/>
               </w:rPr>
             </w:pPr>
             <w:r>
               <w:rPr>
                 <w:rFonts w:ascii="Arial" w:hAnsi="Arial" w:cs="Arial"/>
-                <w:b/>
+                <w:color w:val="FF0000"/>
                 <w:shd w:val="clear" w:color="auto" w:fill="FFFFFF"/>
               </w:rPr>
               <w:t>[Age LH3]</w:t>
@@ -1920,13 +1825,13 @@
               <w:ind w:left="8"/>
               <w:rPr>
                 <w:rFonts w:ascii="Arial" w:hAnsi="Arial" w:cs="Arial"/>
-                <w:b/>
+                <w:color w:val="FF0000"/>
               </w:rPr>
             </w:pPr>
             <w:r>
               <w:rPr>
                 <w:rFonts w:ascii="Arial" w:hAnsi="Arial" w:cs="Arial"/>
-                <w:b/>
+                <w:color w:val="FF0000"/>
                 <w:shd w:val="clear" w:color="auto" w:fill="FFFFFF"/>
               </w:rPr>
               <w:t>[Relation LH3]</w:t>
@@ -1940,19 +1845,17 @@
         </w:trPr>
         <w:tc>
           <w:tcPr>
-            <w:tcW w:w="3262" w:type="dxa"/>
+            <w:tcW w:w="3670" w:type="dxa"/>
           </w:tcPr>
           <w:p>
             <w:pPr>
               <w:rPr>
                 <w:rFonts w:ascii="Arial" w:eastAsia="Times New Roman" w:hAnsi="Arial" w:cs="Arial"/>
-                <w:b/>
               </w:rPr>
             </w:pPr>
             <w:r>
               <w:rPr>
                 <w:rFonts w:ascii="Arial" w:eastAsia="Times New Roman" w:hAnsi="Arial" w:cs="Arial"/>
-                <w:b/>
               </w:rPr>
               <w:br/>
               <w:t>7</w:t>
@@ -1960,14 +1863,13 @@
             <w:r>
               <w:rPr>
                 <w:rFonts w:ascii="Arial" w:eastAsia="Times New Roman" w:hAnsi="Arial" w:cs="Arial"/>
-                <w:b/>
               </w:rPr>
               <w:t xml:space="preserve">) </w:t>
             </w:r>
             <w:r>
               <w:rPr>
                 <w:rFonts w:ascii="Arial" w:hAnsi="Arial" w:cs="Arial"/>
-                <w:b/>
+                <w:color w:val="FF0000"/>
                 <w:shd w:val="clear" w:color="auto" w:fill="FFFFFF"/>
               </w:rPr>
               <w:t>[Name as per Aadhar LH4]</w:t>
@@ -1976,58 +1878,41 @@
         </w:tc>
         <w:tc>
           <w:tcPr>
-            <w:tcW w:w="3543" w:type="dxa"/>
+            <w:tcW w:w="3419" w:type="dxa"/>
           </w:tcPr>
           <w:p>
             <w:pPr>
               <w:rPr>
                 <w:rFonts w:ascii="Arial" w:hAnsi="Arial" w:cs="Arial"/>
-                <w:b/>
-                <w:shd w:val="clear" w:color="auto" w:fill="FFFFFF"/>
+                <w:color w:val="FF0000"/>
               </w:rPr>
             </w:pPr>
             <w:r>
               <w:rPr>
                 <w:rFonts w:ascii="Arial" w:hAnsi="Arial" w:cs="Arial"/>
-                <w:b/>
+                <w:color w:val="FF0000"/>
                 <w:shd w:val="clear" w:color="auto" w:fill="FFFFFF"/>
               </w:rPr>
               <w:t>[Address LH4]</w:t>
-            </w:r>
-          </w:p>
-          <w:p>
-            <w:pPr>
-              <w:rPr>
-                <w:rFonts w:ascii="Arial" w:hAnsi="Arial" w:cs="Arial"/>
-                <w:b/>
-              </w:rPr>
-            </w:pPr>
-            <w:r>
-              <w:rPr>
-                <w:rFonts w:ascii="Arial" w:hAnsi="Arial" w:cs="Arial"/>
-                <w:b/>
-                <w:shd w:val="clear" w:color="auto" w:fill="FFFFFF"/>
-              </w:rPr>
-              <w:t>[Mobile No LH4]</w:t>
             </w:r>
           </w:p>
         </w:tc>
         <w:tc>
           <w:tcPr>
-            <w:tcW w:w="993" w:type="dxa"/>
+            <w:tcW w:w="709" w:type="dxa"/>
           </w:tcPr>
           <w:p>
             <w:pPr>
               <w:ind w:left="8"/>
               <w:rPr>
                 <w:rFonts w:ascii="Arial" w:hAnsi="Arial" w:cs="Arial"/>
-                <w:b/>
+                <w:color w:val="FF0000"/>
               </w:rPr>
             </w:pPr>
             <w:r>
               <w:rPr>
                 <w:rFonts w:ascii="Arial" w:hAnsi="Arial" w:cs="Arial"/>
-                <w:b/>
+                <w:color w:val="FF0000"/>
                 <w:shd w:val="clear" w:color="auto" w:fill="FFFFFF"/>
               </w:rPr>
               <w:t>[Age LH4]</w:t>
@@ -2043,13 +1928,13 @@
               <w:ind w:left="8"/>
               <w:rPr>
                 <w:rFonts w:ascii="Arial" w:hAnsi="Arial" w:cs="Arial"/>
-                <w:b/>
+                <w:color w:val="FF0000"/>
               </w:rPr>
             </w:pPr>
             <w:r>
               <w:rPr>
                 <w:rFonts w:ascii="Arial" w:hAnsi="Arial" w:cs="Arial"/>
-                <w:b/>
+                <w:color w:val="FF0000"/>
                 <w:shd w:val="clear" w:color="auto" w:fill="FFFFFF"/>
               </w:rPr>
               <w:t>[Relation LH4]</w:t>
@@ -2063,19 +1948,17 @@
         </w:trPr>
         <w:tc>
           <w:tcPr>
-            <w:tcW w:w="3262" w:type="dxa"/>
+            <w:tcW w:w="3670" w:type="dxa"/>
           </w:tcPr>
           <w:p>
             <w:pPr>
               <w:rPr>
                 <w:rFonts w:ascii="Arial" w:eastAsia="Times New Roman" w:hAnsi="Arial" w:cs="Arial"/>
-                <w:b/>
               </w:rPr>
             </w:pPr>
             <w:r>
               <w:rPr>
                 <w:rFonts w:ascii="Arial" w:eastAsia="Times New Roman" w:hAnsi="Arial" w:cs="Arial"/>
-                <w:b/>
               </w:rPr>
               <w:br/>
               <w:t>8</w:t>
@@ -2083,14 +1966,13 @@
             <w:r>
               <w:rPr>
                 <w:rFonts w:ascii="Arial" w:eastAsia="Times New Roman" w:hAnsi="Arial" w:cs="Arial"/>
-                <w:b/>
               </w:rPr>
               <w:t>)</w:t>
             </w:r>
             <w:r>
               <w:rPr>
                 <w:rFonts w:ascii="Arial" w:hAnsi="Arial" w:cs="Arial"/>
-                <w:b/>
+                <w:color w:val="FF0000"/>
                 <w:shd w:val="clear" w:color="auto" w:fill="FFFFFF"/>
               </w:rPr>
               <w:t xml:space="preserve"> [Name as per Aadhar LH5]</w:t>
@@ -2099,58 +1981,41 @@
         </w:tc>
         <w:tc>
           <w:tcPr>
-            <w:tcW w:w="3543" w:type="dxa"/>
+            <w:tcW w:w="3419" w:type="dxa"/>
           </w:tcPr>
           <w:p>
             <w:pPr>
               <w:rPr>
                 <w:rFonts w:ascii="Arial" w:hAnsi="Arial" w:cs="Arial"/>
-                <w:b/>
-                <w:shd w:val="clear" w:color="auto" w:fill="FFFFFF"/>
+                <w:color w:val="FF0000"/>
               </w:rPr>
             </w:pPr>
             <w:r>
               <w:rPr>
                 <w:rFonts w:ascii="Arial" w:hAnsi="Arial" w:cs="Arial"/>
-                <w:b/>
+                <w:color w:val="FF0000"/>
                 <w:shd w:val="clear" w:color="auto" w:fill="FFFFFF"/>
               </w:rPr>
               <w:t>[Address LH5]</w:t>
-            </w:r>
-          </w:p>
-          <w:p>
-            <w:pPr>
-              <w:rPr>
-                <w:rFonts w:ascii="Arial" w:hAnsi="Arial" w:cs="Arial"/>
-                <w:b/>
-              </w:rPr>
-            </w:pPr>
-            <w:r>
-              <w:rPr>
-                <w:rFonts w:ascii="Arial" w:hAnsi="Arial" w:cs="Arial"/>
-                <w:b/>
-                <w:shd w:val="clear" w:color="auto" w:fill="FFFFFF"/>
-              </w:rPr>
-              <w:t>[Mobile No LH5]</w:t>
             </w:r>
           </w:p>
         </w:tc>
         <w:tc>
           <w:tcPr>
-            <w:tcW w:w="993" w:type="dxa"/>
+            <w:tcW w:w="709" w:type="dxa"/>
           </w:tcPr>
           <w:p>
             <w:pPr>
               <w:ind w:left="8"/>
               <w:rPr>
                 <w:rFonts w:ascii="Arial" w:hAnsi="Arial" w:cs="Arial"/>
-                <w:b/>
+                <w:color w:val="FF0000"/>
               </w:rPr>
             </w:pPr>
             <w:r>
               <w:rPr>
                 <w:rFonts w:ascii="Arial" w:hAnsi="Arial" w:cs="Arial"/>
-                <w:b/>
+                <w:color w:val="FF0000"/>
                 <w:shd w:val="clear" w:color="auto" w:fill="FFFFFF"/>
               </w:rPr>
               <w:t>[Age LH5]</w:t>
@@ -2166,906 +2031,16 @@
               <w:ind w:left="8"/>
               <w:rPr>
                 <w:rFonts w:ascii="Arial" w:hAnsi="Arial" w:cs="Arial"/>
-                <w:b/>
+                <w:color w:val="FF0000"/>
               </w:rPr>
             </w:pPr>
             <w:r>
               <w:rPr>
                 <w:rFonts w:ascii="Arial" w:hAnsi="Arial" w:cs="Arial"/>
-                <w:b/>
+                <w:color w:val="FF0000"/>
                 <w:shd w:val="clear" w:color="auto" w:fill="FFFFFF"/>
               </w:rPr>
               <w:t>[Relation LH5]</w:t>
-            </w:r>
-          </w:p>
-        </w:tc>
-      </w:tr>
-      <w:tr>
-        <w:trPr>
-          <w:trHeight w:val="684"/>
-        </w:trPr>
-        <w:tc>
-          <w:tcPr>
-            <w:tcW w:w="3262" w:type="dxa"/>
-          </w:tcPr>
-          <w:p>
-            <w:pPr>
-              <w:rPr>
-                <w:rFonts w:ascii="Arial" w:eastAsia="Times New Roman" w:hAnsi="Arial" w:cs="Arial"/>
-                <w:b/>
-              </w:rPr>
-            </w:pPr>
-            <w:bookmarkStart w:id="0" w:name="_GoBack" w:colFirst="0" w:colLast="0"/>
-          </w:p>
-          <w:p>
-            <w:pPr>
-              <w:rPr>
-                <w:rFonts w:ascii="Arial" w:eastAsia="Times New Roman" w:hAnsi="Arial" w:cs="Arial"/>
-                <w:b/>
-              </w:rPr>
-            </w:pPr>
-            <w:r>
-              <w:rPr>
-                <w:rFonts w:ascii="Arial" w:eastAsia="Times New Roman" w:hAnsi="Arial" w:cs="Arial"/>
-                <w:b/>
-              </w:rPr>
-              <w:t xml:space="preserve">9) </w:t>
-            </w:r>
-            <w:r>
-              <w:rPr>
-                <w:rFonts w:ascii="Arial" w:hAnsi="Arial" w:cs="Arial"/>
-                <w:b/>
-                <w:shd w:val="clear" w:color="auto" w:fill="FFFFFF"/>
-              </w:rPr>
-              <w:t xml:space="preserve">[Name as per </w:t>
-            </w:r>
-            <w:proofErr w:type="spellStart"/>
-            <w:r>
-              <w:rPr>
-                <w:rFonts w:ascii="Arial" w:hAnsi="Arial" w:cs="Arial"/>
-                <w:b/>
-                <w:shd w:val="clear" w:color="auto" w:fill="FFFFFF"/>
-              </w:rPr>
-              <w:t>Aadhar</w:t>
-            </w:r>
-            <w:proofErr w:type="spellEnd"/>
-            <w:r>
-              <w:rPr>
-                <w:rFonts w:ascii="Arial" w:hAnsi="Arial" w:cs="Arial"/>
-                <w:b/>
-                <w:shd w:val="clear" w:color="auto" w:fill="FFFFFF"/>
-              </w:rPr>
-              <w:t xml:space="preserve"> LH6</w:t>
-            </w:r>
-            <w:r>
-              <w:rPr>
-                <w:rFonts w:ascii="Arial" w:hAnsi="Arial" w:cs="Arial"/>
-                <w:b/>
-                <w:shd w:val="clear" w:color="auto" w:fill="FFFFFF"/>
-              </w:rPr>
-              <w:t>]</w:t>
-            </w:r>
-          </w:p>
-        </w:tc>
-        <w:tc>
-          <w:tcPr>
-            <w:tcW w:w="3543" w:type="dxa"/>
-          </w:tcPr>
-          <w:p>
-            <w:pPr>
-              <w:rPr>
-                <w:rFonts w:ascii="Arial" w:hAnsi="Arial" w:cs="Arial"/>
-                <w:b/>
-                <w:shd w:val="clear" w:color="auto" w:fill="FFFFFF"/>
-              </w:rPr>
-            </w:pPr>
-            <w:r>
-              <w:rPr>
-                <w:rFonts w:ascii="Arial" w:hAnsi="Arial" w:cs="Arial"/>
-                <w:b/>
-                <w:shd w:val="clear" w:color="auto" w:fill="FFFFFF"/>
-              </w:rPr>
-              <w:t>[Address LH6</w:t>
-            </w:r>
-            <w:r>
-              <w:rPr>
-                <w:rFonts w:ascii="Arial" w:hAnsi="Arial" w:cs="Arial"/>
-                <w:b/>
-                <w:shd w:val="clear" w:color="auto" w:fill="FFFFFF"/>
-              </w:rPr>
-              <w:t>]</w:t>
-            </w:r>
-          </w:p>
-          <w:p>
-            <w:pPr>
-              <w:rPr>
-                <w:rFonts w:ascii="Arial" w:hAnsi="Arial" w:cs="Arial"/>
-                <w:b/>
-                <w:shd w:val="clear" w:color="auto" w:fill="FFFFFF"/>
-              </w:rPr>
-            </w:pPr>
-            <w:r>
-              <w:rPr>
-                <w:rFonts w:ascii="Arial" w:hAnsi="Arial" w:cs="Arial"/>
-                <w:b/>
-                <w:shd w:val="clear" w:color="auto" w:fill="FFFFFF"/>
-              </w:rPr>
-              <w:t>[Mobile No LH6]</w:t>
-            </w:r>
-          </w:p>
-        </w:tc>
-        <w:tc>
-          <w:tcPr>
-            <w:tcW w:w="993" w:type="dxa"/>
-          </w:tcPr>
-          <w:p>
-            <w:pPr>
-              <w:ind w:left="8"/>
-              <w:rPr>
-                <w:rFonts w:ascii="Arial" w:hAnsi="Arial" w:cs="Arial"/>
-                <w:b/>
-                <w:shd w:val="clear" w:color="auto" w:fill="FFFFFF"/>
-              </w:rPr>
-            </w:pPr>
-            <w:r>
-              <w:rPr>
-                <w:rFonts w:ascii="Arial" w:hAnsi="Arial" w:cs="Arial"/>
-                <w:b/>
-                <w:shd w:val="clear" w:color="auto" w:fill="FFFFFF"/>
-              </w:rPr>
-              <w:t>[Age LH6</w:t>
-            </w:r>
-            <w:r>
-              <w:rPr>
-                <w:rFonts w:ascii="Arial" w:hAnsi="Arial" w:cs="Arial"/>
-                <w:b/>
-                <w:shd w:val="clear" w:color="auto" w:fill="FFFFFF"/>
-              </w:rPr>
-              <w:t>]</w:t>
-            </w:r>
-          </w:p>
-        </w:tc>
-        <w:tc>
-          <w:tcPr>
-            <w:tcW w:w="1719" w:type="dxa"/>
-          </w:tcPr>
-          <w:p>
-            <w:pPr>
-              <w:ind w:left="8"/>
-              <w:rPr>
-                <w:rFonts w:ascii="Arial" w:hAnsi="Arial" w:cs="Arial"/>
-                <w:b/>
-                <w:shd w:val="clear" w:color="auto" w:fill="FFFFFF"/>
-              </w:rPr>
-            </w:pPr>
-            <w:r>
-              <w:rPr>
-                <w:rFonts w:ascii="Arial" w:hAnsi="Arial" w:cs="Arial"/>
-                <w:b/>
-                <w:shd w:val="clear" w:color="auto" w:fill="FFFFFF"/>
-              </w:rPr>
-              <w:t>[Relation LH6</w:t>
-            </w:r>
-            <w:r>
-              <w:rPr>
-                <w:rFonts w:ascii="Arial" w:hAnsi="Arial" w:cs="Arial"/>
-                <w:b/>
-                <w:shd w:val="clear" w:color="auto" w:fill="FFFFFF"/>
-              </w:rPr>
-              <w:t>]</w:t>
-            </w:r>
-          </w:p>
-        </w:tc>
-      </w:tr>
-      <w:bookmarkEnd w:id="0"/>
-      <w:tr>
-        <w:trPr>
-          <w:trHeight w:val="684"/>
-        </w:trPr>
-        <w:tc>
-          <w:tcPr>
-            <w:tcW w:w="3262" w:type="dxa"/>
-          </w:tcPr>
-          <w:p>
-            <w:pPr>
-              <w:rPr>
-                <w:rFonts w:ascii="Arial" w:eastAsia="Times New Roman" w:hAnsi="Arial" w:cs="Arial"/>
-                <w:b/>
-              </w:rPr>
-            </w:pPr>
-          </w:p>
-          <w:p>
-            <w:pPr>
-              <w:rPr>
-                <w:rFonts w:ascii="Arial" w:eastAsia="Times New Roman" w:hAnsi="Arial" w:cs="Arial"/>
-                <w:b/>
-              </w:rPr>
-            </w:pPr>
-            <w:r>
-              <w:rPr>
-                <w:rFonts w:ascii="Arial" w:eastAsia="Times New Roman" w:hAnsi="Arial" w:cs="Arial"/>
-                <w:b/>
-              </w:rPr>
-              <w:t xml:space="preserve">10) </w:t>
-            </w:r>
-            <w:r>
-              <w:rPr>
-                <w:rFonts w:ascii="Arial" w:hAnsi="Arial" w:cs="Arial"/>
-                <w:b/>
-                <w:shd w:val="clear" w:color="auto" w:fill="FFFFFF"/>
-              </w:rPr>
-              <w:t xml:space="preserve">[Name as per </w:t>
-            </w:r>
-            <w:proofErr w:type="spellStart"/>
-            <w:r>
-              <w:rPr>
-                <w:rFonts w:ascii="Arial" w:hAnsi="Arial" w:cs="Arial"/>
-                <w:b/>
-                <w:shd w:val="clear" w:color="auto" w:fill="FFFFFF"/>
-              </w:rPr>
-              <w:t>Aadhar</w:t>
-            </w:r>
-            <w:proofErr w:type="spellEnd"/>
-            <w:r>
-              <w:rPr>
-                <w:rFonts w:ascii="Arial" w:hAnsi="Arial" w:cs="Arial"/>
-                <w:b/>
-                <w:shd w:val="clear" w:color="auto" w:fill="FFFFFF"/>
-              </w:rPr>
-              <w:t xml:space="preserve"> LH7</w:t>
-            </w:r>
-            <w:r>
-              <w:rPr>
-                <w:rFonts w:ascii="Arial" w:hAnsi="Arial" w:cs="Arial"/>
-                <w:b/>
-                <w:shd w:val="clear" w:color="auto" w:fill="FFFFFF"/>
-              </w:rPr>
-              <w:t>]</w:t>
-            </w:r>
-          </w:p>
-        </w:tc>
-        <w:tc>
-          <w:tcPr>
-            <w:tcW w:w="3543" w:type="dxa"/>
-          </w:tcPr>
-          <w:p>
-            <w:pPr>
-              <w:rPr>
-                <w:rFonts w:ascii="Arial" w:hAnsi="Arial" w:cs="Arial"/>
-                <w:b/>
-                <w:shd w:val="clear" w:color="auto" w:fill="FFFFFF"/>
-              </w:rPr>
-            </w:pPr>
-            <w:r>
-              <w:rPr>
-                <w:rFonts w:ascii="Arial" w:hAnsi="Arial" w:cs="Arial"/>
-                <w:b/>
-                <w:shd w:val="clear" w:color="auto" w:fill="FFFFFF"/>
-              </w:rPr>
-              <w:t>[Address LH7</w:t>
-            </w:r>
-            <w:r>
-              <w:rPr>
-                <w:rFonts w:ascii="Arial" w:hAnsi="Arial" w:cs="Arial"/>
-                <w:b/>
-                <w:shd w:val="clear" w:color="auto" w:fill="FFFFFF"/>
-              </w:rPr>
-              <w:t>]</w:t>
-            </w:r>
-          </w:p>
-          <w:p>
-            <w:pPr>
-              <w:rPr>
-                <w:rFonts w:ascii="Arial" w:hAnsi="Arial" w:cs="Arial"/>
-                <w:b/>
-                <w:shd w:val="clear" w:color="auto" w:fill="FFFFFF"/>
-              </w:rPr>
-            </w:pPr>
-            <w:r>
-              <w:rPr>
-                <w:rFonts w:ascii="Arial" w:hAnsi="Arial" w:cs="Arial"/>
-                <w:b/>
-                <w:shd w:val="clear" w:color="auto" w:fill="FFFFFF"/>
-              </w:rPr>
-              <w:t>[Mobile No LH7]</w:t>
-            </w:r>
-          </w:p>
-        </w:tc>
-        <w:tc>
-          <w:tcPr>
-            <w:tcW w:w="993" w:type="dxa"/>
-          </w:tcPr>
-          <w:p>
-            <w:pPr>
-              <w:ind w:left="8"/>
-              <w:rPr>
-                <w:rFonts w:ascii="Arial" w:hAnsi="Arial" w:cs="Arial"/>
-                <w:b/>
-                <w:shd w:val="clear" w:color="auto" w:fill="FFFFFF"/>
-              </w:rPr>
-            </w:pPr>
-            <w:r>
-              <w:rPr>
-                <w:rFonts w:ascii="Arial" w:hAnsi="Arial" w:cs="Arial"/>
-                <w:b/>
-                <w:shd w:val="clear" w:color="auto" w:fill="FFFFFF"/>
-              </w:rPr>
-              <w:t>[Age LH7</w:t>
-            </w:r>
-            <w:r>
-              <w:rPr>
-                <w:rFonts w:ascii="Arial" w:hAnsi="Arial" w:cs="Arial"/>
-                <w:b/>
-                <w:shd w:val="clear" w:color="auto" w:fill="FFFFFF"/>
-              </w:rPr>
-              <w:t>]</w:t>
-            </w:r>
-          </w:p>
-        </w:tc>
-        <w:tc>
-          <w:tcPr>
-            <w:tcW w:w="1719" w:type="dxa"/>
-          </w:tcPr>
-          <w:p>
-            <w:pPr>
-              <w:ind w:left="8"/>
-              <w:rPr>
-                <w:rFonts w:ascii="Arial" w:hAnsi="Arial" w:cs="Arial"/>
-                <w:b/>
-                <w:shd w:val="clear" w:color="auto" w:fill="FFFFFF"/>
-              </w:rPr>
-            </w:pPr>
-            <w:r>
-              <w:rPr>
-                <w:rFonts w:ascii="Arial" w:hAnsi="Arial" w:cs="Arial"/>
-                <w:b/>
-                <w:shd w:val="clear" w:color="auto" w:fill="FFFFFF"/>
-              </w:rPr>
-              <w:t>[Relation LH7</w:t>
-            </w:r>
-            <w:r>
-              <w:rPr>
-                <w:rFonts w:ascii="Arial" w:hAnsi="Arial" w:cs="Arial"/>
-                <w:b/>
-                <w:shd w:val="clear" w:color="auto" w:fill="FFFFFF"/>
-              </w:rPr>
-              <w:t>]</w:t>
-            </w:r>
-          </w:p>
-        </w:tc>
-      </w:tr>
-      <w:tr>
-        <w:trPr>
-          <w:trHeight w:val="684"/>
-        </w:trPr>
-        <w:tc>
-          <w:tcPr>
-            <w:tcW w:w="3262" w:type="dxa"/>
-          </w:tcPr>
-          <w:p>
-            <w:pPr>
-              <w:rPr>
-                <w:rFonts w:ascii="Arial" w:eastAsia="Times New Roman" w:hAnsi="Arial" w:cs="Arial"/>
-                <w:b/>
-              </w:rPr>
-            </w:pPr>
-          </w:p>
-          <w:p>
-            <w:pPr>
-              <w:rPr>
-                <w:rFonts w:ascii="Arial" w:eastAsia="Times New Roman" w:hAnsi="Arial" w:cs="Arial"/>
-                <w:b/>
-              </w:rPr>
-            </w:pPr>
-            <w:r>
-              <w:rPr>
-                <w:rFonts w:ascii="Arial" w:eastAsia="Times New Roman" w:hAnsi="Arial" w:cs="Arial"/>
-                <w:b/>
-              </w:rPr>
-              <w:t xml:space="preserve">11) </w:t>
-            </w:r>
-            <w:r>
-              <w:rPr>
-                <w:rFonts w:ascii="Arial" w:hAnsi="Arial" w:cs="Arial"/>
-                <w:b/>
-                <w:shd w:val="clear" w:color="auto" w:fill="FFFFFF"/>
-              </w:rPr>
-              <w:t xml:space="preserve">[Name as per </w:t>
-            </w:r>
-            <w:proofErr w:type="spellStart"/>
-            <w:r>
-              <w:rPr>
-                <w:rFonts w:ascii="Arial" w:hAnsi="Arial" w:cs="Arial"/>
-                <w:b/>
-                <w:shd w:val="clear" w:color="auto" w:fill="FFFFFF"/>
-              </w:rPr>
-              <w:t>Aadhar</w:t>
-            </w:r>
-            <w:proofErr w:type="spellEnd"/>
-            <w:r>
-              <w:rPr>
-                <w:rFonts w:ascii="Arial" w:hAnsi="Arial" w:cs="Arial"/>
-                <w:b/>
-                <w:shd w:val="clear" w:color="auto" w:fill="FFFFFF"/>
-              </w:rPr>
-              <w:t xml:space="preserve"> LH8</w:t>
-            </w:r>
-            <w:r>
-              <w:rPr>
-                <w:rFonts w:ascii="Arial" w:hAnsi="Arial" w:cs="Arial"/>
-                <w:b/>
-                <w:shd w:val="clear" w:color="auto" w:fill="FFFFFF"/>
-              </w:rPr>
-              <w:t>]</w:t>
-            </w:r>
-          </w:p>
-        </w:tc>
-        <w:tc>
-          <w:tcPr>
-            <w:tcW w:w="3543" w:type="dxa"/>
-          </w:tcPr>
-          <w:p>
-            <w:pPr>
-              <w:rPr>
-                <w:rFonts w:ascii="Arial" w:hAnsi="Arial" w:cs="Arial"/>
-                <w:b/>
-                <w:shd w:val="clear" w:color="auto" w:fill="FFFFFF"/>
-              </w:rPr>
-            </w:pPr>
-            <w:r>
-              <w:rPr>
-                <w:rFonts w:ascii="Arial" w:hAnsi="Arial" w:cs="Arial"/>
-                <w:b/>
-                <w:shd w:val="clear" w:color="auto" w:fill="FFFFFF"/>
-              </w:rPr>
-              <w:t>[Address LH8</w:t>
-            </w:r>
-            <w:r>
-              <w:rPr>
-                <w:rFonts w:ascii="Arial" w:hAnsi="Arial" w:cs="Arial"/>
-                <w:b/>
-                <w:shd w:val="clear" w:color="auto" w:fill="FFFFFF"/>
-              </w:rPr>
-              <w:t>]</w:t>
-            </w:r>
-          </w:p>
-          <w:p>
-            <w:pPr>
-              <w:rPr>
-                <w:rFonts w:ascii="Arial" w:hAnsi="Arial" w:cs="Arial"/>
-                <w:b/>
-                <w:shd w:val="clear" w:color="auto" w:fill="FFFFFF"/>
-              </w:rPr>
-            </w:pPr>
-            <w:r>
-              <w:rPr>
-                <w:rFonts w:ascii="Arial" w:hAnsi="Arial" w:cs="Arial"/>
-                <w:b/>
-                <w:shd w:val="clear" w:color="auto" w:fill="FFFFFF"/>
-              </w:rPr>
-              <w:t>[Mobile No LH8]</w:t>
-            </w:r>
-          </w:p>
-        </w:tc>
-        <w:tc>
-          <w:tcPr>
-            <w:tcW w:w="993" w:type="dxa"/>
-          </w:tcPr>
-          <w:p>
-            <w:pPr>
-              <w:ind w:left="8"/>
-              <w:rPr>
-                <w:rFonts w:ascii="Arial" w:hAnsi="Arial" w:cs="Arial"/>
-                <w:b/>
-                <w:shd w:val="clear" w:color="auto" w:fill="FFFFFF"/>
-              </w:rPr>
-            </w:pPr>
-            <w:r>
-              <w:rPr>
-                <w:rFonts w:ascii="Arial" w:hAnsi="Arial" w:cs="Arial"/>
-                <w:b/>
-                <w:shd w:val="clear" w:color="auto" w:fill="FFFFFF"/>
-              </w:rPr>
-              <w:t>[Age LH8</w:t>
-            </w:r>
-            <w:r>
-              <w:rPr>
-                <w:rFonts w:ascii="Arial" w:hAnsi="Arial" w:cs="Arial"/>
-                <w:b/>
-                <w:shd w:val="clear" w:color="auto" w:fill="FFFFFF"/>
-              </w:rPr>
-              <w:t>]</w:t>
-            </w:r>
-          </w:p>
-        </w:tc>
-        <w:tc>
-          <w:tcPr>
-            <w:tcW w:w="1719" w:type="dxa"/>
-          </w:tcPr>
-          <w:p>
-            <w:pPr>
-              <w:ind w:left="8"/>
-              <w:rPr>
-                <w:rFonts w:ascii="Arial" w:hAnsi="Arial" w:cs="Arial"/>
-                <w:b/>
-                <w:shd w:val="clear" w:color="auto" w:fill="FFFFFF"/>
-              </w:rPr>
-            </w:pPr>
-            <w:r>
-              <w:rPr>
-                <w:rFonts w:ascii="Arial" w:hAnsi="Arial" w:cs="Arial"/>
-                <w:b/>
-                <w:shd w:val="clear" w:color="auto" w:fill="FFFFFF"/>
-              </w:rPr>
-              <w:t>[Relation LH</w:t>
-            </w:r>
-            <w:r>
-              <w:rPr>
-                <w:rFonts w:ascii="Arial" w:hAnsi="Arial" w:cs="Arial"/>
-                <w:b/>
-                <w:shd w:val="clear" w:color="auto" w:fill="FFFFFF"/>
-              </w:rPr>
-              <w:t>8</w:t>
-            </w:r>
-            <w:r>
-              <w:rPr>
-                <w:rFonts w:ascii="Arial" w:hAnsi="Arial" w:cs="Arial"/>
-                <w:b/>
-                <w:shd w:val="clear" w:color="auto" w:fill="FFFFFF"/>
-              </w:rPr>
-              <w:t>]</w:t>
-            </w:r>
-          </w:p>
-        </w:tc>
-      </w:tr>
-      <w:tr>
-        <w:trPr>
-          <w:trHeight w:val="684"/>
-        </w:trPr>
-        <w:tc>
-          <w:tcPr>
-            <w:tcW w:w="3262" w:type="dxa"/>
-          </w:tcPr>
-          <w:p>
-            <w:pPr>
-              <w:rPr>
-                <w:rFonts w:ascii="Arial" w:eastAsia="Times New Roman" w:hAnsi="Arial" w:cs="Arial"/>
-                <w:b/>
-              </w:rPr>
-            </w:pPr>
-          </w:p>
-          <w:p>
-            <w:pPr>
-              <w:rPr>
-                <w:rFonts w:ascii="Arial" w:eastAsia="Times New Roman" w:hAnsi="Arial" w:cs="Arial"/>
-                <w:b/>
-              </w:rPr>
-            </w:pPr>
-            <w:r>
-              <w:rPr>
-                <w:rFonts w:ascii="Arial" w:eastAsia="Times New Roman" w:hAnsi="Arial" w:cs="Arial"/>
-                <w:b/>
-              </w:rPr>
-              <w:t xml:space="preserve">12) </w:t>
-            </w:r>
-            <w:r>
-              <w:rPr>
-                <w:rFonts w:ascii="Arial" w:hAnsi="Arial" w:cs="Arial"/>
-                <w:b/>
-                <w:shd w:val="clear" w:color="auto" w:fill="FFFFFF"/>
-              </w:rPr>
-              <w:t xml:space="preserve">[Name as per </w:t>
-            </w:r>
-            <w:proofErr w:type="spellStart"/>
-            <w:r>
-              <w:rPr>
-                <w:rFonts w:ascii="Arial" w:hAnsi="Arial" w:cs="Arial"/>
-                <w:b/>
-                <w:shd w:val="clear" w:color="auto" w:fill="FFFFFF"/>
-              </w:rPr>
-              <w:t>Aadhar</w:t>
-            </w:r>
-            <w:proofErr w:type="spellEnd"/>
-            <w:r>
-              <w:rPr>
-                <w:rFonts w:ascii="Arial" w:hAnsi="Arial" w:cs="Arial"/>
-                <w:b/>
-                <w:shd w:val="clear" w:color="auto" w:fill="FFFFFF"/>
-              </w:rPr>
-              <w:t xml:space="preserve"> LH9</w:t>
-            </w:r>
-            <w:r>
-              <w:rPr>
-                <w:rFonts w:ascii="Arial" w:hAnsi="Arial" w:cs="Arial"/>
-                <w:b/>
-                <w:shd w:val="clear" w:color="auto" w:fill="FFFFFF"/>
-              </w:rPr>
-              <w:t>]</w:t>
-            </w:r>
-          </w:p>
-        </w:tc>
-        <w:tc>
-          <w:tcPr>
-            <w:tcW w:w="3543" w:type="dxa"/>
-          </w:tcPr>
-          <w:p>
-            <w:pPr>
-              <w:rPr>
-                <w:rFonts w:ascii="Arial" w:hAnsi="Arial" w:cs="Arial"/>
-                <w:b/>
-                <w:shd w:val="clear" w:color="auto" w:fill="FFFFFF"/>
-              </w:rPr>
-            </w:pPr>
-            <w:r>
-              <w:rPr>
-                <w:rFonts w:ascii="Arial" w:hAnsi="Arial" w:cs="Arial"/>
-                <w:b/>
-                <w:shd w:val="clear" w:color="auto" w:fill="FFFFFF"/>
-              </w:rPr>
-              <w:t>[Address LH9</w:t>
-            </w:r>
-            <w:r>
-              <w:rPr>
-                <w:rFonts w:ascii="Arial" w:hAnsi="Arial" w:cs="Arial"/>
-                <w:b/>
-                <w:shd w:val="clear" w:color="auto" w:fill="FFFFFF"/>
-              </w:rPr>
-              <w:t>]</w:t>
-            </w:r>
-          </w:p>
-          <w:p>
-            <w:pPr>
-              <w:rPr>
-                <w:rFonts w:ascii="Arial" w:hAnsi="Arial" w:cs="Arial"/>
-                <w:b/>
-                <w:shd w:val="clear" w:color="auto" w:fill="FFFFFF"/>
-              </w:rPr>
-            </w:pPr>
-            <w:r>
-              <w:rPr>
-                <w:rFonts w:ascii="Arial" w:hAnsi="Arial" w:cs="Arial"/>
-                <w:b/>
-                <w:shd w:val="clear" w:color="auto" w:fill="FFFFFF"/>
-              </w:rPr>
-              <w:t>[Mobile No LH9]</w:t>
-            </w:r>
-          </w:p>
-        </w:tc>
-        <w:tc>
-          <w:tcPr>
-            <w:tcW w:w="993" w:type="dxa"/>
-          </w:tcPr>
-          <w:p>
-            <w:pPr>
-              <w:ind w:left="8"/>
-              <w:rPr>
-                <w:rFonts w:ascii="Arial" w:hAnsi="Arial" w:cs="Arial"/>
-                <w:b/>
-                <w:shd w:val="clear" w:color="auto" w:fill="FFFFFF"/>
-              </w:rPr>
-            </w:pPr>
-            <w:r>
-              <w:rPr>
-                <w:rFonts w:ascii="Arial" w:hAnsi="Arial" w:cs="Arial"/>
-                <w:b/>
-                <w:shd w:val="clear" w:color="auto" w:fill="FFFFFF"/>
-              </w:rPr>
-              <w:t>[Age LH9</w:t>
-            </w:r>
-            <w:r>
-              <w:rPr>
-                <w:rFonts w:ascii="Arial" w:hAnsi="Arial" w:cs="Arial"/>
-                <w:b/>
-                <w:shd w:val="clear" w:color="auto" w:fill="FFFFFF"/>
-              </w:rPr>
-              <w:t>]</w:t>
-            </w:r>
-          </w:p>
-        </w:tc>
-        <w:tc>
-          <w:tcPr>
-            <w:tcW w:w="1719" w:type="dxa"/>
-          </w:tcPr>
-          <w:p>
-            <w:pPr>
-              <w:ind w:left="8"/>
-              <w:rPr>
-                <w:rFonts w:ascii="Arial" w:hAnsi="Arial" w:cs="Arial"/>
-                <w:b/>
-                <w:shd w:val="clear" w:color="auto" w:fill="FFFFFF"/>
-              </w:rPr>
-            </w:pPr>
-            <w:r>
-              <w:rPr>
-                <w:rFonts w:ascii="Arial" w:hAnsi="Arial" w:cs="Arial"/>
-                <w:b/>
-                <w:shd w:val="clear" w:color="auto" w:fill="FFFFFF"/>
-              </w:rPr>
-              <w:t>[Relation LH9</w:t>
-            </w:r>
-            <w:r>
-              <w:rPr>
-                <w:rFonts w:ascii="Arial" w:hAnsi="Arial" w:cs="Arial"/>
-                <w:b/>
-                <w:shd w:val="clear" w:color="auto" w:fill="FFFFFF"/>
-              </w:rPr>
-              <w:t>]</w:t>
-            </w:r>
-          </w:p>
-        </w:tc>
-      </w:tr>
-      <w:tr>
-        <w:trPr>
-          <w:trHeight w:val="684"/>
-        </w:trPr>
-        <w:tc>
-          <w:tcPr>
-            <w:tcW w:w="3262" w:type="dxa"/>
-          </w:tcPr>
-          <w:p>
-            <w:pPr>
-              <w:rPr>
-                <w:rFonts w:ascii="Arial" w:eastAsia="Times New Roman" w:hAnsi="Arial" w:cs="Arial"/>
-                <w:b/>
-              </w:rPr>
-            </w:pPr>
-          </w:p>
-          <w:p>
-            <w:pPr>
-              <w:rPr>
-                <w:rFonts w:ascii="Arial" w:eastAsia="Times New Roman" w:hAnsi="Arial" w:cs="Arial"/>
-                <w:b/>
-              </w:rPr>
-            </w:pPr>
-            <w:r>
-              <w:rPr>
-                <w:rFonts w:ascii="Arial" w:eastAsia="Times New Roman" w:hAnsi="Arial" w:cs="Arial"/>
-                <w:b/>
-              </w:rPr>
-              <w:t xml:space="preserve">13) </w:t>
-            </w:r>
-            <w:r>
-              <w:rPr>
-                <w:rFonts w:ascii="Arial" w:hAnsi="Arial" w:cs="Arial"/>
-                <w:b/>
-                <w:shd w:val="clear" w:color="auto" w:fill="FFFFFF"/>
-              </w:rPr>
-              <w:t xml:space="preserve">[Name as per </w:t>
-            </w:r>
-            <w:proofErr w:type="spellStart"/>
-            <w:r>
-              <w:rPr>
-                <w:rFonts w:ascii="Arial" w:hAnsi="Arial" w:cs="Arial"/>
-                <w:b/>
-                <w:shd w:val="clear" w:color="auto" w:fill="FFFFFF"/>
-              </w:rPr>
-              <w:t>Aadhar</w:t>
-            </w:r>
-            <w:proofErr w:type="spellEnd"/>
-            <w:r>
-              <w:rPr>
-                <w:rFonts w:ascii="Arial" w:hAnsi="Arial" w:cs="Arial"/>
-                <w:b/>
-                <w:shd w:val="clear" w:color="auto" w:fill="FFFFFF"/>
-              </w:rPr>
-              <w:t xml:space="preserve"> LH10</w:t>
-            </w:r>
-            <w:r>
-              <w:rPr>
-                <w:rFonts w:ascii="Arial" w:hAnsi="Arial" w:cs="Arial"/>
-                <w:b/>
-                <w:shd w:val="clear" w:color="auto" w:fill="FFFFFF"/>
-              </w:rPr>
-              <w:t>]</w:t>
-            </w:r>
-          </w:p>
-        </w:tc>
-        <w:tc>
-          <w:tcPr>
-            <w:tcW w:w="3543" w:type="dxa"/>
-          </w:tcPr>
-          <w:p>
-            <w:pPr>
-              <w:rPr>
-                <w:rFonts w:ascii="Arial" w:hAnsi="Arial" w:cs="Arial"/>
-                <w:b/>
-                <w:shd w:val="clear" w:color="auto" w:fill="FFFFFF"/>
-              </w:rPr>
-            </w:pPr>
-            <w:r>
-              <w:rPr>
-                <w:rFonts w:ascii="Arial" w:hAnsi="Arial" w:cs="Arial"/>
-                <w:b/>
-                <w:shd w:val="clear" w:color="auto" w:fill="FFFFFF"/>
-              </w:rPr>
-              <w:t>[Address LH10</w:t>
-            </w:r>
-            <w:r>
-              <w:rPr>
-                <w:rFonts w:ascii="Arial" w:hAnsi="Arial" w:cs="Arial"/>
-                <w:b/>
-                <w:shd w:val="clear" w:color="auto" w:fill="FFFFFF"/>
-              </w:rPr>
-              <w:t>]</w:t>
-            </w:r>
-          </w:p>
-          <w:p>
-            <w:pPr>
-              <w:rPr>
-                <w:rFonts w:ascii="Arial" w:hAnsi="Arial" w:cs="Arial"/>
-                <w:b/>
-                <w:shd w:val="clear" w:color="auto" w:fill="FFFFFF"/>
-              </w:rPr>
-            </w:pPr>
-            <w:r>
-              <w:rPr>
-                <w:rFonts w:ascii="Arial" w:hAnsi="Arial" w:cs="Arial"/>
-                <w:b/>
-                <w:shd w:val="clear" w:color="auto" w:fill="FFFFFF"/>
-              </w:rPr>
-              <w:t>[Mobile No LH10]</w:t>
-            </w:r>
-          </w:p>
-        </w:tc>
-        <w:tc>
-          <w:tcPr>
-            <w:tcW w:w="993" w:type="dxa"/>
-          </w:tcPr>
-          <w:p>
-            <w:pPr>
-              <w:ind w:left="8"/>
-              <w:rPr>
-                <w:rFonts w:ascii="Arial" w:hAnsi="Arial" w:cs="Arial"/>
-                <w:b/>
-                <w:shd w:val="clear" w:color="auto" w:fill="FFFFFF"/>
-              </w:rPr>
-            </w:pPr>
-            <w:r>
-              <w:rPr>
-                <w:rFonts w:ascii="Arial" w:hAnsi="Arial" w:cs="Arial"/>
-                <w:b/>
-                <w:shd w:val="clear" w:color="auto" w:fill="FFFFFF"/>
-              </w:rPr>
-              <w:t>[Age LH10</w:t>
-            </w:r>
-            <w:r>
-              <w:rPr>
-                <w:rFonts w:ascii="Arial" w:hAnsi="Arial" w:cs="Arial"/>
-                <w:b/>
-                <w:shd w:val="clear" w:color="auto" w:fill="FFFFFF"/>
-              </w:rPr>
-              <w:t>]</w:t>
-            </w:r>
-          </w:p>
-        </w:tc>
-        <w:tc>
-          <w:tcPr>
-            <w:tcW w:w="1719" w:type="dxa"/>
-          </w:tcPr>
-          <w:p>
-            <w:pPr>
-              <w:ind w:left="8"/>
-              <w:rPr>
-                <w:rFonts w:ascii="Arial" w:hAnsi="Arial" w:cs="Arial"/>
-                <w:b/>
-                <w:shd w:val="clear" w:color="auto" w:fill="FFFFFF"/>
-              </w:rPr>
-            </w:pPr>
-            <w:r>
-              <w:rPr>
-                <w:rFonts w:ascii="Arial" w:hAnsi="Arial" w:cs="Arial"/>
-                <w:b/>
-                <w:shd w:val="clear" w:color="auto" w:fill="FFFFFF"/>
-              </w:rPr>
-              <w:t>[Relation LH10</w:t>
-            </w:r>
-            <w:r>
-              <w:rPr>
-                <w:rFonts w:ascii="Arial" w:hAnsi="Arial" w:cs="Arial"/>
-                <w:b/>
-                <w:shd w:val="clear" w:color="auto" w:fill="FFFFFF"/>
-              </w:rPr>
-              <w:t>]</w:t>
             </w:r>
           </w:p>
         </w:tc>
@@ -3211,6 +2186,7 @@
         <w:rPr>
           <w:rFonts w:ascii="Arial" w:eastAsia="Times New Roman" w:hAnsi="Arial" w:cs="Arial"/>
         </w:rPr>
+        <w:lastRenderedPageBreak/>
         <w:tab/>
       </w:r>
       <w:r>
@@ -3614,7 +2590,7 @@
         </w:rPr>
         <w:t>------------------------</w:t>
       </w:r>
-      <w:bookmarkStart w:id="1" w:name="_Hlk169258738"/>
+      <w:bookmarkStart w:id="0" w:name="_Hlk169258738"/>
       <w:r>
         <w:rPr>
           <w:rFonts w:ascii="Arial" w:eastAsia="Times New Roman" w:hAnsi="Arial" w:cs="Arial"/>
@@ -3624,7 +2600,7 @@
         </w:rPr>
         <w:t>-------</w:t>
       </w:r>
-      <w:bookmarkEnd w:id="1"/>
+      <w:bookmarkEnd w:id="0"/>
       <w:r>
         <w:rPr>
           <w:rFonts w:ascii="Arial" w:eastAsia="Times New Roman" w:hAnsi="Arial" w:cs="Arial"/>
@@ -3957,7 +2933,7 @@
 </file>
 
 <file path=word/endnotes.xml><?xml version="1.0" encoding="utf-8"?>
-<w:endnotes xmlns:wpc="http://schemas.microsoft.com/office/word/2010/wordprocessingCanvas" xmlns:cx="http://schemas.microsoft.com/office/drawing/2014/chartex" xmlns:mc="http://schemas.openxmlformats.org/markup-compatibility/2006" xmlns:o="urn:schemas-microsoft-com:office:office" xmlns:r="http://schemas.openxmlformats.org/officeDocument/2006/relationships" xmlns:m="http://schemas.openxmlformats.org/officeDocument/2006/math" xmlns:v="urn:schemas-microsoft-com:vml" xmlns:wp14="http://schemas.microsoft.com/office/word/2010/wordprocessingDrawing" xmlns:wp="http://schemas.openxmlformats.org/drawingml/2006/wordprocessingDrawing" xmlns:w10="urn:schemas-microsoft-com:office:word" xmlns:w="http://schemas.openxmlformats.org/wordprocessingml/2006/main" xmlns:w14="http://schemas.microsoft.com/office/word/2010/wordml" xmlns:w15="http://schemas.microsoft.com/office/word/2012/wordml" xmlns:w16se="http://schemas.microsoft.com/office/word/2015/wordml/symex" xmlns:wpg="http://schemas.microsoft.com/office/word/2010/wordprocessingGroup" xmlns:wpi="http://schemas.microsoft.com/office/word/2010/wordprocessingInk" xmlns:wne="http://schemas.microsoft.com/office/word/2006/wordml" xmlns:wps="http://schemas.microsoft.com/office/word/2010/wordprocessingShape" mc:Ignorable="w14 w15 w16se wp14">
+<w:endnotes xmlns:wpc="http://schemas.microsoft.com/office/word/2010/wordprocessingCanvas" xmlns:cx="http://schemas.microsoft.com/office/drawing/2014/chartex" xmlns:cx1="http://schemas.microsoft.com/office/drawing/2015/9/8/chartex" xmlns:cx2="http://schemas.microsoft.com/office/drawing/2015/10/21/chartex" xmlns:cx3="http://schemas.microsoft.com/office/drawing/2016/5/9/chartex" xmlns:cx4="http://schemas.microsoft.com/office/drawing/2016/5/10/chartex" xmlns:cx5="http://schemas.microsoft.com/office/drawing/2016/5/11/chartex" xmlns:cx6="http://schemas.microsoft.com/office/drawing/2016/5/12/chartex" xmlns:cx7="http://schemas.microsoft.com/office/drawing/2016/5/13/chartex" xmlns:cx8="http://schemas.microsoft.com/office/drawing/2016/5/14/chartex" xmlns:mc="http://schemas.openxmlformats.org/markup-compatibility/2006" xmlns:aink="http://schemas.microsoft.com/office/drawing/2016/ink" xmlns:am3d="http://schemas.microsoft.com/office/drawing/2017/model3d" xmlns:o="urn:schemas-microsoft-com:office:office" xmlns:oel="http://schemas.microsoft.com/office/2019/extlst" xmlns:r="http://schemas.openxmlformats.org/officeDocument/2006/relationships" xmlns:m="http://schemas.openxmlformats.org/officeDocument/2006/math" xmlns:v="urn:schemas-microsoft-com:vml" xmlns:wp14="http://schemas.microsoft.com/office/word/2010/wordprocessingDrawing" xmlns:wp="http://schemas.openxmlformats.org/drawingml/2006/wordprocessingDrawing" xmlns:w10="urn:schemas-microsoft-com:office:word" xmlns:w="http://schemas.openxmlformats.org/wordprocessingml/2006/main" xmlns:w14="http://schemas.microsoft.com/office/word/2010/wordml" xmlns:w15="http://schemas.microsoft.com/office/word/2012/wordml" xmlns:w16cex="http://schemas.microsoft.com/office/word/2018/wordml/cex" xmlns:w16cid="http://schemas.microsoft.com/office/word/2016/wordml/cid" xmlns:w16="http://schemas.microsoft.com/office/word/2018/wordml" xmlns:w16sdtdh="http://schemas.microsoft.com/office/word/2020/wordml/sdtdatahash" xmlns:w16se="http://schemas.microsoft.com/office/word/2015/wordml/symex" xmlns:wpg="http://schemas.microsoft.com/office/word/2010/wordprocessingGroup" xmlns:wpi="http://schemas.microsoft.com/office/word/2010/wordprocessingInk" xmlns:wne="http://schemas.microsoft.com/office/word/2006/wordml" xmlns:wps="http://schemas.microsoft.com/office/word/2010/wordprocessingShape" mc:Ignorable="w14 w15 w16se w16cid w16 w16cex w16sdtdh wp14">
   <w:endnote w:type="separator" w:id="-1">
     <w:p>
       <w:pPr>
@@ -3982,7 +2958,7 @@
 </file>
 
 <file path=word/footer1.xml><?xml version="1.0" encoding="utf-8"?>
-<w:ftr xmlns:wpc="http://schemas.microsoft.com/office/word/2010/wordprocessingCanvas" xmlns:cx="http://schemas.microsoft.com/office/drawing/2014/chartex" xmlns:mc="http://schemas.openxmlformats.org/markup-compatibility/2006" xmlns:o="urn:schemas-microsoft-com:office:office" xmlns:r="http://schemas.openxmlformats.org/officeDocument/2006/relationships" xmlns:m="http://schemas.openxmlformats.org/officeDocument/2006/math" xmlns:v="urn:schemas-microsoft-com:vml" xmlns:wp14="http://schemas.microsoft.com/office/word/2010/wordprocessingDrawing" xmlns:wp="http://schemas.openxmlformats.org/drawingml/2006/wordprocessingDrawing" xmlns:w10="urn:schemas-microsoft-com:office:word" xmlns:w="http://schemas.openxmlformats.org/wordprocessingml/2006/main" xmlns:w14="http://schemas.microsoft.com/office/word/2010/wordml" xmlns:w15="http://schemas.microsoft.com/office/word/2012/wordml" xmlns:w16se="http://schemas.microsoft.com/office/word/2015/wordml/symex" xmlns:wpg="http://schemas.microsoft.com/office/word/2010/wordprocessingGroup" xmlns:wpi="http://schemas.microsoft.com/office/word/2010/wordprocessingInk" xmlns:wne="http://schemas.microsoft.com/office/word/2006/wordml" xmlns:wps="http://schemas.microsoft.com/office/word/2010/wordprocessingShape" mc:Ignorable="w14 w15 w16se wp14">
+<w:ftr xmlns:wpc="http://schemas.microsoft.com/office/word/2010/wordprocessingCanvas" xmlns:cx="http://schemas.microsoft.com/office/drawing/2014/chartex" xmlns:cx1="http://schemas.microsoft.com/office/drawing/2015/9/8/chartex" xmlns:cx2="http://schemas.microsoft.com/office/drawing/2015/10/21/chartex" xmlns:cx3="http://schemas.microsoft.com/office/drawing/2016/5/9/chartex" xmlns:cx4="http://schemas.microsoft.com/office/drawing/2016/5/10/chartex" xmlns:cx5="http://schemas.microsoft.com/office/drawing/2016/5/11/chartex" xmlns:cx6="http://schemas.microsoft.com/office/drawing/2016/5/12/chartex" xmlns:cx7="http://schemas.microsoft.com/office/drawing/2016/5/13/chartex" xmlns:cx8="http://schemas.microsoft.com/office/drawing/2016/5/14/chartex" xmlns:mc="http://schemas.openxmlformats.org/markup-compatibility/2006" xmlns:aink="http://schemas.microsoft.com/office/drawing/2016/ink" xmlns:am3d="http://schemas.microsoft.com/office/drawing/2017/model3d" xmlns:o="urn:schemas-microsoft-com:office:office" xmlns:oel="http://schemas.microsoft.com/office/2019/extlst" xmlns:r="http://schemas.openxmlformats.org/officeDocument/2006/relationships" xmlns:m="http://schemas.openxmlformats.org/officeDocument/2006/math" xmlns:v="urn:schemas-microsoft-com:vml" xmlns:wp14="http://schemas.microsoft.com/office/word/2010/wordprocessingDrawing" xmlns:wp="http://schemas.openxmlformats.org/drawingml/2006/wordprocessingDrawing" xmlns:w10="urn:schemas-microsoft-com:office:word" xmlns:w="http://schemas.openxmlformats.org/wordprocessingml/2006/main" xmlns:w14="http://schemas.microsoft.com/office/word/2010/wordml" xmlns:w15="http://schemas.microsoft.com/office/word/2012/wordml" xmlns:w16cex="http://schemas.microsoft.com/office/word/2018/wordml/cex" xmlns:w16cid="http://schemas.microsoft.com/office/word/2016/wordml/cid" xmlns:w16="http://schemas.microsoft.com/office/word/2018/wordml" xmlns:w16sdtdh="http://schemas.microsoft.com/office/word/2020/wordml/sdtdatahash" xmlns:w16se="http://schemas.microsoft.com/office/word/2015/wordml/symex" xmlns:wpg="http://schemas.microsoft.com/office/word/2010/wordprocessingGroup" xmlns:wpi="http://schemas.microsoft.com/office/word/2010/wordprocessingInk" xmlns:wne="http://schemas.microsoft.com/office/word/2006/wordml" xmlns:wps="http://schemas.microsoft.com/office/word/2010/wordprocessingShape" mc:Ignorable="w14 w15 w16se w16cid w16 w16cex w16sdtdh wp14">
   <w:p>
     <w:pPr>
       <w:pStyle w:val="Footer"/>
@@ -4003,7 +2979,7 @@
 </file>
 
 <file path=word/footnotes.xml><?xml version="1.0" encoding="utf-8"?>
-<w:footnotes xmlns:wpc="http://schemas.microsoft.com/office/word/2010/wordprocessingCanvas" xmlns:cx="http://schemas.microsoft.com/office/drawing/2014/chartex" xmlns:mc="http://schemas.openxmlformats.org/markup-compatibility/2006" xmlns:o="urn:schemas-microsoft-com:office:office" xmlns:r="http://schemas.openxmlformats.org/officeDocument/2006/relationships" xmlns:m="http://schemas.openxmlformats.org/officeDocument/2006/math" xmlns:v="urn:schemas-microsoft-com:vml" xmlns:wp14="http://schemas.microsoft.com/office/word/2010/wordprocessingDrawing" xmlns:wp="http://schemas.openxmlformats.org/drawingml/2006/wordprocessingDrawing" xmlns:w10="urn:schemas-microsoft-com:office:word" xmlns:w="http://schemas.openxmlformats.org/wordprocessingml/2006/main" xmlns:w14="http://schemas.microsoft.com/office/word/2010/wordml" xmlns:w15="http://schemas.microsoft.com/office/word/2012/wordml" xmlns:w16se="http://schemas.microsoft.com/office/word/2015/wordml/symex" xmlns:wpg="http://schemas.microsoft.com/office/word/2010/wordprocessingGroup" xmlns:wpi="http://schemas.microsoft.com/office/word/2010/wordprocessingInk" xmlns:wne="http://schemas.microsoft.com/office/word/2006/wordml" xmlns:wps="http://schemas.microsoft.com/office/word/2010/wordprocessingShape" mc:Ignorable="w14 w15 w16se wp14">
+<w:footnotes xmlns:wpc="http://schemas.microsoft.com/office/word/2010/wordprocessingCanvas" xmlns:cx="http://schemas.microsoft.com/office/drawing/2014/chartex" xmlns:cx1="http://schemas.microsoft.com/office/drawing/2015/9/8/chartex" xmlns:cx2="http://schemas.microsoft.com/office/drawing/2015/10/21/chartex" xmlns:cx3="http://schemas.microsoft.com/office/drawing/2016/5/9/chartex" xmlns:cx4="http://schemas.microsoft.com/office/drawing/2016/5/10/chartex" xmlns:cx5="http://schemas.microsoft.com/office/drawing/2016/5/11/chartex" xmlns:cx6="http://schemas.microsoft.com/office/drawing/2016/5/12/chartex" xmlns:cx7="http://schemas.microsoft.com/office/drawing/2016/5/13/chartex" xmlns:cx8="http://schemas.microsoft.com/office/drawing/2016/5/14/chartex" xmlns:mc="http://schemas.openxmlformats.org/markup-compatibility/2006" xmlns:aink="http://schemas.microsoft.com/office/drawing/2016/ink" xmlns:am3d="http://schemas.microsoft.com/office/drawing/2017/model3d" xmlns:o="urn:schemas-microsoft-com:office:office" xmlns:oel="http://schemas.microsoft.com/office/2019/extlst" xmlns:r="http://schemas.openxmlformats.org/officeDocument/2006/relationships" xmlns:m="http://schemas.openxmlformats.org/officeDocument/2006/math" xmlns:v="urn:schemas-microsoft-com:vml" xmlns:wp14="http://schemas.microsoft.com/office/word/2010/wordprocessingDrawing" xmlns:wp="http://schemas.openxmlformats.org/drawingml/2006/wordprocessingDrawing" xmlns:w10="urn:schemas-microsoft-com:office:word" xmlns:w="http://schemas.openxmlformats.org/wordprocessingml/2006/main" xmlns:w14="http://schemas.microsoft.com/office/word/2010/wordml" xmlns:w15="http://schemas.microsoft.com/office/word/2012/wordml" xmlns:w16cex="http://schemas.microsoft.com/office/word/2018/wordml/cex" xmlns:w16cid="http://schemas.microsoft.com/office/word/2016/wordml/cid" xmlns:w16="http://schemas.microsoft.com/office/word/2018/wordml" xmlns:w16sdtdh="http://schemas.microsoft.com/office/word/2020/wordml/sdtdatahash" xmlns:w16se="http://schemas.microsoft.com/office/word/2015/wordml/symex" xmlns:wpg="http://schemas.microsoft.com/office/word/2010/wordprocessingGroup" xmlns:wpi="http://schemas.microsoft.com/office/word/2010/wordprocessingInk" xmlns:wne="http://schemas.microsoft.com/office/word/2006/wordml" xmlns:wps="http://schemas.microsoft.com/office/word/2010/wordprocessingShape" mc:Ignorable="w14 w15 w16se w16cid w16 w16cex w16sdtdh wp14">
   <w:footnote w:type="separator" w:id="-1">
     <w:p>
       <w:pPr>
@@ -4028,7 +3004,7 @@
 </file>
 
 <file path=word/numbering.xml><?xml version="1.0" encoding="utf-8"?>
-<w:numbering xmlns:wpc="http://schemas.microsoft.com/office/word/2010/wordprocessingCanvas" xmlns:cx="http://schemas.microsoft.com/office/drawing/2014/chartex" xmlns:mc="http://schemas.openxmlformats.org/markup-compatibility/2006" xmlns:o="urn:schemas-microsoft-com:office:office" xmlns:r="http://schemas.openxmlformats.org/officeDocument/2006/relationships" xmlns:m="http://schemas.openxmlformats.org/officeDocument/2006/math" xmlns:v="urn:schemas-microsoft-com:vml" xmlns:wp14="http://schemas.microsoft.com/office/word/2010/wordprocessingDrawing" xmlns:wp="http://schemas.openxmlformats.org/drawingml/2006/wordprocessingDrawing" xmlns:w10="urn:schemas-microsoft-com:office:word" xmlns:w="http://schemas.openxmlformats.org/wordprocessingml/2006/main" xmlns:w14="http://schemas.microsoft.com/office/word/2010/wordml" xmlns:w15="http://schemas.microsoft.com/office/word/2012/wordml" xmlns:w16se="http://schemas.microsoft.com/office/word/2015/wordml/symex" xmlns:wpg="http://schemas.microsoft.com/office/word/2010/wordprocessingGroup" xmlns:wpi="http://schemas.microsoft.com/office/word/2010/wordprocessingInk" xmlns:wne="http://schemas.microsoft.com/office/word/2006/wordml" xmlns:wps="http://schemas.microsoft.com/office/word/2010/wordprocessingShape" mc:Ignorable="w14 w15 w16se wp14">
+<w:numbering xmlns:wpc="http://schemas.microsoft.com/office/word/2010/wordprocessingCanvas" xmlns:cx="http://schemas.microsoft.com/office/drawing/2014/chartex" xmlns:cx1="http://schemas.microsoft.com/office/drawing/2015/9/8/chartex" xmlns:cx2="http://schemas.microsoft.com/office/drawing/2015/10/21/chartex" xmlns:cx3="http://schemas.microsoft.com/office/drawing/2016/5/9/chartex" xmlns:cx4="http://schemas.microsoft.com/office/drawing/2016/5/10/chartex" xmlns:cx5="http://schemas.microsoft.com/office/drawing/2016/5/11/chartex" xmlns:cx6="http://schemas.microsoft.com/office/drawing/2016/5/12/chartex" xmlns:cx7="http://schemas.microsoft.com/office/drawing/2016/5/13/chartex" xmlns:cx8="http://schemas.microsoft.com/office/drawing/2016/5/14/chartex" xmlns:mc="http://schemas.openxmlformats.org/markup-compatibility/2006" xmlns:aink="http://schemas.microsoft.com/office/drawing/2016/ink" xmlns:am3d="http://schemas.microsoft.com/office/drawing/2017/model3d" xmlns:o="urn:schemas-microsoft-com:office:office" xmlns:oel="http://schemas.microsoft.com/office/2019/extlst" xmlns:r="http://schemas.openxmlformats.org/officeDocument/2006/relationships" xmlns:m="http://schemas.openxmlformats.org/officeDocument/2006/math" xmlns:v="urn:schemas-microsoft-com:vml" xmlns:wp14="http://schemas.microsoft.com/office/word/2010/wordprocessingDrawing" xmlns:wp="http://schemas.openxmlformats.org/drawingml/2006/wordprocessingDrawing" xmlns:w10="urn:schemas-microsoft-com:office:word" xmlns:w="http://schemas.openxmlformats.org/wordprocessingml/2006/main" xmlns:w14="http://schemas.microsoft.com/office/word/2010/wordml" xmlns:w15="http://schemas.microsoft.com/office/word/2012/wordml" xmlns:w16cex="http://schemas.microsoft.com/office/word/2018/wordml/cex" xmlns:w16cid="http://schemas.microsoft.com/office/word/2016/wordml/cid" xmlns:w16="http://schemas.microsoft.com/office/word/2018/wordml" xmlns:w16sdtdh="http://schemas.microsoft.com/office/word/2020/wordml/sdtdatahash" xmlns:w16se="http://schemas.microsoft.com/office/word/2015/wordml/symex" xmlns:wpg="http://schemas.microsoft.com/office/word/2010/wordprocessingGroup" xmlns:wpi="http://schemas.microsoft.com/office/word/2010/wordprocessingInk" xmlns:wne="http://schemas.microsoft.com/office/word/2006/wordml" xmlns:wps="http://schemas.microsoft.com/office/word/2010/wordprocessingShape" mc:Ignorable="w14 w15 w16se w16cid w16 w16cex w16sdtdh wp14">
   <w:abstractNum w:abstractNumId="0" w15:restartNumberingAfterBreak="0">
     <w:nsid w:val="0B9E6BD1"/>
     <w:multiLevelType w:val="hybridMultilevel"/>
@@ -6250,71 +5226,71 @@
       </w:pPr>
     </w:lvl>
   </w:abstractNum>
-  <w:num w:numId="1">
+  <w:num w:numId="1" w16cid:durableId="1178420586">
     <w:abstractNumId w:val="14"/>
   </w:num>
-  <w:num w:numId="2">
+  <w:num w:numId="2" w16cid:durableId="51078987">
     <w:abstractNumId w:val="15"/>
   </w:num>
-  <w:num w:numId="3">
+  <w:num w:numId="3" w16cid:durableId="2089962941">
     <w:abstractNumId w:val="2"/>
   </w:num>
-  <w:num w:numId="4">
+  <w:num w:numId="4" w16cid:durableId="894660952">
     <w:abstractNumId w:val="17"/>
   </w:num>
-  <w:num w:numId="5">
+  <w:num w:numId="5" w16cid:durableId="956988105">
     <w:abstractNumId w:val="18"/>
   </w:num>
-  <w:num w:numId="6">
+  <w:num w:numId="6" w16cid:durableId="1152914547">
     <w:abstractNumId w:val="10"/>
   </w:num>
-  <w:num w:numId="7">
+  <w:num w:numId="7" w16cid:durableId="1592542790">
     <w:abstractNumId w:val="0"/>
   </w:num>
-  <w:num w:numId="8">
+  <w:num w:numId="8" w16cid:durableId="256716137">
     <w:abstractNumId w:val="16"/>
   </w:num>
-  <w:num w:numId="9">
+  <w:num w:numId="9" w16cid:durableId="2055500832">
     <w:abstractNumId w:val="8"/>
   </w:num>
-  <w:num w:numId="10">
+  <w:num w:numId="10" w16cid:durableId="1242526887">
     <w:abstractNumId w:val="19"/>
   </w:num>
-  <w:num w:numId="11">
+  <w:num w:numId="11" w16cid:durableId="963466660">
     <w:abstractNumId w:val="3"/>
   </w:num>
-  <w:num w:numId="12">
+  <w:num w:numId="12" w16cid:durableId="1643920387">
     <w:abstractNumId w:val="6"/>
   </w:num>
-  <w:num w:numId="13">
+  <w:num w:numId="13" w16cid:durableId="1283458259">
     <w:abstractNumId w:val="13"/>
   </w:num>
-  <w:num w:numId="14">
+  <w:num w:numId="14" w16cid:durableId="351303843">
     <w:abstractNumId w:val="12"/>
   </w:num>
-  <w:num w:numId="15">
+  <w:num w:numId="15" w16cid:durableId="1470634169">
     <w:abstractNumId w:val="5"/>
   </w:num>
-  <w:num w:numId="16">
+  <w:num w:numId="16" w16cid:durableId="1367680541">
     <w:abstractNumId w:val="4"/>
   </w:num>
-  <w:num w:numId="17">
+  <w:num w:numId="17" w16cid:durableId="1273173317">
     <w:abstractNumId w:val="1"/>
   </w:num>
-  <w:num w:numId="18">
+  <w:num w:numId="18" w16cid:durableId="8527471">
     <w:abstractNumId w:val="11"/>
   </w:num>
-  <w:num w:numId="19">
+  <w:num w:numId="19" w16cid:durableId="204175520">
     <w:abstractNumId w:val="7"/>
   </w:num>
-  <w:num w:numId="20">
+  <w:num w:numId="20" w16cid:durableId="807474247">
     <w:abstractNumId w:val="9"/>
   </w:num>
 </w:numbering>
 </file>
 
 <file path=word/styles.xml><?xml version="1.0" encoding="utf-8"?>
-<w:styles xmlns:mc="http://schemas.openxmlformats.org/markup-compatibility/2006" xmlns:r="http://schemas.openxmlformats.org/officeDocument/2006/relationships" xmlns:w="http://schemas.openxmlformats.org/wordprocessingml/2006/main" xmlns:w14="http://schemas.microsoft.com/office/word/2010/wordml" xmlns:w15="http://schemas.microsoft.com/office/word/2012/wordml" xmlns:w16se="http://schemas.microsoft.com/office/word/2015/wordml/symex" mc:Ignorable="w14 w15 w16se">
+<w:styles xmlns:mc="http://schemas.openxmlformats.org/markup-compatibility/2006" xmlns:r="http://schemas.openxmlformats.org/officeDocument/2006/relationships" xmlns:w="http://schemas.openxmlformats.org/wordprocessingml/2006/main" xmlns:w14="http://schemas.microsoft.com/office/word/2010/wordml" xmlns:w15="http://schemas.microsoft.com/office/word/2012/wordml" xmlns:w16cex="http://schemas.microsoft.com/office/word/2018/wordml/cex" xmlns:w16cid="http://schemas.microsoft.com/office/word/2016/wordml/cid" xmlns:w16="http://schemas.microsoft.com/office/word/2018/wordml" xmlns:w16sdtdh="http://schemas.microsoft.com/office/word/2020/wordml/sdtdatahash" xmlns:w16se="http://schemas.microsoft.com/office/word/2015/wordml/symex" mc:Ignorable="w14 w15 w16se w16cid w16 w16cex w16sdtdh">
   <w:docDefaults>
     <w:rPrDefault>
       <w:rPr>
@@ -6330,7 +5306,7 @@
       </w:pPr>
     </w:pPrDefault>
   </w:docDefaults>
-  <w:latentStyles w:defLockedState="0" w:defUIPriority="99" w:defSemiHidden="0" w:defUnhideWhenUsed="0" w:defQFormat="0" w:count="371">
+  <w:latentStyles w:defLockedState="0" w:defUIPriority="99" w:defSemiHidden="0" w:defUnhideWhenUsed="0" w:defQFormat="0" w:count="376">
     <w:lsdException w:name="Normal" w:uiPriority="0" w:qFormat="1"/>
     <w:lsdException w:name="heading 1" w:uiPriority="9" w:qFormat="1"/>
     <w:lsdException w:name="heading 2" w:semiHidden="1" w:uiPriority="9" w:unhideWhenUsed="1" w:qFormat="1"/>
@@ -6702,6 +5678,11 @@
     <w:lsdException w:name="List Table 5 Dark Accent 6" w:uiPriority="50"/>
     <w:lsdException w:name="List Table 6 Colorful Accent 6" w:uiPriority="51"/>
     <w:lsdException w:name="List Table 7 Colorful Accent 6" w:uiPriority="52"/>
+    <w:lsdException w:name="Mention" w:semiHidden="1" w:unhideWhenUsed="1"/>
+    <w:lsdException w:name="Smart Hyperlink" w:semiHidden="1" w:unhideWhenUsed="1"/>
+    <w:lsdException w:name="Hashtag" w:semiHidden="1" w:unhideWhenUsed="1"/>
+    <w:lsdException w:name="Unresolved Mention" w:semiHidden="1" w:unhideWhenUsed="1"/>
+    <w:lsdException w:name="Smart Link" w:semiHidden="1" w:unhideWhenUsed="1"/>
   </w:latentStyles>
   <w:style w:type="paragraph" w:default="1" w:styleId="Normal">
     <w:name w:val="Normal"/>
@@ -7377,7 +6358,7 @@
 </file>
 
 <file path=customXml/itemProps1.xml><?xml version="1.0" encoding="utf-8"?>
-<ds:datastoreItem xmlns:ds="http://schemas.openxmlformats.org/officeDocument/2006/customXml" ds:itemID="{F1279304-C3DE-4808-80F5-43F31C58E42C}">
+<ds:datastoreItem xmlns:ds="http://schemas.openxmlformats.org/officeDocument/2006/customXml" ds:itemID="{1A2FCFBF-9CC1-47DA-B570-F7EC8998DA21}">
   <ds:schemaRefs>
     <ds:schemaRef ds:uri="http://schemas.openxmlformats.org/officeDocument/2006/bibliography"/>
   </ds:schemaRefs>

--- a/backend/templates/Annexure-D (Individual Affidavit)_C2_Template.docx
+++ b/backend/templates/Annexure-D (Individual Affidavit)_C2_Template.docx
@@ -1,6 +1,6 @@
 
 <file path=word/document.xml><?xml version="1.0" encoding="utf-8"?>
-<w:document xmlns:wpc="http://schemas.microsoft.com/office/word/2010/wordprocessingCanvas" xmlns:cx="http://schemas.microsoft.com/office/drawing/2014/chartex" xmlns:cx1="http://schemas.microsoft.com/office/drawing/2015/9/8/chartex" xmlns:cx2="http://schemas.microsoft.com/office/drawing/2015/10/21/chartex" xmlns:cx3="http://schemas.microsoft.com/office/drawing/2016/5/9/chartex" xmlns:cx4="http://schemas.microsoft.com/office/drawing/2016/5/10/chartex" xmlns:cx5="http://schemas.microsoft.com/office/drawing/2016/5/11/chartex" xmlns:cx6="http://schemas.microsoft.com/office/drawing/2016/5/12/chartex" xmlns:cx7="http://schemas.microsoft.com/office/drawing/2016/5/13/chartex" xmlns:cx8="http://schemas.microsoft.com/office/drawing/2016/5/14/chartex" xmlns:mc="http://schemas.openxmlformats.org/markup-compatibility/2006" xmlns:aink="http://schemas.microsoft.com/office/drawing/2016/ink" xmlns:am3d="http://schemas.microsoft.com/office/drawing/2017/model3d" xmlns:o="urn:schemas-microsoft-com:office:office" xmlns:oel="http://schemas.microsoft.com/office/2019/extlst" xmlns:r="http://schemas.openxmlformats.org/officeDocument/2006/relationships" xmlns:m="http://schemas.openxmlformats.org/officeDocument/2006/math" xmlns:v="urn:schemas-microsoft-com:vml" xmlns:wp14="http://schemas.microsoft.com/office/word/2010/wordprocessingDrawing" xmlns:wp="http://schemas.openxmlformats.org/drawingml/2006/wordprocessingDrawing" xmlns:w10="urn:schemas-microsoft-com:office:word" xmlns:w="http://schemas.openxmlformats.org/wordprocessingml/2006/main" xmlns:w14="http://schemas.microsoft.com/office/word/2010/wordml" xmlns:w15="http://schemas.microsoft.com/office/word/2012/wordml" xmlns:w16cex="http://schemas.microsoft.com/office/word/2018/wordml/cex" xmlns:w16cid="http://schemas.microsoft.com/office/word/2016/wordml/cid" xmlns:w16="http://schemas.microsoft.com/office/word/2018/wordml" xmlns:w16sdtdh="http://schemas.microsoft.com/office/word/2020/wordml/sdtdatahash" xmlns:w16se="http://schemas.microsoft.com/office/word/2015/wordml/symex" xmlns:wpg="http://schemas.microsoft.com/office/word/2010/wordprocessingGroup" xmlns:wpi="http://schemas.microsoft.com/office/word/2010/wordprocessingInk" xmlns:wne="http://schemas.microsoft.com/office/word/2006/wordml" xmlns:wps="http://schemas.microsoft.com/office/word/2010/wordprocessingShape" mc:Ignorable="w14 w15 w16se w16cid w16 w16cex w16sdtdh wp14">
+<w:document xmlns:wpc="http://schemas.microsoft.com/office/word/2010/wordprocessingCanvas" xmlns:cx="http://schemas.microsoft.com/office/drawing/2014/chartex" xmlns:mc="http://schemas.openxmlformats.org/markup-compatibility/2006" xmlns:o="urn:schemas-microsoft-com:office:office" xmlns:r="http://schemas.openxmlformats.org/officeDocument/2006/relationships" xmlns:m="http://schemas.openxmlformats.org/officeDocument/2006/math" xmlns:v="urn:schemas-microsoft-com:vml" xmlns:wp14="http://schemas.microsoft.com/office/word/2010/wordprocessingDrawing" xmlns:wp="http://schemas.openxmlformats.org/drawingml/2006/wordprocessingDrawing" xmlns:w10="urn:schemas-microsoft-com:office:word" xmlns:w="http://schemas.openxmlformats.org/wordprocessingml/2006/main" xmlns:w14="http://schemas.microsoft.com/office/word/2010/wordml" xmlns:w15="http://schemas.microsoft.com/office/word/2012/wordml" xmlns:w16se="http://schemas.microsoft.com/office/word/2015/wordml/symex" xmlns:wpg="http://schemas.microsoft.com/office/word/2010/wordprocessingGroup" xmlns:wpi="http://schemas.microsoft.com/office/word/2010/wordprocessingInk" xmlns:wne="http://schemas.microsoft.com/office/word/2006/wordml" xmlns:wps="http://schemas.microsoft.com/office/word/2010/wordprocessingShape" mc:Ignorable="w14 w15 w16se wp14">
   <w:body>
     <w:p>
       <w:pPr>
@@ -272,7 +272,58 @@
           <w:sz w:val="22"/>
           <w:u w:val="none"/>
         </w:rPr>
-        <w:t xml:space="preserve">I </w:t>
+        <w:t>I</w:t>
+      </w:r>
+      <w:r>
+        <w:rPr>
+          <w:rFonts w:ascii="Arial" w:eastAsia="Calibri" w:hAnsi="Arial" w:cs="Arial"/>
+          <w:bCs/>
+          <w:sz w:val="22"/>
+          <w:u w:val="none"/>
+        </w:rPr>
+        <w:t xml:space="preserve"> </w:t>
+      </w:r>
+      <w:r>
+        <w:rPr>
+          <w:rFonts w:ascii="Helvetica" w:hAnsi="Helvetica" w:cs="Helvetica"/>
+          <w:b/>
+          <w:color w:val="auto"/>
+          <w:sz w:val="22"/>
+          <w:u w:val="none"/>
+        </w:rPr>
+        <w:t xml:space="preserve">[Name as per </w:t>
+      </w:r>
+      <w:proofErr w:type="spellStart"/>
+      <w:r>
+        <w:rPr>
+          <w:rFonts w:ascii="Helvetica" w:hAnsi="Helvetica" w:cs="Helvetica"/>
+          <w:b/>
+          <w:color w:val="auto"/>
+          <w:sz w:val="22"/>
+          <w:u w:val="none"/>
+        </w:rPr>
+        <w:t>Aadhar</w:t>
+      </w:r>
+      <w:proofErr w:type="spellEnd"/>
+      <w:r>
+        <w:rPr>
+          <w:rFonts w:ascii="Helvetica" w:hAnsi="Helvetica" w:cs="Helvetica"/>
+          <w:b/>
+          <w:color w:val="auto"/>
+          <w:sz w:val="22"/>
+          <w:u w:val="none"/>
+        </w:rPr>
+        <w:t xml:space="preserve"> C2</w:t>
+      </w:r>
+      <w:r>
+        <w:rPr>
+          <w:rFonts w:ascii="Helvetica" w:hAnsi="Helvetica" w:cs="Helvetica"/>
+          <w:b/>
+          <w:color w:val="auto"/>
+          <w:sz w:val="22"/>
+          <w:u w:val="none"/>
+        </w:rPr>
+        <w:t>]</w:t>
       </w:r>
       <w:r>
         <w:rPr>
@@ -281,33 +332,6 @@
           <w:sz w:val="22"/>
           <w:u w:val="none"/>
         </w:rPr>
-        <w:t>[Name as per Aadhar C</w:t>
-      </w:r>
-      <w:r>
-        <w:rPr>
-          <w:rFonts w:ascii="Helvetica" w:hAnsi="Helvetica" w:cs="Helvetica"/>
-          <w:color w:val="FF0000"/>
-          <w:sz w:val="22"/>
-          <w:u w:val="none"/>
-        </w:rPr>
-        <w:t>2</w:t>
-      </w:r>
-      <w:r>
-        <w:rPr>
-          <w:rFonts w:ascii="Helvetica" w:hAnsi="Helvetica" w:cs="Helvetica"/>
-          <w:color w:val="FF0000"/>
-          <w:sz w:val="22"/>
-          <w:u w:val="none"/>
-        </w:rPr>
-        <w:t>]</w:t>
-      </w:r>
-      <w:r>
-        <w:rPr>
-          <w:rFonts w:ascii="Helvetica" w:hAnsi="Helvetica" w:cs="Helvetica"/>
-          <w:color w:val="FF0000"/>
-          <w:sz w:val="22"/>
-          <w:u w:val="none"/>
-        </w:rPr>
         <w:t xml:space="preserve"> </w:t>
       </w:r>
       <w:r>
@@ -367,25 +391,18 @@
       <w:r>
         <w:rPr>
           <w:rFonts w:ascii="Helvetica" w:hAnsi="Helvetica" w:cs="Helvetica"/>
-          <w:color w:val="FF0000"/>
+          <w:b/>
+          <w:color w:val="auto"/>
           <w:sz w:val="22"/>
           <w:u w:val="none"/>
         </w:rPr>
-        <w:t>[Father Name C</w:t>
+        <w:t>[Father Name C2</w:t>
       </w:r>
       <w:r>
         <w:rPr>
           <w:rFonts w:ascii="Helvetica" w:hAnsi="Helvetica" w:cs="Helvetica"/>
-          <w:color w:val="FF0000"/>
-          <w:sz w:val="22"/>
-          <w:u w:val="none"/>
-        </w:rPr>
-        <w:t>2</w:t>
-      </w:r>
-      <w:r>
-        <w:rPr>
-          <w:rFonts w:ascii="Helvetica" w:hAnsi="Helvetica" w:cs="Helvetica"/>
-          <w:color w:val="FF0000"/>
+          <w:b/>
+          <w:color w:val="auto"/>
           <w:sz w:val="22"/>
           <w:u w:val="none"/>
         </w:rPr>
@@ -408,6 +425,28 @@
           <w:u w:val="none"/>
         </w:rPr>
         <w:t xml:space="preserve"> at </w:t>
+      </w:r>
+      <w:r>
+        <w:rPr>
+          <w:rFonts w:ascii="Helvetica" w:hAnsi="Helvetica" w:cs="Helvetica"/>
+          <w:b/>
+          <w:color w:val="auto"/>
+          <w:sz w:val="22"/>
+          <w:u w:val="none"/>
+          <w:shd w:val="clear" w:color="auto" w:fill="FFFFFF"/>
+        </w:rPr>
+        <w:t>[Address C2</w:t>
+      </w:r>
+      <w:r>
+        <w:rPr>
+          <w:rFonts w:ascii="Helvetica" w:hAnsi="Helvetica" w:cs="Helvetica"/>
+          <w:b/>
+          <w:color w:val="auto"/>
+          <w:sz w:val="22"/>
+          <w:u w:val="none"/>
+          <w:shd w:val="clear" w:color="auto" w:fill="FFFFFF"/>
+        </w:rPr>
+        <w:t>]</w:t>
       </w:r>
       <w:r>
         <w:rPr>
@@ -417,27 +456,7 @@
           <w:u w:val="none"/>
           <w:shd w:val="clear" w:color="auto" w:fill="FFFFFF"/>
         </w:rPr>
-        <w:t>[Address C</w:t>
-      </w:r>
-      <w:r>
-        <w:rPr>
-          <w:rFonts w:ascii="Helvetica" w:hAnsi="Helvetica" w:cs="Helvetica"/>
-          <w:color w:val="FF0000"/>
-          <w:sz w:val="22"/>
-          <w:u w:val="none"/>
-          <w:shd w:val="clear" w:color="auto" w:fill="FFFFFF"/>
-        </w:rPr>
-        <w:t>2</w:t>
-      </w:r>
-      <w:r>
-        <w:rPr>
-          <w:rFonts w:ascii="Helvetica" w:hAnsi="Helvetica" w:cs="Helvetica"/>
-          <w:color w:val="FF0000"/>
-          <w:sz w:val="22"/>
-          <w:u w:val="none"/>
-          <w:shd w:val="clear" w:color="auto" w:fill="FFFFFF"/>
-        </w:rPr>
-        <w:t xml:space="preserve">], </w:t>
+        <w:t xml:space="preserve">, </w:t>
       </w:r>
       <w:r>
         <w:rPr>
@@ -462,7 +481,19 @@
         <w:rPr>
           <w:rFonts w:ascii="Arial" w:eastAsia="Times New Roman" w:hAnsi="Arial" w:cs="Arial"/>
         </w:rPr>
-        <w:t>That Mr. /</w:t>
+        <w:t xml:space="preserve">That </w:t>
+      </w:r>
+      <w:r>
+        <w:rPr>
+          <w:rFonts w:ascii="Arial" w:eastAsia="Times New Roman" w:hAnsi="Arial" w:cs="Arial"/>
+        </w:rPr>
+        <w:t xml:space="preserve">Late </w:t>
+      </w:r>
+      <w:r>
+        <w:rPr>
+          <w:rFonts w:ascii="Arial" w:eastAsia="Times New Roman" w:hAnsi="Arial" w:cs="Arial"/>
+        </w:rPr>
+        <w:t>Mr. /</w:t>
       </w:r>
       <w:proofErr w:type="spellStart"/>
       <w:r>
@@ -475,99 +506,23 @@
       <w:r>
         <w:rPr>
           <w:rFonts w:ascii="Arial" w:eastAsia="Times New Roman" w:hAnsi="Arial" w:cs="Arial"/>
+          <w:b/>
         </w:rPr>
         <w:t xml:space="preserve"> </w:t>
       </w:r>
       <w:r>
         <w:rPr>
           <w:rFonts w:ascii="Helvetica" w:hAnsi="Helvetica" w:cs="Helvetica"/>
-          <w:color w:val="FF0000"/>
+          <w:b/>
         </w:rPr>
         <w:t>[Name as per DC H1]</w:t>
       </w:r>
       <w:r>
         <w:rPr>
           <w:rFonts w:ascii="Helvetica" w:hAnsi="Helvetica" w:cs="Helvetica"/>
-          <w:color w:val="FF0000"/>
-        </w:rPr>
-        <w:t xml:space="preserve">, </w:t>
-      </w:r>
-      <w:r>
-        <w:rPr>
-          <w:rFonts w:ascii="Helvetica" w:hAnsi="Helvetica" w:cs="Helvetica"/>
-          <w:color w:val="FF0000"/>
-        </w:rPr>
-        <w:t>[Name as per DC H</w:t>
-      </w:r>
-      <w:r>
-        <w:rPr>
-          <w:rFonts w:ascii="Helvetica" w:hAnsi="Helvetica" w:cs="Helvetica"/>
-          <w:color w:val="FF0000"/>
-        </w:rPr>
-        <w:t>2</w:t>
-      </w:r>
-      <w:r>
-        <w:rPr>
-          <w:rFonts w:ascii="Helvetica" w:hAnsi="Helvetica" w:cs="Helvetica"/>
-          <w:color w:val="FF0000"/>
-        </w:rPr>
-        <w:t>]</w:t>
-      </w:r>
-      <w:r>
-        <w:rPr>
-          <w:rFonts w:ascii="Helvetica" w:hAnsi="Helvetica" w:cs="Helvetica"/>
-          <w:color w:val="FF0000"/>
-        </w:rPr>
-        <w:t xml:space="preserve">, </w:t>
-      </w:r>
-      <w:r>
-        <w:rPr>
-          <w:rFonts w:ascii="Helvetica" w:hAnsi="Helvetica" w:cs="Helvetica"/>
-          <w:color w:val="FF0000"/>
-        </w:rPr>
-        <w:t>[Name as per DC H</w:t>
-      </w:r>
-      <w:r>
-        <w:rPr>
-          <w:rFonts w:ascii="Helvetica" w:hAnsi="Helvetica" w:cs="Helvetica"/>
-          <w:color w:val="FF0000"/>
-        </w:rPr>
-        <w:t>3</w:t>
-      </w:r>
-      <w:r>
-        <w:rPr>
-          <w:rFonts w:ascii="Helvetica" w:hAnsi="Helvetica" w:cs="Helvetica"/>
-          <w:color w:val="FF0000"/>
-        </w:rPr>
-        <w:t>]</w:t>
-      </w:r>
-      <w:r>
-        <w:rPr>
-          <w:rFonts w:ascii="Helvetica" w:hAnsi="Helvetica" w:cs="Helvetica"/>
-          <w:color w:val="FF0000"/>
-        </w:rPr>
-        <w:t xml:space="preserve">, </w:t>
-      </w:r>
-      <w:r>
-        <w:rPr>
-          <w:rFonts w:ascii="Helvetica" w:hAnsi="Helvetica" w:cs="Helvetica"/>
-          <w:color w:val="FF0000"/>
-        </w:rPr>
-        <w:t>[Name as per DC H</w:t>
-      </w:r>
-      <w:r>
-        <w:rPr>
-          <w:rFonts w:ascii="Helvetica" w:hAnsi="Helvetica" w:cs="Helvetica"/>
-          <w:color w:val="FF0000"/>
-        </w:rPr>
-        <w:t>4</w:t>
-      </w:r>
-      <w:r>
-        <w:rPr>
-          <w:rFonts w:ascii="Helvetica" w:hAnsi="Helvetica" w:cs="Helvetica"/>
-          <w:color w:val="FF0000"/>
-        </w:rPr>
-        <w:t>]</w:t>
+          <w:b/>
+        </w:rPr>
+        <w:t>, [Name as per DC H2], [Name as per DC H3], [Name as per DC H4]</w:t>
       </w:r>
       <w:r>
         <w:rPr>
@@ -741,6 +696,7 @@
               <w:ind w:left="8"/>
               <w:rPr>
                 <w:rFonts w:ascii="Arial" w:hAnsi="Arial" w:cs="Arial"/>
+                <w:b/>
                 <w:sz w:val="24"/>
                 <w:szCs w:val="24"/>
               </w:rPr>
@@ -748,7 +704,7 @@
             <w:r>
               <w:rPr>
                 <w:rFonts w:ascii="Helvetica" w:hAnsi="Helvetica" w:cs="Helvetica"/>
-                <w:color w:val="FF0000"/>
+                <w:b/>
                 <w:sz w:val="20"/>
                 <w:szCs w:val="20"/>
                 <w:shd w:val="clear" w:color="auto" w:fill="FFFFFF"/>
@@ -766,7 +722,7 @@
               <w:ind w:left="6"/>
               <w:rPr>
                 <w:rFonts w:ascii="Arial" w:hAnsi="Arial" w:cs="Arial"/>
-                <w:color w:val="FF0000"/>
+                <w:b/>
                 <w:sz w:val="24"/>
                 <w:szCs w:val="24"/>
               </w:rPr>
@@ -774,7 +730,7 @@
             <w:r>
               <w:rPr>
                 <w:rFonts w:ascii="Helvetica" w:hAnsi="Helvetica" w:cs="Helvetica"/>
-                <w:color w:val="FF0000"/>
+                <w:b/>
                 <w:sz w:val="20"/>
                 <w:szCs w:val="20"/>
                 <w:shd w:val="clear" w:color="auto" w:fill="FFFFFF"/>
@@ -792,7 +748,7 @@
               <w:ind w:left="8"/>
               <w:rPr>
                 <w:rFonts w:ascii="Arial" w:hAnsi="Arial" w:cs="Arial"/>
-                <w:color w:val="FF0000"/>
+                <w:b/>
                 <w:sz w:val="24"/>
                 <w:szCs w:val="24"/>
               </w:rPr>
@@ -800,7 +756,7 @@
             <w:r>
               <w:rPr>
                 <w:rFonts w:ascii="Helvetica" w:hAnsi="Helvetica" w:cs="Helvetica"/>
-                <w:color w:val="FF0000"/>
+                <w:b/>
                 <w:sz w:val="20"/>
                 <w:szCs w:val="20"/>
                 <w:shd w:val="clear" w:color="auto" w:fill="FFFFFF"/>
@@ -870,12 +826,24 @@
         <w:rPr>
           <w:rFonts w:ascii="Arial" w:eastAsia="Times New Roman" w:hAnsi="Arial" w:cs="Arial"/>
         </w:rPr>
-        <w:t xml:space="preserve"> dated </w:t>
+        <w:t xml:space="preserve"> dated</w:t>
+      </w:r>
+      <w:r>
+        <w:rPr>
+          <w:rFonts w:ascii="Arial" w:eastAsia="Times New Roman" w:hAnsi="Arial" w:cs="Arial"/>
+        </w:rPr>
+        <w:t xml:space="preserve">  </w:t>
+      </w:r>
+      <w:r>
+        <w:rPr>
+          <w:rFonts w:ascii="Arial" w:eastAsia="Times New Roman" w:hAnsi="Arial" w:cs="Arial"/>
+        </w:rPr>
+        <w:t xml:space="preserve"> </w:t>
       </w:r>
       <w:r>
         <w:rPr>
           <w:rFonts w:ascii="Helvetica" w:hAnsi="Helvetica" w:cs="Helvetica"/>
-          <w:color w:val="FF0000"/>
+          <w:b/>
           <w:sz w:val="20"/>
           <w:szCs w:val="20"/>
           <w:shd w:val="clear" w:color="auto" w:fill="FFFFFF"/>
@@ -886,7 +854,19 @@
         <w:rPr>
           <w:rFonts w:ascii="Arial" w:eastAsia="Times New Roman" w:hAnsi="Arial" w:cs="Arial"/>
         </w:rPr>
-        <w:t xml:space="preserve"> / according to the Law of Intestate Succession by which he/she was governed at the time of his/her death and without registering any nominee. *  </w:t>
+        <w:t xml:space="preserve"> </w:t>
+      </w:r>
+      <w:r>
+        <w:rPr>
+          <w:rFonts w:ascii="Arial" w:eastAsia="Times New Roman" w:hAnsi="Arial" w:cs="Arial"/>
+        </w:rPr>
+        <w:t xml:space="preserve">  </w:t>
+      </w:r>
+      <w:r>
+        <w:rPr>
+          <w:rFonts w:ascii="Arial" w:eastAsia="Times New Roman" w:hAnsi="Arial" w:cs="Arial"/>
+        </w:rPr>
+        <w:t xml:space="preserve">/ according to the Law of Intestate Succession by which he/she was governed at the time of his/her death and without registering any nominee. *  </w:t>
       </w:r>
     </w:p>
     <w:p>
@@ -1051,9 +1031,9 @@
         <w:tblLook w:val="04A0" w:firstRow="1" w:lastRow="0" w:firstColumn="1" w:lastColumn="0" w:noHBand="0" w:noVBand="1"/>
       </w:tblPr>
       <w:tblGrid>
-        <w:gridCol w:w="3670"/>
-        <w:gridCol w:w="3419"/>
-        <w:gridCol w:w="709"/>
+        <w:gridCol w:w="3262"/>
+        <w:gridCol w:w="3543"/>
+        <w:gridCol w:w="993"/>
         <w:gridCol w:w="1719"/>
       </w:tblGrid>
       <w:tr>
@@ -1062,7 +1042,7 @@
         </w:trPr>
         <w:tc>
           <w:tcPr>
-            <w:tcW w:w="3670" w:type="dxa"/>
+            <w:tcW w:w="3262" w:type="dxa"/>
           </w:tcPr>
           <w:p>
             <w:pPr>
@@ -1104,7 +1084,7 @@
         </w:tc>
         <w:tc>
           <w:tcPr>
-            <w:tcW w:w="3419" w:type="dxa"/>
+            <w:tcW w:w="3543" w:type="dxa"/>
           </w:tcPr>
           <w:p>
             <w:pPr>
@@ -1129,7 +1109,7 @@
         </w:tc>
         <w:tc>
           <w:tcPr>
-            <w:tcW w:w="709" w:type="dxa"/>
+            <w:tcW w:w="993" w:type="dxa"/>
           </w:tcPr>
           <w:p>
             <w:pPr>
@@ -1182,37 +1162,50 @@
         </w:trPr>
         <w:tc>
           <w:tcPr>
-            <w:tcW w:w="3670" w:type="dxa"/>
+            <w:tcW w:w="3262" w:type="dxa"/>
           </w:tcPr>
           <w:p>
             <w:pPr>
               <w:rPr>
                 <w:rFonts w:ascii="Arial" w:eastAsia="Times New Roman" w:hAnsi="Arial" w:cs="Arial"/>
-              </w:rPr>
-            </w:pPr>
-            <w:r>
-              <w:rPr>
-                <w:rFonts w:ascii="Arial" w:hAnsi="Arial" w:cs="Arial"/>
-              </w:rPr>
-              <w:t>1)</w:t>
-            </w:r>
-            <w:r>
-              <w:rPr>
-                <w:rFonts w:ascii="Arial" w:hAnsi="Arial" w:cs="Arial"/>
-                <w:color w:val="FF0000"/>
-              </w:rPr>
-              <w:t>[Name as per Aadhar C1]</w:t>
+                <w:b/>
+              </w:rPr>
+            </w:pPr>
+            <w:r>
+              <w:rPr>
+                <w:rFonts w:ascii="Arial" w:hAnsi="Arial" w:cs="Arial"/>
+                <w:b/>
+              </w:rPr>
+              <w:t>1)[Name as per Aadhar C1]</w:t>
             </w:r>
           </w:p>
         </w:tc>
         <w:tc>
           <w:tcPr>
-            <w:tcW w:w="3419" w:type="dxa"/>
+            <w:tcW w:w="3543" w:type="dxa"/>
           </w:tcPr>
           <w:p>
             <w:pPr>
               <w:ind w:right="315"/>
               <w:rPr>
+                <w:rFonts w:ascii="Arial" w:hAnsi="Arial" w:cs="Arial"/>
+                <w:b/>
+                <w:shd w:val="clear" w:color="auto" w:fill="FFFFFF"/>
+              </w:rPr>
+            </w:pPr>
+            <w:r>
+              <w:rPr>
+                <w:rFonts w:ascii="Arial" w:hAnsi="Arial" w:cs="Arial"/>
+                <w:b/>
+                <w:shd w:val="clear" w:color="auto" w:fill="FFFFFF"/>
+              </w:rPr>
+              <w:t>[Address C1]</w:t>
+            </w:r>
+          </w:p>
+          <w:p>
+            <w:pPr>
+              <w:ind w:right="315"/>
+              <w:rPr>
                 <w:rFonts w:ascii="Arial" w:eastAsia="Times New Roman" w:hAnsi="Arial" w:cs="Arial"/>
                 <w:b/>
               </w:rPr>
@@ -1220,16 +1213,16 @@
             <w:r>
               <w:rPr>
                 <w:rFonts w:ascii="Arial" w:hAnsi="Arial" w:cs="Arial"/>
-                <w:color w:val="FF0000"/>
-                <w:shd w:val="clear" w:color="auto" w:fill="FFFFFF"/>
-              </w:rPr>
-              <w:t>[Address C1]</w:t>
+                <w:b/>
+                <w:shd w:val="clear" w:color="auto" w:fill="FFFFFF"/>
+              </w:rPr>
+              <w:t>[Mobile No C1]</w:t>
             </w:r>
           </w:p>
         </w:tc>
         <w:tc>
           <w:tcPr>
-            <w:tcW w:w="709" w:type="dxa"/>
+            <w:tcW w:w="993" w:type="dxa"/>
           </w:tcPr>
           <w:p>
             <w:pPr>
@@ -1242,7 +1235,7 @@
             <w:r>
               <w:rPr>
                 <w:rFonts w:ascii="Arial" w:hAnsi="Arial" w:cs="Arial"/>
-                <w:color w:val="FF0000"/>
+                <w:b/>
                 <w:shd w:val="clear" w:color="auto" w:fill="FFFFFF"/>
               </w:rPr>
               <w:t>[Age C1]</w:t>
@@ -1259,13 +1252,12 @@
               <w:rPr>
                 <w:rFonts w:ascii="Arial" w:eastAsia="Times New Roman" w:hAnsi="Arial" w:cs="Arial"/>
                 <w:b/>
-                <w:color w:val="FF0000"/>
-              </w:rPr>
-            </w:pPr>
-            <w:r>
-              <w:rPr>
-                <w:rFonts w:ascii="Arial" w:hAnsi="Arial" w:cs="Arial"/>
-                <w:color w:val="FF0000"/>
+              </w:rPr>
+            </w:pPr>
+            <w:r>
+              <w:rPr>
+                <w:rFonts w:ascii="Arial" w:hAnsi="Arial" w:cs="Arial"/>
+                <w:b/>
                 <w:shd w:val="clear" w:color="auto" w:fill="FFFFFF"/>
               </w:rPr>
               <w:t>[Deceased Relation C1]</w:t>
@@ -1279,35 +1271,33 @@
         </w:trPr>
         <w:tc>
           <w:tcPr>
-            <w:tcW w:w="3670" w:type="dxa"/>
+            <w:tcW w:w="3262" w:type="dxa"/>
           </w:tcPr>
           <w:p>
             <w:pPr>
               <w:rPr>
                 <w:rFonts w:ascii="Arial" w:eastAsia="Times New Roman" w:hAnsi="Arial" w:cs="Arial"/>
-                <w:bCs/>
+                <w:b/>
               </w:rPr>
             </w:pPr>
             <w:r>
               <w:rPr>
                 <w:rFonts w:ascii="Arial" w:eastAsia="Times New Roman" w:hAnsi="Arial" w:cs="Arial"/>
-                <w:bCs/>
+                <w:b/>
               </w:rPr>
               <w:t xml:space="preserve">2) </w:t>
             </w:r>
             <w:r>
               <w:rPr>
                 <w:rFonts w:ascii="Arial" w:hAnsi="Arial" w:cs="Arial"/>
-                <w:bCs/>
-                <w:color w:val="FF0000"/>
+                <w:b/>
               </w:rPr>
               <w:t>[Name as per Aadhar C2</w:t>
             </w:r>
             <w:r>
               <w:rPr>
                 <w:rFonts w:ascii="Arial" w:hAnsi="Arial" w:cs="Arial"/>
-                <w:bCs/>
-                <w:color w:val="FF0000"/>
+                <w:b/>
               </w:rPr>
               <w:t>]</w:t>
             </w:r>
@@ -1315,29 +1305,56 @@
         </w:tc>
         <w:tc>
           <w:tcPr>
-            <w:tcW w:w="3419" w:type="dxa"/>
+            <w:tcW w:w="3543" w:type="dxa"/>
           </w:tcPr>
           <w:p>
             <w:pPr>
               <w:ind w:right="315"/>
               <w:rPr>
+                <w:rFonts w:ascii="Arial" w:hAnsi="Arial" w:cs="Arial"/>
+                <w:b/>
+                <w:shd w:val="clear" w:color="auto" w:fill="FFFFFF"/>
+              </w:rPr>
+            </w:pPr>
+            <w:r>
+              <w:rPr>
+                <w:rFonts w:ascii="Arial" w:hAnsi="Arial" w:cs="Arial"/>
+                <w:b/>
+                <w:shd w:val="clear" w:color="auto" w:fill="FFFFFF"/>
+              </w:rPr>
+              <w:t>[Address C2]</w:t>
+            </w:r>
+          </w:p>
+          <w:p>
+            <w:pPr>
+              <w:ind w:right="315"/>
+              <w:rPr>
+                <w:rFonts w:ascii="Arial" w:hAnsi="Arial" w:cs="Arial"/>
+                <w:b/>
+                <w:shd w:val="clear" w:color="auto" w:fill="FFFFFF"/>
+              </w:rPr>
+            </w:pPr>
+            <w:r>
+              <w:rPr>
+                <w:rFonts w:ascii="Arial" w:hAnsi="Arial" w:cs="Arial"/>
+                <w:b/>
+                <w:shd w:val="clear" w:color="auto" w:fill="FFFFFF"/>
+              </w:rPr>
+              <w:t>[Mobile No C2]</w:t>
+            </w:r>
+          </w:p>
+          <w:p>
+            <w:pPr>
+              <w:ind w:right="315"/>
+              <w:rPr>
                 <w:rFonts w:ascii="Arial" w:eastAsia="Times New Roman" w:hAnsi="Arial" w:cs="Arial"/>
-                <w:b/>
-              </w:rPr>
-            </w:pPr>
-            <w:r>
-              <w:rPr>
-                <w:rFonts w:ascii="Arial" w:hAnsi="Arial" w:cs="Arial"/>
-                <w:color w:val="FF0000"/>
-                <w:shd w:val="clear" w:color="auto" w:fill="FFFFFF"/>
-              </w:rPr>
-              <w:t>[Address C2]</w:t>
-            </w:r>
+              </w:rPr>
+            </w:pPr>
           </w:p>
         </w:tc>
         <w:tc>
           <w:tcPr>
-            <w:tcW w:w="709" w:type="dxa"/>
+            <w:tcW w:w="993" w:type="dxa"/>
           </w:tcPr>
           <w:p>
             <w:pPr>
@@ -1350,7 +1367,7 @@
             <w:r>
               <w:rPr>
                 <w:rFonts w:ascii="Arial" w:hAnsi="Arial" w:cs="Arial"/>
-                <w:color w:val="FF0000"/>
+                <w:b/>
                 <w:shd w:val="clear" w:color="auto" w:fill="FFFFFF"/>
               </w:rPr>
               <w:t>[Age C2]</w:t>
@@ -1367,13 +1384,12 @@
               <w:rPr>
                 <w:rFonts w:ascii="Arial" w:eastAsia="Times New Roman" w:hAnsi="Arial" w:cs="Arial"/>
                 <w:b/>
-                <w:color w:val="FF0000"/>
-              </w:rPr>
-            </w:pPr>
-            <w:r>
-              <w:rPr>
-                <w:rFonts w:ascii="Arial" w:hAnsi="Arial" w:cs="Arial"/>
-                <w:color w:val="FF0000"/>
+              </w:rPr>
+            </w:pPr>
+            <w:r>
+              <w:rPr>
+                <w:rFonts w:ascii="Arial" w:hAnsi="Arial" w:cs="Arial"/>
+                <w:b/>
                 <w:shd w:val="clear" w:color="auto" w:fill="FFFFFF"/>
               </w:rPr>
               <w:t>[Deceased Relation C2]</w:t>
@@ -1387,43 +1403,40 @@
         </w:trPr>
         <w:tc>
           <w:tcPr>
-            <w:tcW w:w="3670" w:type="dxa"/>
+            <w:tcW w:w="3262" w:type="dxa"/>
           </w:tcPr>
           <w:p>
             <w:pPr>
               <w:rPr>
                 <w:rFonts w:ascii="Arial" w:eastAsia="Times New Roman" w:hAnsi="Arial" w:cs="Arial"/>
-                <w:bCs/>
+                <w:b/>
               </w:rPr>
             </w:pPr>
             <w:r>
               <w:rPr>
                 <w:rFonts w:ascii="Arial" w:eastAsia="Times New Roman" w:hAnsi="Arial" w:cs="Arial"/>
-                <w:bCs/>
+                <w:b/>
               </w:rPr>
               <w:t>3)</w:t>
             </w:r>
             <w:r>
               <w:rPr>
                 <w:rFonts w:ascii="Arial" w:hAnsi="Arial" w:cs="Arial"/>
-                <w:bCs/>
-                <w:color w:val="FF0000"/>
-              </w:rPr>
-              <w:t xml:space="preserve"> </w:t>
-            </w:r>
-            <w:r>
-              <w:rPr>
-                <w:rFonts w:ascii="Arial" w:hAnsi="Arial" w:cs="Arial"/>
-                <w:bCs/>
-                <w:color w:val="FF0000"/>
-              </w:rPr>
-              <w:t>[Name as per Aadhar C3</w:t>
-            </w:r>
-            <w:r>
-              <w:rPr>
-                <w:rFonts w:ascii="Arial" w:hAnsi="Arial" w:cs="Arial"/>
-                <w:bCs/>
-                <w:color w:val="FF0000"/>
+                <w:b/>
+              </w:rPr>
+              <w:t xml:space="preserve"> [Name as per Aadhar C</w:t>
+            </w:r>
+            <w:r>
+              <w:rPr>
+                <w:rFonts w:ascii="Arial" w:hAnsi="Arial" w:cs="Arial"/>
+                <w:b/>
+              </w:rPr>
+              <w:t>3</w:t>
+            </w:r>
+            <w:r>
+              <w:rPr>
+                <w:rFonts w:ascii="Arial" w:hAnsi="Arial" w:cs="Arial"/>
+                <w:b/>
               </w:rPr>
               <w:t>]</w:t>
             </w:r>
@@ -1431,12 +1444,30 @@
         </w:tc>
         <w:tc>
           <w:tcPr>
-            <w:tcW w:w="3419" w:type="dxa"/>
+            <w:tcW w:w="3543" w:type="dxa"/>
           </w:tcPr>
           <w:p>
             <w:pPr>
               <w:ind w:right="315"/>
               <w:rPr>
+                <w:rFonts w:ascii="Arial" w:hAnsi="Arial" w:cs="Arial"/>
+                <w:b/>
+                <w:shd w:val="clear" w:color="auto" w:fill="FFFFFF"/>
+              </w:rPr>
+            </w:pPr>
+            <w:r>
+              <w:rPr>
+                <w:rFonts w:ascii="Arial" w:hAnsi="Arial" w:cs="Arial"/>
+                <w:b/>
+                <w:shd w:val="clear" w:color="auto" w:fill="FFFFFF"/>
+              </w:rPr>
+              <w:t>[Address C3]</w:t>
+            </w:r>
+          </w:p>
+          <w:p>
+            <w:pPr>
+              <w:ind w:right="315"/>
+              <w:rPr>
                 <w:rFonts w:ascii="Arial" w:eastAsia="Times New Roman" w:hAnsi="Arial" w:cs="Arial"/>
                 <w:b/>
               </w:rPr>
@@ -1444,16 +1475,16 @@
             <w:r>
               <w:rPr>
                 <w:rFonts w:ascii="Arial" w:hAnsi="Arial" w:cs="Arial"/>
-                <w:color w:val="FF0000"/>
-                <w:shd w:val="clear" w:color="auto" w:fill="FFFFFF"/>
-              </w:rPr>
-              <w:t>[Address C3]</w:t>
+                <w:b/>
+                <w:shd w:val="clear" w:color="auto" w:fill="FFFFFF"/>
+              </w:rPr>
+              <w:t>[Mobile No C3]</w:t>
             </w:r>
           </w:p>
         </w:tc>
         <w:tc>
           <w:tcPr>
-            <w:tcW w:w="709" w:type="dxa"/>
+            <w:tcW w:w="993" w:type="dxa"/>
           </w:tcPr>
           <w:p>
             <w:pPr>
@@ -1466,7 +1497,7 @@
             <w:r>
               <w:rPr>
                 <w:rFonts w:ascii="Arial" w:hAnsi="Arial" w:cs="Arial"/>
-                <w:color w:val="FF0000"/>
+                <w:b/>
                 <w:shd w:val="clear" w:color="auto" w:fill="FFFFFF"/>
               </w:rPr>
               <w:t>[Age C3]</w:t>
@@ -1483,13 +1514,12 @@
               <w:rPr>
                 <w:rFonts w:ascii="Arial" w:eastAsia="Times New Roman" w:hAnsi="Arial" w:cs="Arial"/>
                 <w:b/>
-                <w:color w:val="FF0000"/>
-              </w:rPr>
-            </w:pPr>
-            <w:r>
-              <w:rPr>
-                <w:rFonts w:ascii="Arial" w:hAnsi="Arial" w:cs="Arial"/>
-                <w:color w:val="FF0000"/>
+              </w:rPr>
+            </w:pPr>
+            <w:r>
+              <w:rPr>
+                <w:rFonts w:ascii="Arial" w:hAnsi="Arial" w:cs="Arial"/>
+                <w:b/>
                 <w:shd w:val="clear" w:color="auto" w:fill="FFFFFF"/>
               </w:rPr>
               <w:t>[Deceased Relation C3]</w:t>
@@ -1503,13 +1533,14 @@
         </w:trPr>
         <w:tc>
           <w:tcPr>
-            <w:tcW w:w="3670" w:type="dxa"/>
+            <w:tcW w:w="3262" w:type="dxa"/>
           </w:tcPr>
           <w:p>
             <w:pPr>
               <w:ind w:left="8"/>
               <w:rPr>
                 <w:rFonts w:ascii="Arial" w:eastAsia="Times New Roman" w:hAnsi="Arial" w:cs="Arial"/>
+                <w:b/>
               </w:rPr>
             </w:pPr>
           </w:p>
@@ -1518,18 +1549,20 @@
               <w:ind w:left="8"/>
               <w:rPr>
                 <w:rFonts w:ascii="Arial" w:hAnsi="Arial" w:cs="Arial"/>
+                <w:b/>
               </w:rPr>
             </w:pPr>
             <w:r>
               <w:rPr>
                 <w:rFonts w:ascii="Arial" w:eastAsia="Times New Roman" w:hAnsi="Arial" w:cs="Arial"/>
+                <w:b/>
               </w:rPr>
               <w:t xml:space="preserve">4) </w:t>
             </w:r>
             <w:r>
               <w:rPr>
                 <w:rFonts w:ascii="Arial" w:hAnsi="Arial" w:cs="Arial"/>
-                <w:color w:val="FF0000"/>
+                <w:b/>
                 <w:shd w:val="clear" w:color="auto" w:fill="FFFFFF"/>
               </w:rPr>
               <w:t>[Name as per Aadhar LH1]</w:t>
@@ -1539,26 +1572,28 @@
             <w:pPr>
               <w:rPr>
                 <w:rFonts w:ascii="Arial" w:hAnsi="Arial" w:cs="Arial"/>
+                <w:b/>
               </w:rPr>
             </w:pPr>
           </w:p>
         </w:tc>
         <w:tc>
           <w:tcPr>
-            <w:tcW w:w="3419" w:type="dxa"/>
+            <w:tcW w:w="3543" w:type="dxa"/>
           </w:tcPr>
           <w:p>
             <w:pPr>
               <w:ind w:left="8"/>
               <w:rPr>
                 <w:rFonts w:ascii="Arial" w:hAnsi="Arial" w:cs="Arial"/>
-                <w:color w:val="FF0000"/>
-              </w:rPr>
-            </w:pPr>
-            <w:r>
-              <w:rPr>
-                <w:rFonts w:ascii="Arial" w:hAnsi="Arial" w:cs="Arial"/>
-                <w:color w:val="FF0000"/>
+                <w:b/>
+                <w:shd w:val="clear" w:color="auto" w:fill="FFFFFF"/>
+              </w:rPr>
+            </w:pPr>
+            <w:r>
+              <w:rPr>
+                <w:rFonts w:ascii="Arial" w:hAnsi="Arial" w:cs="Arial"/>
+                <w:b/>
                 <w:shd w:val="clear" w:color="auto" w:fill="FFFFFF"/>
               </w:rPr>
               <w:t>[Address LH1]</w:t>
@@ -1566,29 +1601,46 @@
           </w:p>
           <w:p>
             <w:pPr>
-              <w:rPr>
-                <w:rFonts w:ascii="Arial" w:hAnsi="Arial" w:cs="Arial"/>
-                <w:color w:val="FF0000"/>
+              <w:ind w:left="8"/>
+              <w:rPr>
+                <w:rFonts w:ascii="Arial" w:hAnsi="Arial" w:cs="Arial"/>
+                <w:b/>
+              </w:rPr>
+            </w:pPr>
+            <w:r>
+              <w:rPr>
+                <w:rFonts w:ascii="Arial" w:hAnsi="Arial" w:cs="Arial"/>
+                <w:b/>
+                <w:shd w:val="clear" w:color="auto" w:fill="FFFFFF"/>
+              </w:rPr>
+              <w:t>[Mobile No LH1]</w:t>
+            </w:r>
+          </w:p>
+          <w:p>
+            <w:pPr>
+              <w:rPr>
+                <w:rFonts w:ascii="Arial" w:hAnsi="Arial" w:cs="Arial"/>
+                <w:b/>
               </w:rPr>
             </w:pPr>
           </w:p>
         </w:tc>
         <w:tc>
           <w:tcPr>
-            <w:tcW w:w="709" w:type="dxa"/>
+            <w:tcW w:w="993" w:type="dxa"/>
           </w:tcPr>
           <w:p>
             <w:pPr>
               <w:ind w:left="8"/>
               <w:rPr>
                 <w:rFonts w:ascii="Arial" w:hAnsi="Arial" w:cs="Arial"/>
-                <w:color w:val="FF0000"/>
-              </w:rPr>
-            </w:pPr>
-            <w:r>
-              <w:rPr>
-                <w:rFonts w:ascii="Arial" w:hAnsi="Arial" w:cs="Arial"/>
-                <w:color w:val="FF0000"/>
+                <w:b/>
+              </w:rPr>
+            </w:pPr>
+            <w:r>
+              <w:rPr>
+                <w:rFonts w:ascii="Arial" w:hAnsi="Arial" w:cs="Arial"/>
+                <w:b/>
                 <w:shd w:val="clear" w:color="auto" w:fill="FFFFFF"/>
               </w:rPr>
               <w:t>[Age LH1]</w:t>
@@ -1604,13 +1656,13 @@
               <w:ind w:left="8"/>
               <w:rPr>
                 <w:rFonts w:ascii="Arial" w:hAnsi="Arial" w:cs="Arial"/>
-                <w:color w:val="FF0000"/>
-              </w:rPr>
-            </w:pPr>
-            <w:r>
-              <w:rPr>
-                <w:rFonts w:ascii="Arial" w:hAnsi="Arial" w:cs="Arial"/>
-                <w:color w:val="FF0000"/>
+                <w:b/>
+              </w:rPr>
+            </w:pPr>
+            <w:r>
+              <w:rPr>
+                <w:rFonts w:ascii="Arial" w:hAnsi="Arial" w:cs="Arial"/>
+                <w:b/>
                 <w:shd w:val="clear" w:color="auto" w:fill="FFFFFF"/>
               </w:rPr>
               <w:t>[Relation LH1]</w:t>
@@ -1624,13 +1676,14 @@
         </w:trPr>
         <w:tc>
           <w:tcPr>
-            <w:tcW w:w="3670" w:type="dxa"/>
+            <w:tcW w:w="3262" w:type="dxa"/>
           </w:tcPr>
           <w:p>
             <w:pPr>
               <w:ind w:left="8"/>
               <w:rPr>
                 <w:rFonts w:ascii="Arial" w:eastAsia="Times New Roman" w:hAnsi="Arial" w:cs="Arial"/>
+                <w:b/>
               </w:rPr>
             </w:pPr>
           </w:p>
@@ -1639,24 +1692,27 @@
               <w:ind w:left="8"/>
               <w:rPr>
                 <w:rFonts w:ascii="Arial" w:hAnsi="Arial" w:cs="Arial"/>
+                <w:b/>
               </w:rPr>
             </w:pPr>
             <w:r>
               <w:rPr>
                 <w:rFonts w:ascii="Arial" w:eastAsia="Times New Roman" w:hAnsi="Arial" w:cs="Arial"/>
+                <w:b/>
               </w:rPr>
               <w:t>5</w:t>
             </w:r>
             <w:r>
               <w:rPr>
                 <w:rFonts w:ascii="Arial" w:eastAsia="Times New Roman" w:hAnsi="Arial" w:cs="Arial"/>
+                <w:b/>
               </w:rPr>
               <w:t xml:space="preserve">) </w:t>
             </w:r>
             <w:r>
               <w:rPr>
                 <w:rFonts w:ascii="Arial" w:hAnsi="Arial" w:cs="Arial"/>
-                <w:color w:val="FF0000"/>
+                <w:b/>
                 <w:shd w:val="clear" w:color="auto" w:fill="FFFFFF"/>
               </w:rPr>
               <w:t>[Name as per Aadhar LH2]</w:t>
@@ -1665,42 +1721,60 @@
         </w:tc>
         <w:tc>
           <w:tcPr>
-            <w:tcW w:w="3419" w:type="dxa"/>
+            <w:tcW w:w="3543" w:type="dxa"/>
           </w:tcPr>
           <w:p>
             <w:pPr>
               <w:ind w:left="8"/>
               <w:rPr>
                 <w:rFonts w:ascii="Arial" w:hAnsi="Arial" w:cs="Arial"/>
-                <w:color w:val="FF0000"/>
-              </w:rPr>
-            </w:pPr>
-            <w:r>
-              <w:rPr>
-                <w:rFonts w:ascii="Arial" w:hAnsi="Arial" w:cs="Arial"/>
-                <w:color w:val="FF0000"/>
+                <w:b/>
+                <w:shd w:val="clear" w:color="auto" w:fill="FFFFFF"/>
+              </w:rPr>
+            </w:pPr>
+            <w:r>
+              <w:rPr>
+                <w:rFonts w:ascii="Arial" w:hAnsi="Arial" w:cs="Arial"/>
+                <w:b/>
                 <w:shd w:val="clear" w:color="auto" w:fill="FFFFFF"/>
               </w:rPr>
               <w:t>[Address LH2]</w:t>
+            </w:r>
+          </w:p>
+          <w:p>
+            <w:pPr>
+              <w:ind w:left="8"/>
+              <w:rPr>
+                <w:rFonts w:ascii="Arial" w:hAnsi="Arial" w:cs="Arial"/>
+                <w:b/>
+              </w:rPr>
+            </w:pPr>
+            <w:r>
+              <w:rPr>
+                <w:rFonts w:ascii="Arial" w:hAnsi="Arial" w:cs="Arial"/>
+                <w:b/>
+                <w:shd w:val="clear" w:color="auto" w:fill="FFFFFF"/>
+              </w:rPr>
+              <w:t>[Mobile No LH2]</w:t>
             </w:r>
           </w:p>
         </w:tc>
         <w:tc>
           <w:tcPr>
-            <w:tcW w:w="709" w:type="dxa"/>
+            <w:tcW w:w="993" w:type="dxa"/>
           </w:tcPr>
           <w:p>
             <w:pPr>
               <w:ind w:left="8"/>
               <w:rPr>
                 <w:rFonts w:ascii="Arial" w:hAnsi="Arial" w:cs="Arial"/>
-                <w:color w:val="FF0000"/>
-              </w:rPr>
-            </w:pPr>
-            <w:r>
-              <w:rPr>
-                <w:rFonts w:ascii="Arial" w:hAnsi="Arial" w:cs="Arial"/>
-                <w:color w:val="FF0000"/>
+                <w:b/>
+              </w:rPr>
+            </w:pPr>
+            <w:r>
+              <w:rPr>
+                <w:rFonts w:ascii="Arial" w:hAnsi="Arial" w:cs="Arial"/>
+                <w:b/>
                 <w:shd w:val="clear" w:color="auto" w:fill="FFFFFF"/>
               </w:rPr>
               <w:t>[Age LH2]</w:t>
@@ -1716,13 +1790,13 @@
               <w:ind w:left="8"/>
               <w:rPr>
                 <w:rFonts w:ascii="Arial" w:hAnsi="Arial" w:cs="Arial"/>
-                <w:color w:val="FF0000"/>
-              </w:rPr>
-            </w:pPr>
-            <w:r>
-              <w:rPr>
-                <w:rFonts w:ascii="Arial" w:hAnsi="Arial" w:cs="Arial"/>
-                <w:color w:val="FF0000"/>
+                <w:b/>
+              </w:rPr>
+            </w:pPr>
+            <w:r>
+              <w:rPr>
+                <w:rFonts w:ascii="Arial" w:hAnsi="Arial" w:cs="Arial"/>
+                <w:b/>
                 <w:shd w:val="clear" w:color="auto" w:fill="FFFFFF"/>
               </w:rPr>
               <w:t>[Relation LH2]</w:t>
@@ -1736,37 +1810,41 @@
         </w:trPr>
         <w:tc>
           <w:tcPr>
-            <w:tcW w:w="3670" w:type="dxa"/>
+            <w:tcW w:w="3262" w:type="dxa"/>
           </w:tcPr>
           <w:p>
             <w:pPr>
               <w:rPr>
                 <w:rFonts w:ascii="Arial" w:eastAsia="Times New Roman" w:hAnsi="Arial" w:cs="Arial"/>
-              </w:rPr>
-            </w:pPr>
-          </w:p>
-          <w:p>
-            <w:pPr>
-              <w:rPr>
-                <w:rFonts w:ascii="Arial" w:hAnsi="Arial" w:cs="Arial"/>
+                <w:b/>
+              </w:rPr>
+            </w:pPr>
+          </w:p>
+          <w:p>
+            <w:pPr>
+              <w:rPr>
+                <w:rFonts w:ascii="Arial" w:hAnsi="Arial" w:cs="Arial"/>
+                <w:b/>
               </w:rPr>
             </w:pPr>
             <w:r>
               <w:rPr>
                 <w:rFonts w:ascii="Arial" w:eastAsia="Times New Roman" w:hAnsi="Arial" w:cs="Arial"/>
+                <w:b/>
               </w:rPr>
               <w:t>6</w:t>
             </w:r>
             <w:r>
               <w:rPr>
                 <w:rFonts w:ascii="Arial" w:eastAsia="Times New Roman" w:hAnsi="Arial" w:cs="Arial"/>
+                <w:b/>
               </w:rPr>
               <w:t xml:space="preserve">) </w:t>
             </w:r>
             <w:r>
               <w:rPr>
                 <w:rFonts w:ascii="Arial" w:hAnsi="Arial" w:cs="Arial"/>
-                <w:color w:val="FF0000"/>
+                <w:b/>
                 <w:shd w:val="clear" w:color="auto" w:fill="FFFFFF"/>
               </w:rPr>
               <w:t>[Name as per Aadhar LH3]</w:t>
@@ -1775,41 +1853,58 @@
         </w:tc>
         <w:tc>
           <w:tcPr>
-            <w:tcW w:w="3419" w:type="dxa"/>
+            <w:tcW w:w="3543" w:type="dxa"/>
           </w:tcPr>
           <w:p>
             <w:pPr>
               <w:rPr>
                 <w:rFonts w:ascii="Arial" w:hAnsi="Arial" w:cs="Arial"/>
-                <w:color w:val="FF0000"/>
-              </w:rPr>
-            </w:pPr>
-            <w:r>
-              <w:rPr>
-                <w:rFonts w:ascii="Arial" w:hAnsi="Arial" w:cs="Arial"/>
-                <w:color w:val="FF0000"/>
+                <w:b/>
+                <w:shd w:val="clear" w:color="auto" w:fill="FFFFFF"/>
+              </w:rPr>
+            </w:pPr>
+            <w:r>
+              <w:rPr>
+                <w:rFonts w:ascii="Arial" w:hAnsi="Arial" w:cs="Arial"/>
+                <w:b/>
                 <w:shd w:val="clear" w:color="auto" w:fill="FFFFFF"/>
               </w:rPr>
               <w:t>[Address LH3]</w:t>
+            </w:r>
+          </w:p>
+          <w:p>
+            <w:pPr>
+              <w:rPr>
+                <w:rFonts w:ascii="Arial" w:hAnsi="Arial" w:cs="Arial"/>
+                <w:b/>
+              </w:rPr>
+            </w:pPr>
+            <w:r>
+              <w:rPr>
+                <w:rFonts w:ascii="Arial" w:hAnsi="Arial" w:cs="Arial"/>
+                <w:b/>
+                <w:shd w:val="clear" w:color="auto" w:fill="FFFFFF"/>
+              </w:rPr>
+              <w:t>[Mobile No LH3]</w:t>
             </w:r>
           </w:p>
         </w:tc>
         <w:tc>
           <w:tcPr>
-            <w:tcW w:w="709" w:type="dxa"/>
+            <w:tcW w:w="993" w:type="dxa"/>
           </w:tcPr>
           <w:p>
             <w:pPr>
               <w:ind w:left="8"/>
               <w:rPr>
                 <w:rFonts w:ascii="Arial" w:hAnsi="Arial" w:cs="Arial"/>
-                <w:color w:val="FF0000"/>
-              </w:rPr>
-            </w:pPr>
-            <w:r>
-              <w:rPr>
-                <w:rFonts w:ascii="Arial" w:hAnsi="Arial" w:cs="Arial"/>
-                <w:color w:val="FF0000"/>
+                <w:b/>
+              </w:rPr>
+            </w:pPr>
+            <w:r>
+              <w:rPr>
+                <w:rFonts w:ascii="Arial" w:hAnsi="Arial" w:cs="Arial"/>
+                <w:b/>
                 <w:shd w:val="clear" w:color="auto" w:fill="FFFFFF"/>
               </w:rPr>
               <w:t>[Age LH3]</w:t>
@@ -1825,13 +1920,13 @@
               <w:ind w:left="8"/>
               <w:rPr>
                 <w:rFonts w:ascii="Arial" w:hAnsi="Arial" w:cs="Arial"/>
-                <w:color w:val="FF0000"/>
-              </w:rPr>
-            </w:pPr>
-            <w:r>
-              <w:rPr>
-                <w:rFonts w:ascii="Arial" w:hAnsi="Arial" w:cs="Arial"/>
-                <w:color w:val="FF0000"/>
+                <w:b/>
+              </w:rPr>
+            </w:pPr>
+            <w:r>
+              <w:rPr>
+                <w:rFonts w:ascii="Arial" w:hAnsi="Arial" w:cs="Arial"/>
+                <w:b/>
                 <w:shd w:val="clear" w:color="auto" w:fill="FFFFFF"/>
               </w:rPr>
               <w:t>[Relation LH3]</w:t>
@@ -1845,17 +1940,19 @@
         </w:trPr>
         <w:tc>
           <w:tcPr>
-            <w:tcW w:w="3670" w:type="dxa"/>
+            <w:tcW w:w="3262" w:type="dxa"/>
           </w:tcPr>
           <w:p>
             <w:pPr>
               <w:rPr>
                 <w:rFonts w:ascii="Arial" w:eastAsia="Times New Roman" w:hAnsi="Arial" w:cs="Arial"/>
+                <w:b/>
               </w:rPr>
             </w:pPr>
             <w:r>
               <w:rPr>
                 <w:rFonts w:ascii="Arial" w:eastAsia="Times New Roman" w:hAnsi="Arial" w:cs="Arial"/>
+                <w:b/>
               </w:rPr>
               <w:br/>
               <w:t>7</w:t>
@@ -1863,13 +1960,14 @@
             <w:r>
               <w:rPr>
                 <w:rFonts w:ascii="Arial" w:eastAsia="Times New Roman" w:hAnsi="Arial" w:cs="Arial"/>
+                <w:b/>
               </w:rPr>
               <w:t xml:space="preserve">) </w:t>
             </w:r>
             <w:r>
               <w:rPr>
                 <w:rFonts w:ascii="Arial" w:hAnsi="Arial" w:cs="Arial"/>
-                <w:color w:val="FF0000"/>
+                <w:b/>
                 <w:shd w:val="clear" w:color="auto" w:fill="FFFFFF"/>
               </w:rPr>
               <w:t>[Name as per Aadhar LH4]</w:t>
@@ -1878,41 +1976,58 @@
         </w:tc>
         <w:tc>
           <w:tcPr>
-            <w:tcW w:w="3419" w:type="dxa"/>
+            <w:tcW w:w="3543" w:type="dxa"/>
           </w:tcPr>
           <w:p>
             <w:pPr>
               <w:rPr>
                 <w:rFonts w:ascii="Arial" w:hAnsi="Arial" w:cs="Arial"/>
-                <w:color w:val="FF0000"/>
-              </w:rPr>
-            </w:pPr>
-            <w:r>
-              <w:rPr>
-                <w:rFonts w:ascii="Arial" w:hAnsi="Arial" w:cs="Arial"/>
-                <w:color w:val="FF0000"/>
+                <w:b/>
+                <w:shd w:val="clear" w:color="auto" w:fill="FFFFFF"/>
+              </w:rPr>
+            </w:pPr>
+            <w:r>
+              <w:rPr>
+                <w:rFonts w:ascii="Arial" w:hAnsi="Arial" w:cs="Arial"/>
+                <w:b/>
                 <w:shd w:val="clear" w:color="auto" w:fill="FFFFFF"/>
               </w:rPr>
               <w:t>[Address LH4]</w:t>
+            </w:r>
+          </w:p>
+          <w:p>
+            <w:pPr>
+              <w:rPr>
+                <w:rFonts w:ascii="Arial" w:hAnsi="Arial" w:cs="Arial"/>
+                <w:b/>
+              </w:rPr>
+            </w:pPr>
+            <w:r>
+              <w:rPr>
+                <w:rFonts w:ascii="Arial" w:hAnsi="Arial" w:cs="Arial"/>
+                <w:b/>
+                <w:shd w:val="clear" w:color="auto" w:fill="FFFFFF"/>
+              </w:rPr>
+              <w:t>[Mobile No LH4]</w:t>
             </w:r>
           </w:p>
         </w:tc>
         <w:tc>
           <w:tcPr>
-            <w:tcW w:w="709" w:type="dxa"/>
+            <w:tcW w:w="993" w:type="dxa"/>
           </w:tcPr>
           <w:p>
             <w:pPr>
               <w:ind w:left="8"/>
               <w:rPr>
                 <w:rFonts w:ascii="Arial" w:hAnsi="Arial" w:cs="Arial"/>
-                <w:color w:val="FF0000"/>
-              </w:rPr>
-            </w:pPr>
-            <w:r>
-              <w:rPr>
-                <w:rFonts w:ascii="Arial" w:hAnsi="Arial" w:cs="Arial"/>
-                <w:color w:val="FF0000"/>
+                <w:b/>
+              </w:rPr>
+            </w:pPr>
+            <w:r>
+              <w:rPr>
+                <w:rFonts w:ascii="Arial" w:hAnsi="Arial" w:cs="Arial"/>
+                <w:b/>
                 <w:shd w:val="clear" w:color="auto" w:fill="FFFFFF"/>
               </w:rPr>
               <w:t>[Age LH4]</w:t>
@@ -1928,13 +2043,13 @@
               <w:ind w:left="8"/>
               <w:rPr>
                 <w:rFonts w:ascii="Arial" w:hAnsi="Arial" w:cs="Arial"/>
-                <w:color w:val="FF0000"/>
-              </w:rPr>
-            </w:pPr>
-            <w:r>
-              <w:rPr>
-                <w:rFonts w:ascii="Arial" w:hAnsi="Arial" w:cs="Arial"/>
-                <w:color w:val="FF0000"/>
+                <w:b/>
+              </w:rPr>
+            </w:pPr>
+            <w:r>
+              <w:rPr>
+                <w:rFonts w:ascii="Arial" w:hAnsi="Arial" w:cs="Arial"/>
+                <w:b/>
                 <w:shd w:val="clear" w:color="auto" w:fill="FFFFFF"/>
               </w:rPr>
               <w:t>[Relation LH4]</w:t>
@@ -1948,17 +2063,19 @@
         </w:trPr>
         <w:tc>
           <w:tcPr>
-            <w:tcW w:w="3670" w:type="dxa"/>
+            <w:tcW w:w="3262" w:type="dxa"/>
           </w:tcPr>
           <w:p>
             <w:pPr>
               <w:rPr>
                 <w:rFonts w:ascii="Arial" w:eastAsia="Times New Roman" w:hAnsi="Arial" w:cs="Arial"/>
+                <w:b/>
               </w:rPr>
             </w:pPr>
             <w:r>
               <w:rPr>
                 <w:rFonts w:ascii="Arial" w:eastAsia="Times New Roman" w:hAnsi="Arial" w:cs="Arial"/>
+                <w:b/>
               </w:rPr>
               <w:br/>
               <w:t>8</w:t>
@@ -1966,13 +2083,14 @@
             <w:r>
               <w:rPr>
                 <w:rFonts w:ascii="Arial" w:eastAsia="Times New Roman" w:hAnsi="Arial" w:cs="Arial"/>
+                <w:b/>
               </w:rPr>
               <w:t>)</w:t>
             </w:r>
             <w:r>
               <w:rPr>
                 <w:rFonts w:ascii="Arial" w:hAnsi="Arial" w:cs="Arial"/>
-                <w:color w:val="FF0000"/>
+                <w:b/>
                 <w:shd w:val="clear" w:color="auto" w:fill="FFFFFF"/>
               </w:rPr>
               <w:t xml:space="preserve"> [Name as per Aadhar LH5]</w:t>
@@ -1981,41 +2099,58 @@
         </w:tc>
         <w:tc>
           <w:tcPr>
-            <w:tcW w:w="3419" w:type="dxa"/>
+            <w:tcW w:w="3543" w:type="dxa"/>
           </w:tcPr>
           <w:p>
             <w:pPr>
               <w:rPr>
                 <w:rFonts w:ascii="Arial" w:hAnsi="Arial" w:cs="Arial"/>
-                <w:color w:val="FF0000"/>
-              </w:rPr>
-            </w:pPr>
-            <w:r>
-              <w:rPr>
-                <w:rFonts w:ascii="Arial" w:hAnsi="Arial" w:cs="Arial"/>
-                <w:color w:val="FF0000"/>
+                <w:b/>
+                <w:shd w:val="clear" w:color="auto" w:fill="FFFFFF"/>
+              </w:rPr>
+            </w:pPr>
+            <w:r>
+              <w:rPr>
+                <w:rFonts w:ascii="Arial" w:hAnsi="Arial" w:cs="Arial"/>
+                <w:b/>
                 <w:shd w:val="clear" w:color="auto" w:fill="FFFFFF"/>
               </w:rPr>
               <w:t>[Address LH5]</w:t>
+            </w:r>
+          </w:p>
+          <w:p>
+            <w:pPr>
+              <w:rPr>
+                <w:rFonts w:ascii="Arial" w:hAnsi="Arial" w:cs="Arial"/>
+                <w:b/>
+              </w:rPr>
+            </w:pPr>
+            <w:r>
+              <w:rPr>
+                <w:rFonts w:ascii="Arial" w:hAnsi="Arial" w:cs="Arial"/>
+                <w:b/>
+                <w:shd w:val="clear" w:color="auto" w:fill="FFFFFF"/>
+              </w:rPr>
+              <w:t>[Mobile No LH5]</w:t>
             </w:r>
           </w:p>
         </w:tc>
         <w:tc>
           <w:tcPr>
-            <w:tcW w:w="709" w:type="dxa"/>
+            <w:tcW w:w="993" w:type="dxa"/>
           </w:tcPr>
           <w:p>
             <w:pPr>
               <w:ind w:left="8"/>
               <w:rPr>
                 <w:rFonts w:ascii="Arial" w:hAnsi="Arial" w:cs="Arial"/>
-                <w:color w:val="FF0000"/>
-              </w:rPr>
-            </w:pPr>
-            <w:r>
-              <w:rPr>
-                <w:rFonts w:ascii="Arial" w:hAnsi="Arial" w:cs="Arial"/>
-                <w:color w:val="FF0000"/>
+                <w:b/>
+              </w:rPr>
+            </w:pPr>
+            <w:r>
+              <w:rPr>
+                <w:rFonts w:ascii="Arial" w:hAnsi="Arial" w:cs="Arial"/>
+                <w:b/>
                 <w:shd w:val="clear" w:color="auto" w:fill="FFFFFF"/>
               </w:rPr>
               <w:t>[Age LH5]</w:t>
@@ -2031,16 +2166,906 @@
               <w:ind w:left="8"/>
               <w:rPr>
                 <w:rFonts w:ascii="Arial" w:hAnsi="Arial" w:cs="Arial"/>
-                <w:color w:val="FF0000"/>
-              </w:rPr>
-            </w:pPr>
-            <w:r>
-              <w:rPr>
-                <w:rFonts w:ascii="Arial" w:hAnsi="Arial" w:cs="Arial"/>
-                <w:color w:val="FF0000"/>
+                <w:b/>
+              </w:rPr>
+            </w:pPr>
+            <w:r>
+              <w:rPr>
+                <w:rFonts w:ascii="Arial" w:hAnsi="Arial" w:cs="Arial"/>
+                <w:b/>
                 <w:shd w:val="clear" w:color="auto" w:fill="FFFFFF"/>
               </w:rPr>
               <w:t>[Relation LH5]</w:t>
+            </w:r>
+          </w:p>
+        </w:tc>
+      </w:tr>
+      <w:tr>
+        <w:trPr>
+          <w:trHeight w:val="684"/>
+        </w:trPr>
+        <w:tc>
+          <w:tcPr>
+            <w:tcW w:w="3262" w:type="dxa"/>
+          </w:tcPr>
+          <w:p>
+            <w:pPr>
+              <w:rPr>
+                <w:rFonts w:ascii="Arial" w:eastAsia="Times New Roman" w:hAnsi="Arial" w:cs="Arial"/>
+                <w:b/>
+              </w:rPr>
+            </w:pPr>
+            <w:bookmarkStart w:id="0" w:name="_GoBack" w:colFirst="0" w:colLast="0"/>
+          </w:p>
+          <w:p>
+            <w:pPr>
+              <w:rPr>
+                <w:rFonts w:ascii="Arial" w:eastAsia="Times New Roman" w:hAnsi="Arial" w:cs="Arial"/>
+                <w:b/>
+              </w:rPr>
+            </w:pPr>
+            <w:r>
+              <w:rPr>
+                <w:rFonts w:ascii="Arial" w:eastAsia="Times New Roman" w:hAnsi="Arial" w:cs="Arial"/>
+                <w:b/>
+              </w:rPr>
+              <w:t xml:space="preserve">9) </w:t>
+            </w:r>
+            <w:r>
+              <w:rPr>
+                <w:rFonts w:ascii="Arial" w:hAnsi="Arial" w:cs="Arial"/>
+                <w:b/>
+                <w:shd w:val="clear" w:color="auto" w:fill="FFFFFF"/>
+              </w:rPr>
+              <w:t xml:space="preserve">[Name as per </w:t>
+            </w:r>
+            <w:proofErr w:type="spellStart"/>
+            <w:r>
+              <w:rPr>
+                <w:rFonts w:ascii="Arial" w:hAnsi="Arial" w:cs="Arial"/>
+                <w:b/>
+                <w:shd w:val="clear" w:color="auto" w:fill="FFFFFF"/>
+              </w:rPr>
+              <w:t>Aadhar</w:t>
+            </w:r>
+            <w:proofErr w:type="spellEnd"/>
+            <w:r>
+              <w:rPr>
+                <w:rFonts w:ascii="Arial" w:hAnsi="Arial" w:cs="Arial"/>
+                <w:b/>
+                <w:shd w:val="clear" w:color="auto" w:fill="FFFFFF"/>
+              </w:rPr>
+              <w:t xml:space="preserve"> LH6</w:t>
+            </w:r>
+            <w:r>
+              <w:rPr>
+                <w:rFonts w:ascii="Arial" w:hAnsi="Arial" w:cs="Arial"/>
+                <w:b/>
+                <w:shd w:val="clear" w:color="auto" w:fill="FFFFFF"/>
+              </w:rPr>
+              <w:t>]</w:t>
+            </w:r>
+          </w:p>
+        </w:tc>
+        <w:tc>
+          <w:tcPr>
+            <w:tcW w:w="3543" w:type="dxa"/>
+          </w:tcPr>
+          <w:p>
+            <w:pPr>
+              <w:rPr>
+                <w:rFonts w:ascii="Arial" w:hAnsi="Arial" w:cs="Arial"/>
+                <w:b/>
+                <w:shd w:val="clear" w:color="auto" w:fill="FFFFFF"/>
+              </w:rPr>
+            </w:pPr>
+            <w:r>
+              <w:rPr>
+                <w:rFonts w:ascii="Arial" w:hAnsi="Arial" w:cs="Arial"/>
+                <w:b/>
+                <w:shd w:val="clear" w:color="auto" w:fill="FFFFFF"/>
+              </w:rPr>
+              <w:t>[Address LH6</w:t>
+            </w:r>
+            <w:r>
+              <w:rPr>
+                <w:rFonts w:ascii="Arial" w:hAnsi="Arial" w:cs="Arial"/>
+                <w:b/>
+                <w:shd w:val="clear" w:color="auto" w:fill="FFFFFF"/>
+              </w:rPr>
+              <w:t>]</w:t>
+            </w:r>
+          </w:p>
+          <w:p>
+            <w:pPr>
+              <w:rPr>
+                <w:rFonts w:ascii="Arial" w:hAnsi="Arial" w:cs="Arial"/>
+                <w:b/>
+                <w:shd w:val="clear" w:color="auto" w:fill="FFFFFF"/>
+              </w:rPr>
+            </w:pPr>
+            <w:r>
+              <w:rPr>
+                <w:rFonts w:ascii="Arial" w:hAnsi="Arial" w:cs="Arial"/>
+                <w:b/>
+                <w:shd w:val="clear" w:color="auto" w:fill="FFFFFF"/>
+              </w:rPr>
+              <w:t>[Mobile No LH6]</w:t>
+            </w:r>
+          </w:p>
+        </w:tc>
+        <w:tc>
+          <w:tcPr>
+            <w:tcW w:w="993" w:type="dxa"/>
+          </w:tcPr>
+          <w:p>
+            <w:pPr>
+              <w:ind w:left="8"/>
+              <w:rPr>
+                <w:rFonts w:ascii="Arial" w:hAnsi="Arial" w:cs="Arial"/>
+                <w:b/>
+                <w:shd w:val="clear" w:color="auto" w:fill="FFFFFF"/>
+              </w:rPr>
+            </w:pPr>
+            <w:r>
+              <w:rPr>
+                <w:rFonts w:ascii="Arial" w:hAnsi="Arial" w:cs="Arial"/>
+                <w:b/>
+                <w:shd w:val="clear" w:color="auto" w:fill="FFFFFF"/>
+              </w:rPr>
+              <w:t>[Age LH6</w:t>
+            </w:r>
+            <w:r>
+              <w:rPr>
+                <w:rFonts w:ascii="Arial" w:hAnsi="Arial" w:cs="Arial"/>
+                <w:b/>
+                <w:shd w:val="clear" w:color="auto" w:fill="FFFFFF"/>
+              </w:rPr>
+              <w:t>]</w:t>
+            </w:r>
+          </w:p>
+        </w:tc>
+        <w:tc>
+          <w:tcPr>
+            <w:tcW w:w="1719" w:type="dxa"/>
+          </w:tcPr>
+          <w:p>
+            <w:pPr>
+              <w:ind w:left="8"/>
+              <w:rPr>
+                <w:rFonts w:ascii="Arial" w:hAnsi="Arial" w:cs="Arial"/>
+                <w:b/>
+                <w:shd w:val="clear" w:color="auto" w:fill="FFFFFF"/>
+              </w:rPr>
+            </w:pPr>
+            <w:r>
+              <w:rPr>
+                <w:rFonts w:ascii="Arial" w:hAnsi="Arial" w:cs="Arial"/>
+                <w:b/>
+                <w:shd w:val="clear" w:color="auto" w:fill="FFFFFF"/>
+              </w:rPr>
+              <w:t>[Relation LH6</w:t>
+            </w:r>
+            <w:r>
+              <w:rPr>
+                <w:rFonts w:ascii="Arial" w:hAnsi="Arial" w:cs="Arial"/>
+                <w:b/>
+                <w:shd w:val="clear" w:color="auto" w:fill="FFFFFF"/>
+              </w:rPr>
+              <w:t>]</w:t>
+            </w:r>
+          </w:p>
+        </w:tc>
+      </w:tr>
+      <w:bookmarkEnd w:id="0"/>
+      <w:tr>
+        <w:trPr>
+          <w:trHeight w:val="684"/>
+        </w:trPr>
+        <w:tc>
+          <w:tcPr>
+            <w:tcW w:w="3262" w:type="dxa"/>
+          </w:tcPr>
+          <w:p>
+            <w:pPr>
+              <w:rPr>
+                <w:rFonts w:ascii="Arial" w:eastAsia="Times New Roman" w:hAnsi="Arial" w:cs="Arial"/>
+                <w:b/>
+              </w:rPr>
+            </w:pPr>
+          </w:p>
+          <w:p>
+            <w:pPr>
+              <w:rPr>
+                <w:rFonts w:ascii="Arial" w:eastAsia="Times New Roman" w:hAnsi="Arial" w:cs="Arial"/>
+                <w:b/>
+              </w:rPr>
+            </w:pPr>
+            <w:r>
+              <w:rPr>
+                <w:rFonts w:ascii="Arial" w:eastAsia="Times New Roman" w:hAnsi="Arial" w:cs="Arial"/>
+                <w:b/>
+              </w:rPr>
+              <w:t xml:space="preserve">10) </w:t>
+            </w:r>
+            <w:r>
+              <w:rPr>
+                <w:rFonts w:ascii="Arial" w:hAnsi="Arial" w:cs="Arial"/>
+                <w:b/>
+                <w:shd w:val="clear" w:color="auto" w:fill="FFFFFF"/>
+              </w:rPr>
+              <w:t xml:space="preserve">[Name as per </w:t>
+            </w:r>
+            <w:proofErr w:type="spellStart"/>
+            <w:r>
+              <w:rPr>
+                <w:rFonts w:ascii="Arial" w:hAnsi="Arial" w:cs="Arial"/>
+                <w:b/>
+                <w:shd w:val="clear" w:color="auto" w:fill="FFFFFF"/>
+              </w:rPr>
+              <w:t>Aadhar</w:t>
+            </w:r>
+            <w:proofErr w:type="spellEnd"/>
+            <w:r>
+              <w:rPr>
+                <w:rFonts w:ascii="Arial" w:hAnsi="Arial" w:cs="Arial"/>
+                <w:b/>
+                <w:shd w:val="clear" w:color="auto" w:fill="FFFFFF"/>
+              </w:rPr>
+              <w:t xml:space="preserve"> LH7</w:t>
+            </w:r>
+            <w:r>
+              <w:rPr>
+                <w:rFonts w:ascii="Arial" w:hAnsi="Arial" w:cs="Arial"/>
+                <w:b/>
+                <w:shd w:val="clear" w:color="auto" w:fill="FFFFFF"/>
+              </w:rPr>
+              <w:t>]</w:t>
+            </w:r>
+          </w:p>
+        </w:tc>
+        <w:tc>
+          <w:tcPr>
+            <w:tcW w:w="3543" w:type="dxa"/>
+          </w:tcPr>
+          <w:p>
+            <w:pPr>
+              <w:rPr>
+                <w:rFonts w:ascii="Arial" w:hAnsi="Arial" w:cs="Arial"/>
+                <w:b/>
+                <w:shd w:val="clear" w:color="auto" w:fill="FFFFFF"/>
+              </w:rPr>
+            </w:pPr>
+            <w:r>
+              <w:rPr>
+                <w:rFonts w:ascii="Arial" w:hAnsi="Arial" w:cs="Arial"/>
+                <w:b/>
+                <w:shd w:val="clear" w:color="auto" w:fill="FFFFFF"/>
+              </w:rPr>
+              <w:t>[Address LH7</w:t>
+            </w:r>
+            <w:r>
+              <w:rPr>
+                <w:rFonts w:ascii="Arial" w:hAnsi="Arial" w:cs="Arial"/>
+                <w:b/>
+                <w:shd w:val="clear" w:color="auto" w:fill="FFFFFF"/>
+              </w:rPr>
+              <w:t>]</w:t>
+            </w:r>
+          </w:p>
+          <w:p>
+            <w:pPr>
+              <w:rPr>
+                <w:rFonts w:ascii="Arial" w:hAnsi="Arial" w:cs="Arial"/>
+                <w:b/>
+                <w:shd w:val="clear" w:color="auto" w:fill="FFFFFF"/>
+              </w:rPr>
+            </w:pPr>
+            <w:r>
+              <w:rPr>
+                <w:rFonts w:ascii="Arial" w:hAnsi="Arial" w:cs="Arial"/>
+                <w:b/>
+                <w:shd w:val="clear" w:color="auto" w:fill="FFFFFF"/>
+              </w:rPr>
+              <w:t>[Mobile No LH7]</w:t>
+            </w:r>
+          </w:p>
+        </w:tc>
+        <w:tc>
+          <w:tcPr>
+            <w:tcW w:w="993" w:type="dxa"/>
+          </w:tcPr>
+          <w:p>
+            <w:pPr>
+              <w:ind w:left="8"/>
+              <w:rPr>
+                <w:rFonts w:ascii="Arial" w:hAnsi="Arial" w:cs="Arial"/>
+                <w:b/>
+                <w:shd w:val="clear" w:color="auto" w:fill="FFFFFF"/>
+              </w:rPr>
+            </w:pPr>
+            <w:r>
+              <w:rPr>
+                <w:rFonts w:ascii="Arial" w:hAnsi="Arial" w:cs="Arial"/>
+                <w:b/>
+                <w:shd w:val="clear" w:color="auto" w:fill="FFFFFF"/>
+              </w:rPr>
+              <w:t>[Age LH7</w:t>
+            </w:r>
+            <w:r>
+              <w:rPr>
+                <w:rFonts w:ascii="Arial" w:hAnsi="Arial" w:cs="Arial"/>
+                <w:b/>
+                <w:shd w:val="clear" w:color="auto" w:fill="FFFFFF"/>
+              </w:rPr>
+              <w:t>]</w:t>
+            </w:r>
+          </w:p>
+        </w:tc>
+        <w:tc>
+          <w:tcPr>
+            <w:tcW w:w="1719" w:type="dxa"/>
+          </w:tcPr>
+          <w:p>
+            <w:pPr>
+              <w:ind w:left="8"/>
+              <w:rPr>
+                <w:rFonts w:ascii="Arial" w:hAnsi="Arial" w:cs="Arial"/>
+                <w:b/>
+                <w:shd w:val="clear" w:color="auto" w:fill="FFFFFF"/>
+              </w:rPr>
+            </w:pPr>
+            <w:r>
+              <w:rPr>
+                <w:rFonts w:ascii="Arial" w:hAnsi="Arial" w:cs="Arial"/>
+                <w:b/>
+                <w:shd w:val="clear" w:color="auto" w:fill="FFFFFF"/>
+              </w:rPr>
+              <w:t>[Relation LH7</w:t>
+            </w:r>
+            <w:r>
+              <w:rPr>
+                <w:rFonts w:ascii="Arial" w:hAnsi="Arial" w:cs="Arial"/>
+                <w:b/>
+                <w:shd w:val="clear" w:color="auto" w:fill="FFFFFF"/>
+              </w:rPr>
+              <w:t>]</w:t>
+            </w:r>
+          </w:p>
+        </w:tc>
+      </w:tr>
+      <w:tr>
+        <w:trPr>
+          <w:trHeight w:val="684"/>
+        </w:trPr>
+        <w:tc>
+          <w:tcPr>
+            <w:tcW w:w="3262" w:type="dxa"/>
+          </w:tcPr>
+          <w:p>
+            <w:pPr>
+              <w:rPr>
+                <w:rFonts w:ascii="Arial" w:eastAsia="Times New Roman" w:hAnsi="Arial" w:cs="Arial"/>
+                <w:b/>
+              </w:rPr>
+            </w:pPr>
+          </w:p>
+          <w:p>
+            <w:pPr>
+              <w:rPr>
+                <w:rFonts w:ascii="Arial" w:eastAsia="Times New Roman" w:hAnsi="Arial" w:cs="Arial"/>
+                <w:b/>
+              </w:rPr>
+            </w:pPr>
+            <w:r>
+              <w:rPr>
+                <w:rFonts w:ascii="Arial" w:eastAsia="Times New Roman" w:hAnsi="Arial" w:cs="Arial"/>
+                <w:b/>
+              </w:rPr>
+              <w:t xml:space="preserve">11) </w:t>
+            </w:r>
+            <w:r>
+              <w:rPr>
+                <w:rFonts w:ascii="Arial" w:hAnsi="Arial" w:cs="Arial"/>
+                <w:b/>
+                <w:shd w:val="clear" w:color="auto" w:fill="FFFFFF"/>
+              </w:rPr>
+              <w:t xml:space="preserve">[Name as per </w:t>
+            </w:r>
+            <w:proofErr w:type="spellStart"/>
+            <w:r>
+              <w:rPr>
+                <w:rFonts w:ascii="Arial" w:hAnsi="Arial" w:cs="Arial"/>
+                <w:b/>
+                <w:shd w:val="clear" w:color="auto" w:fill="FFFFFF"/>
+              </w:rPr>
+              <w:t>Aadhar</w:t>
+            </w:r>
+            <w:proofErr w:type="spellEnd"/>
+            <w:r>
+              <w:rPr>
+                <w:rFonts w:ascii="Arial" w:hAnsi="Arial" w:cs="Arial"/>
+                <w:b/>
+                <w:shd w:val="clear" w:color="auto" w:fill="FFFFFF"/>
+              </w:rPr>
+              <w:t xml:space="preserve"> LH8</w:t>
+            </w:r>
+            <w:r>
+              <w:rPr>
+                <w:rFonts w:ascii="Arial" w:hAnsi="Arial" w:cs="Arial"/>
+                <w:b/>
+                <w:shd w:val="clear" w:color="auto" w:fill="FFFFFF"/>
+              </w:rPr>
+              <w:t>]</w:t>
+            </w:r>
+          </w:p>
+        </w:tc>
+        <w:tc>
+          <w:tcPr>
+            <w:tcW w:w="3543" w:type="dxa"/>
+          </w:tcPr>
+          <w:p>
+            <w:pPr>
+              <w:rPr>
+                <w:rFonts w:ascii="Arial" w:hAnsi="Arial" w:cs="Arial"/>
+                <w:b/>
+                <w:shd w:val="clear" w:color="auto" w:fill="FFFFFF"/>
+              </w:rPr>
+            </w:pPr>
+            <w:r>
+              <w:rPr>
+                <w:rFonts w:ascii="Arial" w:hAnsi="Arial" w:cs="Arial"/>
+                <w:b/>
+                <w:shd w:val="clear" w:color="auto" w:fill="FFFFFF"/>
+              </w:rPr>
+              <w:t>[Address LH8</w:t>
+            </w:r>
+            <w:r>
+              <w:rPr>
+                <w:rFonts w:ascii="Arial" w:hAnsi="Arial" w:cs="Arial"/>
+                <w:b/>
+                <w:shd w:val="clear" w:color="auto" w:fill="FFFFFF"/>
+              </w:rPr>
+              <w:t>]</w:t>
+            </w:r>
+          </w:p>
+          <w:p>
+            <w:pPr>
+              <w:rPr>
+                <w:rFonts w:ascii="Arial" w:hAnsi="Arial" w:cs="Arial"/>
+                <w:b/>
+                <w:shd w:val="clear" w:color="auto" w:fill="FFFFFF"/>
+              </w:rPr>
+            </w:pPr>
+            <w:r>
+              <w:rPr>
+                <w:rFonts w:ascii="Arial" w:hAnsi="Arial" w:cs="Arial"/>
+                <w:b/>
+                <w:shd w:val="clear" w:color="auto" w:fill="FFFFFF"/>
+              </w:rPr>
+              <w:t>[Mobile No LH8]</w:t>
+            </w:r>
+          </w:p>
+        </w:tc>
+        <w:tc>
+          <w:tcPr>
+            <w:tcW w:w="993" w:type="dxa"/>
+          </w:tcPr>
+          <w:p>
+            <w:pPr>
+              <w:ind w:left="8"/>
+              <w:rPr>
+                <w:rFonts w:ascii="Arial" w:hAnsi="Arial" w:cs="Arial"/>
+                <w:b/>
+                <w:shd w:val="clear" w:color="auto" w:fill="FFFFFF"/>
+              </w:rPr>
+            </w:pPr>
+            <w:r>
+              <w:rPr>
+                <w:rFonts w:ascii="Arial" w:hAnsi="Arial" w:cs="Arial"/>
+                <w:b/>
+                <w:shd w:val="clear" w:color="auto" w:fill="FFFFFF"/>
+              </w:rPr>
+              <w:t>[Age LH8</w:t>
+            </w:r>
+            <w:r>
+              <w:rPr>
+                <w:rFonts w:ascii="Arial" w:hAnsi="Arial" w:cs="Arial"/>
+                <w:b/>
+                <w:shd w:val="clear" w:color="auto" w:fill="FFFFFF"/>
+              </w:rPr>
+              <w:t>]</w:t>
+            </w:r>
+          </w:p>
+        </w:tc>
+        <w:tc>
+          <w:tcPr>
+            <w:tcW w:w="1719" w:type="dxa"/>
+          </w:tcPr>
+          <w:p>
+            <w:pPr>
+              <w:ind w:left="8"/>
+              <w:rPr>
+                <w:rFonts w:ascii="Arial" w:hAnsi="Arial" w:cs="Arial"/>
+                <w:b/>
+                <w:shd w:val="clear" w:color="auto" w:fill="FFFFFF"/>
+              </w:rPr>
+            </w:pPr>
+            <w:r>
+              <w:rPr>
+                <w:rFonts w:ascii="Arial" w:hAnsi="Arial" w:cs="Arial"/>
+                <w:b/>
+                <w:shd w:val="clear" w:color="auto" w:fill="FFFFFF"/>
+              </w:rPr>
+              <w:t>[Relation LH</w:t>
+            </w:r>
+            <w:r>
+              <w:rPr>
+                <w:rFonts w:ascii="Arial" w:hAnsi="Arial" w:cs="Arial"/>
+                <w:b/>
+                <w:shd w:val="clear" w:color="auto" w:fill="FFFFFF"/>
+              </w:rPr>
+              <w:t>8</w:t>
+            </w:r>
+            <w:r>
+              <w:rPr>
+                <w:rFonts w:ascii="Arial" w:hAnsi="Arial" w:cs="Arial"/>
+                <w:b/>
+                <w:shd w:val="clear" w:color="auto" w:fill="FFFFFF"/>
+              </w:rPr>
+              <w:t>]</w:t>
+            </w:r>
+          </w:p>
+        </w:tc>
+      </w:tr>
+      <w:tr>
+        <w:trPr>
+          <w:trHeight w:val="684"/>
+        </w:trPr>
+        <w:tc>
+          <w:tcPr>
+            <w:tcW w:w="3262" w:type="dxa"/>
+          </w:tcPr>
+          <w:p>
+            <w:pPr>
+              <w:rPr>
+                <w:rFonts w:ascii="Arial" w:eastAsia="Times New Roman" w:hAnsi="Arial" w:cs="Arial"/>
+                <w:b/>
+              </w:rPr>
+            </w:pPr>
+          </w:p>
+          <w:p>
+            <w:pPr>
+              <w:rPr>
+                <w:rFonts w:ascii="Arial" w:eastAsia="Times New Roman" w:hAnsi="Arial" w:cs="Arial"/>
+                <w:b/>
+              </w:rPr>
+            </w:pPr>
+            <w:r>
+              <w:rPr>
+                <w:rFonts w:ascii="Arial" w:eastAsia="Times New Roman" w:hAnsi="Arial" w:cs="Arial"/>
+                <w:b/>
+              </w:rPr>
+              <w:t xml:space="preserve">12) </w:t>
+            </w:r>
+            <w:r>
+              <w:rPr>
+                <w:rFonts w:ascii="Arial" w:hAnsi="Arial" w:cs="Arial"/>
+                <w:b/>
+                <w:shd w:val="clear" w:color="auto" w:fill="FFFFFF"/>
+              </w:rPr>
+              <w:t xml:space="preserve">[Name as per </w:t>
+            </w:r>
+            <w:proofErr w:type="spellStart"/>
+            <w:r>
+              <w:rPr>
+                <w:rFonts w:ascii="Arial" w:hAnsi="Arial" w:cs="Arial"/>
+                <w:b/>
+                <w:shd w:val="clear" w:color="auto" w:fill="FFFFFF"/>
+              </w:rPr>
+              <w:t>Aadhar</w:t>
+            </w:r>
+            <w:proofErr w:type="spellEnd"/>
+            <w:r>
+              <w:rPr>
+                <w:rFonts w:ascii="Arial" w:hAnsi="Arial" w:cs="Arial"/>
+                <w:b/>
+                <w:shd w:val="clear" w:color="auto" w:fill="FFFFFF"/>
+              </w:rPr>
+              <w:t xml:space="preserve"> LH9</w:t>
+            </w:r>
+            <w:r>
+              <w:rPr>
+                <w:rFonts w:ascii="Arial" w:hAnsi="Arial" w:cs="Arial"/>
+                <w:b/>
+                <w:shd w:val="clear" w:color="auto" w:fill="FFFFFF"/>
+              </w:rPr>
+              <w:t>]</w:t>
+            </w:r>
+          </w:p>
+        </w:tc>
+        <w:tc>
+          <w:tcPr>
+            <w:tcW w:w="3543" w:type="dxa"/>
+          </w:tcPr>
+          <w:p>
+            <w:pPr>
+              <w:rPr>
+                <w:rFonts w:ascii="Arial" w:hAnsi="Arial" w:cs="Arial"/>
+                <w:b/>
+                <w:shd w:val="clear" w:color="auto" w:fill="FFFFFF"/>
+              </w:rPr>
+            </w:pPr>
+            <w:r>
+              <w:rPr>
+                <w:rFonts w:ascii="Arial" w:hAnsi="Arial" w:cs="Arial"/>
+                <w:b/>
+                <w:shd w:val="clear" w:color="auto" w:fill="FFFFFF"/>
+              </w:rPr>
+              <w:t>[Address LH9</w:t>
+            </w:r>
+            <w:r>
+              <w:rPr>
+                <w:rFonts w:ascii="Arial" w:hAnsi="Arial" w:cs="Arial"/>
+                <w:b/>
+                <w:shd w:val="clear" w:color="auto" w:fill="FFFFFF"/>
+              </w:rPr>
+              <w:t>]</w:t>
+            </w:r>
+          </w:p>
+          <w:p>
+            <w:pPr>
+              <w:rPr>
+                <w:rFonts w:ascii="Arial" w:hAnsi="Arial" w:cs="Arial"/>
+                <w:b/>
+                <w:shd w:val="clear" w:color="auto" w:fill="FFFFFF"/>
+              </w:rPr>
+            </w:pPr>
+            <w:r>
+              <w:rPr>
+                <w:rFonts w:ascii="Arial" w:hAnsi="Arial" w:cs="Arial"/>
+                <w:b/>
+                <w:shd w:val="clear" w:color="auto" w:fill="FFFFFF"/>
+              </w:rPr>
+              <w:t>[Mobile No LH9]</w:t>
+            </w:r>
+          </w:p>
+        </w:tc>
+        <w:tc>
+          <w:tcPr>
+            <w:tcW w:w="993" w:type="dxa"/>
+          </w:tcPr>
+          <w:p>
+            <w:pPr>
+              <w:ind w:left="8"/>
+              <w:rPr>
+                <w:rFonts w:ascii="Arial" w:hAnsi="Arial" w:cs="Arial"/>
+                <w:b/>
+                <w:shd w:val="clear" w:color="auto" w:fill="FFFFFF"/>
+              </w:rPr>
+            </w:pPr>
+            <w:r>
+              <w:rPr>
+                <w:rFonts w:ascii="Arial" w:hAnsi="Arial" w:cs="Arial"/>
+                <w:b/>
+                <w:shd w:val="clear" w:color="auto" w:fill="FFFFFF"/>
+              </w:rPr>
+              <w:t>[Age LH9</w:t>
+            </w:r>
+            <w:r>
+              <w:rPr>
+                <w:rFonts w:ascii="Arial" w:hAnsi="Arial" w:cs="Arial"/>
+                <w:b/>
+                <w:shd w:val="clear" w:color="auto" w:fill="FFFFFF"/>
+              </w:rPr>
+              <w:t>]</w:t>
+            </w:r>
+          </w:p>
+        </w:tc>
+        <w:tc>
+          <w:tcPr>
+            <w:tcW w:w="1719" w:type="dxa"/>
+          </w:tcPr>
+          <w:p>
+            <w:pPr>
+              <w:ind w:left="8"/>
+              <w:rPr>
+                <w:rFonts w:ascii="Arial" w:hAnsi="Arial" w:cs="Arial"/>
+                <w:b/>
+                <w:shd w:val="clear" w:color="auto" w:fill="FFFFFF"/>
+              </w:rPr>
+            </w:pPr>
+            <w:r>
+              <w:rPr>
+                <w:rFonts w:ascii="Arial" w:hAnsi="Arial" w:cs="Arial"/>
+                <w:b/>
+                <w:shd w:val="clear" w:color="auto" w:fill="FFFFFF"/>
+              </w:rPr>
+              <w:t>[Relation LH9</w:t>
+            </w:r>
+            <w:r>
+              <w:rPr>
+                <w:rFonts w:ascii="Arial" w:hAnsi="Arial" w:cs="Arial"/>
+                <w:b/>
+                <w:shd w:val="clear" w:color="auto" w:fill="FFFFFF"/>
+              </w:rPr>
+              <w:t>]</w:t>
+            </w:r>
+          </w:p>
+        </w:tc>
+      </w:tr>
+      <w:tr>
+        <w:trPr>
+          <w:trHeight w:val="684"/>
+        </w:trPr>
+        <w:tc>
+          <w:tcPr>
+            <w:tcW w:w="3262" w:type="dxa"/>
+          </w:tcPr>
+          <w:p>
+            <w:pPr>
+              <w:rPr>
+                <w:rFonts w:ascii="Arial" w:eastAsia="Times New Roman" w:hAnsi="Arial" w:cs="Arial"/>
+                <w:b/>
+              </w:rPr>
+            </w:pPr>
+          </w:p>
+          <w:p>
+            <w:pPr>
+              <w:rPr>
+                <w:rFonts w:ascii="Arial" w:eastAsia="Times New Roman" w:hAnsi="Arial" w:cs="Arial"/>
+                <w:b/>
+              </w:rPr>
+            </w:pPr>
+            <w:r>
+              <w:rPr>
+                <w:rFonts w:ascii="Arial" w:eastAsia="Times New Roman" w:hAnsi="Arial" w:cs="Arial"/>
+                <w:b/>
+              </w:rPr>
+              <w:t xml:space="preserve">13) </w:t>
+            </w:r>
+            <w:r>
+              <w:rPr>
+                <w:rFonts w:ascii="Arial" w:hAnsi="Arial" w:cs="Arial"/>
+                <w:b/>
+                <w:shd w:val="clear" w:color="auto" w:fill="FFFFFF"/>
+              </w:rPr>
+              <w:t xml:space="preserve">[Name as per </w:t>
+            </w:r>
+            <w:proofErr w:type="spellStart"/>
+            <w:r>
+              <w:rPr>
+                <w:rFonts w:ascii="Arial" w:hAnsi="Arial" w:cs="Arial"/>
+                <w:b/>
+                <w:shd w:val="clear" w:color="auto" w:fill="FFFFFF"/>
+              </w:rPr>
+              <w:t>Aadhar</w:t>
+            </w:r>
+            <w:proofErr w:type="spellEnd"/>
+            <w:r>
+              <w:rPr>
+                <w:rFonts w:ascii="Arial" w:hAnsi="Arial" w:cs="Arial"/>
+                <w:b/>
+                <w:shd w:val="clear" w:color="auto" w:fill="FFFFFF"/>
+              </w:rPr>
+              <w:t xml:space="preserve"> LH10</w:t>
+            </w:r>
+            <w:r>
+              <w:rPr>
+                <w:rFonts w:ascii="Arial" w:hAnsi="Arial" w:cs="Arial"/>
+                <w:b/>
+                <w:shd w:val="clear" w:color="auto" w:fill="FFFFFF"/>
+              </w:rPr>
+              <w:t>]</w:t>
+            </w:r>
+          </w:p>
+        </w:tc>
+        <w:tc>
+          <w:tcPr>
+            <w:tcW w:w="3543" w:type="dxa"/>
+          </w:tcPr>
+          <w:p>
+            <w:pPr>
+              <w:rPr>
+                <w:rFonts w:ascii="Arial" w:hAnsi="Arial" w:cs="Arial"/>
+                <w:b/>
+                <w:shd w:val="clear" w:color="auto" w:fill="FFFFFF"/>
+              </w:rPr>
+            </w:pPr>
+            <w:r>
+              <w:rPr>
+                <w:rFonts w:ascii="Arial" w:hAnsi="Arial" w:cs="Arial"/>
+                <w:b/>
+                <w:shd w:val="clear" w:color="auto" w:fill="FFFFFF"/>
+              </w:rPr>
+              <w:t>[Address LH10</w:t>
+            </w:r>
+            <w:r>
+              <w:rPr>
+                <w:rFonts w:ascii="Arial" w:hAnsi="Arial" w:cs="Arial"/>
+                <w:b/>
+                <w:shd w:val="clear" w:color="auto" w:fill="FFFFFF"/>
+              </w:rPr>
+              <w:t>]</w:t>
+            </w:r>
+          </w:p>
+          <w:p>
+            <w:pPr>
+              <w:rPr>
+                <w:rFonts w:ascii="Arial" w:hAnsi="Arial" w:cs="Arial"/>
+                <w:b/>
+                <w:shd w:val="clear" w:color="auto" w:fill="FFFFFF"/>
+              </w:rPr>
+            </w:pPr>
+            <w:r>
+              <w:rPr>
+                <w:rFonts w:ascii="Arial" w:hAnsi="Arial" w:cs="Arial"/>
+                <w:b/>
+                <w:shd w:val="clear" w:color="auto" w:fill="FFFFFF"/>
+              </w:rPr>
+              <w:t>[Mobile No LH10]</w:t>
+            </w:r>
+          </w:p>
+        </w:tc>
+        <w:tc>
+          <w:tcPr>
+            <w:tcW w:w="993" w:type="dxa"/>
+          </w:tcPr>
+          <w:p>
+            <w:pPr>
+              <w:ind w:left="8"/>
+              <w:rPr>
+                <w:rFonts w:ascii="Arial" w:hAnsi="Arial" w:cs="Arial"/>
+                <w:b/>
+                <w:shd w:val="clear" w:color="auto" w:fill="FFFFFF"/>
+              </w:rPr>
+            </w:pPr>
+            <w:r>
+              <w:rPr>
+                <w:rFonts w:ascii="Arial" w:hAnsi="Arial" w:cs="Arial"/>
+                <w:b/>
+                <w:shd w:val="clear" w:color="auto" w:fill="FFFFFF"/>
+              </w:rPr>
+              <w:t>[Age LH10</w:t>
+            </w:r>
+            <w:r>
+              <w:rPr>
+                <w:rFonts w:ascii="Arial" w:hAnsi="Arial" w:cs="Arial"/>
+                <w:b/>
+                <w:shd w:val="clear" w:color="auto" w:fill="FFFFFF"/>
+              </w:rPr>
+              <w:t>]</w:t>
+            </w:r>
+          </w:p>
+        </w:tc>
+        <w:tc>
+          <w:tcPr>
+            <w:tcW w:w="1719" w:type="dxa"/>
+          </w:tcPr>
+          <w:p>
+            <w:pPr>
+              <w:ind w:left="8"/>
+              <w:rPr>
+                <w:rFonts w:ascii="Arial" w:hAnsi="Arial" w:cs="Arial"/>
+                <w:b/>
+                <w:shd w:val="clear" w:color="auto" w:fill="FFFFFF"/>
+              </w:rPr>
+            </w:pPr>
+            <w:r>
+              <w:rPr>
+                <w:rFonts w:ascii="Arial" w:hAnsi="Arial" w:cs="Arial"/>
+                <w:b/>
+                <w:shd w:val="clear" w:color="auto" w:fill="FFFFFF"/>
+              </w:rPr>
+              <w:t>[Relation LH10</w:t>
+            </w:r>
+            <w:r>
+              <w:rPr>
+                <w:rFonts w:ascii="Arial" w:hAnsi="Arial" w:cs="Arial"/>
+                <w:b/>
+                <w:shd w:val="clear" w:color="auto" w:fill="FFFFFF"/>
+              </w:rPr>
+              <w:t>]</w:t>
             </w:r>
           </w:p>
         </w:tc>
@@ -2186,7 +3211,6 @@
         <w:rPr>
           <w:rFonts w:ascii="Arial" w:eastAsia="Times New Roman" w:hAnsi="Arial" w:cs="Arial"/>
         </w:rPr>
-        <w:lastRenderedPageBreak/>
         <w:tab/>
       </w:r>
       <w:r>
@@ -2590,7 +3614,7 @@
         </w:rPr>
         <w:t>------------------------</w:t>
       </w:r>
-      <w:bookmarkStart w:id="0" w:name="_Hlk169258738"/>
+      <w:bookmarkStart w:id="1" w:name="_Hlk169258738"/>
       <w:r>
         <w:rPr>
           <w:rFonts w:ascii="Arial" w:eastAsia="Times New Roman" w:hAnsi="Arial" w:cs="Arial"/>
@@ -2600,7 +3624,7 @@
         </w:rPr>
         <w:t>-------</w:t>
       </w:r>
-      <w:bookmarkEnd w:id="0"/>
+      <w:bookmarkEnd w:id="1"/>
       <w:r>
         <w:rPr>
           <w:rFonts w:ascii="Arial" w:eastAsia="Times New Roman" w:hAnsi="Arial" w:cs="Arial"/>
@@ -2933,7 +3957,7 @@
 </file>
 
 <file path=word/endnotes.xml><?xml version="1.0" encoding="utf-8"?>
-<w:endnotes xmlns:wpc="http://schemas.microsoft.com/office/word/2010/wordprocessingCanvas" xmlns:cx="http://schemas.microsoft.com/office/drawing/2014/chartex" xmlns:cx1="http://schemas.microsoft.com/office/drawing/2015/9/8/chartex" xmlns:cx2="http://schemas.microsoft.com/office/drawing/2015/10/21/chartex" xmlns:cx3="http://schemas.microsoft.com/office/drawing/2016/5/9/chartex" xmlns:cx4="http://schemas.microsoft.com/office/drawing/2016/5/10/chartex" xmlns:cx5="http://schemas.microsoft.com/office/drawing/2016/5/11/chartex" xmlns:cx6="http://schemas.microsoft.com/office/drawing/2016/5/12/chartex" xmlns:cx7="http://schemas.microsoft.com/office/drawing/2016/5/13/chartex" xmlns:cx8="http://schemas.microsoft.com/office/drawing/2016/5/14/chartex" xmlns:mc="http://schemas.openxmlformats.org/markup-compatibility/2006" xmlns:aink="http://schemas.microsoft.com/office/drawing/2016/ink" xmlns:am3d="http://schemas.microsoft.com/office/drawing/2017/model3d" xmlns:o="urn:schemas-microsoft-com:office:office" xmlns:oel="http://schemas.microsoft.com/office/2019/extlst" xmlns:r="http://schemas.openxmlformats.org/officeDocument/2006/relationships" xmlns:m="http://schemas.openxmlformats.org/officeDocument/2006/math" xmlns:v="urn:schemas-microsoft-com:vml" xmlns:wp14="http://schemas.microsoft.com/office/word/2010/wordprocessingDrawing" xmlns:wp="http://schemas.openxmlformats.org/drawingml/2006/wordprocessingDrawing" xmlns:w10="urn:schemas-microsoft-com:office:word" xmlns:w="http://schemas.openxmlformats.org/wordprocessingml/2006/main" xmlns:w14="http://schemas.microsoft.com/office/word/2010/wordml" xmlns:w15="http://schemas.microsoft.com/office/word/2012/wordml" xmlns:w16cex="http://schemas.microsoft.com/office/word/2018/wordml/cex" xmlns:w16cid="http://schemas.microsoft.com/office/word/2016/wordml/cid" xmlns:w16="http://schemas.microsoft.com/office/word/2018/wordml" xmlns:w16sdtdh="http://schemas.microsoft.com/office/word/2020/wordml/sdtdatahash" xmlns:w16se="http://schemas.microsoft.com/office/word/2015/wordml/symex" xmlns:wpg="http://schemas.microsoft.com/office/word/2010/wordprocessingGroup" xmlns:wpi="http://schemas.microsoft.com/office/word/2010/wordprocessingInk" xmlns:wne="http://schemas.microsoft.com/office/word/2006/wordml" xmlns:wps="http://schemas.microsoft.com/office/word/2010/wordprocessingShape" mc:Ignorable="w14 w15 w16se w16cid w16 w16cex w16sdtdh wp14">
+<w:endnotes xmlns:wpc="http://schemas.microsoft.com/office/word/2010/wordprocessingCanvas" xmlns:cx="http://schemas.microsoft.com/office/drawing/2014/chartex" xmlns:mc="http://schemas.openxmlformats.org/markup-compatibility/2006" xmlns:o="urn:schemas-microsoft-com:office:office" xmlns:r="http://schemas.openxmlformats.org/officeDocument/2006/relationships" xmlns:m="http://schemas.openxmlformats.org/officeDocument/2006/math" xmlns:v="urn:schemas-microsoft-com:vml" xmlns:wp14="http://schemas.microsoft.com/office/word/2010/wordprocessingDrawing" xmlns:wp="http://schemas.openxmlformats.org/drawingml/2006/wordprocessingDrawing" xmlns:w10="urn:schemas-microsoft-com:office:word" xmlns:w="http://schemas.openxmlformats.org/wordprocessingml/2006/main" xmlns:w14="http://schemas.microsoft.com/office/word/2010/wordml" xmlns:w15="http://schemas.microsoft.com/office/word/2012/wordml" xmlns:w16se="http://schemas.microsoft.com/office/word/2015/wordml/symex" xmlns:wpg="http://schemas.microsoft.com/office/word/2010/wordprocessingGroup" xmlns:wpi="http://schemas.microsoft.com/office/word/2010/wordprocessingInk" xmlns:wne="http://schemas.microsoft.com/office/word/2006/wordml" xmlns:wps="http://schemas.microsoft.com/office/word/2010/wordprocessingShape" mc:Ignorable="w14 w15 w16se wp14">
   <w:endnote w:type="separator" w:id="-1">
     <w:p>
       <w:pPr>
@@ -2958,7 +3982,7 @@
 </file>
 
 <file path=word/footer1.xml><?xml version="1.0" encoding="utf-8"?>
-<w:ftr xmlns:wpc="http://schemas.microsoft.com/office/word/2010/wordprocessingCanvas" xmlns:cx="http://schemas.microsoft.com/office/drawing/2014/chartex" xmlns:cx1="http://schemas.microsoft.com/office/drawing/2015/9/8/chartex" xmlns:cx2="http://schemas.microsoft.com/office/drawing/2015/10/21/chartex" xmlns:cx3="http://schemas.microsoft.com/office/drawing/2016/5/9/chartex" xmlns:cx4="http://schemas.microsoft.com/office/drawing/2016/5/10/chartex" xmlns:cx5="http://schemas.microsoft.com/office/drawing/2016/5/11/chartex" xmlns:cx6="http://schemas.microsoft.com/office/drawing/2016/5/12/chartex" xmlns:cx7="http://schemas.microsoft.com/office/drawing/2016/5/13/chartex" xmlns:cx8="http://schemas.microsoft.com/office/drawing/2016/5/14/chartex" xmlns:mc="http://schemas.openxmlformats.org/markup-compatibility/2006" xmlns:aink="http://schemas.microsoft.com/office/drawing/2016/ink" xmlns:am3d="http://schemas.microsoft.com/office/drawing/2017/model3d" xmlns:o="urn:schemas-microsoft-com:office:office" xmlns:oel="http://schemas.microsoft.com/office/2019/extlst" xmlns:r="http://schemas.openxmlformats.org/officeDocument/2006/relationships" xmlns:m="http://schemas.openxmlformats.org/officeDocument/2006/math" xmlns:v="urn:schemas-microsoft-com:vml" xmlns:wp14="http://schemas.microsoft.com/office/word/2010/wordprocessingDrawing" xmlns:wp="http://schemas.openxmlformats.org/drawingml/2006/wordprocessingDrawing" xmlns:w10="urn:schemas-microsoft-com:office:word" xmlns:w="http://schemas.openxmlformats.org/wordprocessingml/2006/main" xmlns:w14="http://schemas.microsoft.com/office/word/2010/wordml" xmlns:w15="http://schemas.microsoft.com/office/word/2012/wordml" xmlns:w16cex="http://schemas.microsoft.com/office/word/2018/wordml/cex" xmlns:w16cid="http://schemas.microsoft.com/office/word/2016/wordml/cid" xmlns:w16="http://schemas.microsoft.com/office/word/2018/wordml" xmlns:w16sdtdh="http://schemas.microsoft.com/office/word/2020/wordml/sdtdatahash" xmlns:w16se="http://schemas.microsoft.com/office/word/2015/wordml/symex" xmlns:wpg="http://schemas.microsoft.com/office/word/2010/wordprocessingGroup" xmlns:wpi="http://schemas.microsoft.com/office/word/2010/wordprocessingInk" xmlns:wne="http://schemas.microsoft.com/office/word/2006/wordml" xmlns:wps="http://schemas.microsoft.com/office/word/2010/wordprocessingShape" mc:Ignorable="w14 w15 w16se w16cid w16 w16cex w16sdtdh wp14">
+<w:ftr xmlns:wpc="http://schemas.microsoft.com/office/word/2010/wordprocessingCanvas" xmlns:cx="http://schemas.microsoft.com/office/drawing/2014/chartex" xmlns:mc="http://schemas.openxmlformats.org/markup-compatibility/2006" xmlns:o="urn:schemas-microsoft-com:office:office" xmlns:r="http://schemas.openxmlformats.org/officeDocument/2006/relationships" xmlns:m="http://schemas.openxmlformats.org/officeDocument/2006/math" xmlns:v="urn:schemas-microsoft-com:vml" xmlns:wp14="http://schemas.microsoft.com/office/word/2010/wordprocessingDrawing" xmlns:wp="http://schemas.openxmlformats.org/drawingml/2006/wordprocessingDrawing" xmlns:w10="urn:schemas-microsoft-com:office:word" xmlns:w="http://schemas.openxmlformats.org/wordprocessingml/2006/main" xmlns:w14="http://schemas.microsoft.com/office/word/2010/wordml" xmlns:w15="http://schemas.microsoft.com/office/word/2012/wordml" xmlns:w16se="http://schemas.microsoft.com/office/word/2015/wordml/symex" xmlns:wpg="http://schemas.microsoft.com/office/word/2010/wordprocessingGroup" xmlns:wpi="http://schemas.microsoft.com/office/word/2010/wordprocessingInk" xmlns:wne="http://schemas.microsoft.com/office/word/2006/wordml" xmlns:wps="http://schemas.microsoft.com/office/word/2010/wordprocessingShape" mc:Ignorable="w14 w15 w16se wp14">
   <w:p>
     <w:pPr>
       <w:pStyle w:val="Footer"/>
@@ -2979,7 +4003,7 @@
 </file>
 
 <file path=word/footnotes.xml><?xml version="1.0" encoding="utf-8"?>
-<w:footnotes xmlns:wpc="http://schemas.microsoft.com/office/word/2010/wordprocessingCanvas" xmlns:cx="http://schemas.microsoft.com/office/drawing/2014/chartex" xmlns:cx1="http://schemas.microsoft.com/office/drawing/2015/9/8/chartex" xmlns:cx2="http://schemas.microsoft.com/office/drawing/2015/10/21/chartex" xmlns:cx3="http://schemas.microsoft.com/office/drawing/2016/5/9/chartex" xmlns:cx4="http://schemas.microsoft.com/office/drawing/2016/5/10/chartex" xmlns:cx5="http://schemas.microsoft.com/office/drawing/2016/5/11/chartex" xmlns:cx6="http://schemas.microsoft.com/office/drawing/2016/5/12/chartex" xmlns:cx7="http://schemas.microsoft.com/office/drawing/2016/5/13/chartex" xmlns:cx8="http://schemas.microsoft.com/office/drawing/2016/5/14/chartex" xmlns:mc="http://schemas.openxmlformats.org/markup-compatibility/2006" xmlns:aink="http://schemas.microsoft.com/office/drawing/2016/ink" xmlns:am3d="http://schemas.microsoft.com/office/drawing/2017/model3d" xmlns:o="urn:schemas-microsoft-com:office:office" xmlns:oel="http://schemas.microsoft.com/office/2019/extlst" xmlns:r="http://schemas.openxmlformats.org/officeDocument/2006/relationships" xmlns:m="http://schemas.openxmlformats.org/officeDocument/2006/math" xmlns:v="urn:schemas-microsoft-com:vml" xmlns:wp14="http://schemas.microsoft.com/office/word/2010/wordprocessingDrawing" xmlns:wp="http://schemas.openxmlformats.org/drawingml/2006/wordprocessingDrawing" xmlns:w10="urn:schemas-microsoft-com:office:word" xmlns:w="http://schemas.openxmlformats.org/wordprocessingml/2006/main" xmlns:w14="http://schemas.microsoft.com/office/word/2010/wordml" xmlns:w15="http://schemas.microsoft.com/office/word/2012/wordml" xmlns:w16cex="http://schemas.microsoft.com/office/word/2018/wordml/cex" xmlns:w16cid="http://schemas.microsoft.com/office/word/2016/wordml/cid" xmlns:w16="http://schemas.microsoft.com/office/word/2018/wordml" xmlns:w16sdtdh="http://schemas.microsoft.com/office/word/2020/wordml/sdtdatahash" xmlns:w16se="http://schemas.microsoft.com/office/word/2015/wordml/symex" xmlns:wpg="http://schemas.microsoft.com/office/word/2010/wordprocessingGroup" xmlns:wpi="http://schemas.microsoft.com/office/word/2010/wordprocessingInk" xmlns:wne="http://schemas.microsoft.com/office/word/2006/wordml" xmlns:wps="http://schemas.microsoft.com/office/word/2010/wordprocessingShape" mc:Ignorable="w14 w15 w16se w16cid w16 w16cex w16sdtdh wp14">
+<w:footnotes xmlns:wpc="http://schemas.microsoft.com/office/word/2010/wordprocessingCanvas" xmlns:cx="http://schemas.microsoft.com/office/drawing/2014/chartex" xmlns:mc="http://schemas.openxmlformats.org/markup-compatibility/2006" xmlns:o="urn:schemas-microsoft-com:office:office" xmlns:r="http://schemas.openxmlformats.org/officeDocument/2006/relationships" xmlns:m="http://schemas.openxmlformats.org/officeDocument/2006/math" xmlns:v="urn:schemas-microsoft-com:vml" xmlns:wp14="http://schemas.microsoft.com/office/word/2010/wordprocessingDrawing" xmlns:wp="http://schemas.openxmlformats.org/drawingml/2006/wordprocessingDrawing" xmlns:w10="urn:schemas-microsoft-com:office:word" xmlns:w="http://schemas.openxmlformats.org/wordprocessingml/2006/main" xmlns:w14="http://schemas.microsoft.com/office/word/2010/wordml" xmlns:w15="http://schemas.microsoft.com/office/word/2012/wordml" xmlns:w16se="http://schemas.microsoft.com/office/word/2015/wordml/symex" xmlns:wpg="http://schemas.microsoft.com/office/word/2010/wordprocessingGroup" xmlns:wpi="http://schemas.microsoft.com/office/word/2010/wordprocessingInk" xmlns:wne="http://schemas.microsoft.com/office/word/2006/wordml" xmlns:wps="http://schemas.microsoft.com/office/word/2010/wordprocessingShape" mc:Ignorable="w14 w15 w16se wp14">
   <w:footnote w:type="separator" w:id="-1">
     <w:p>
       <w:pPr>
@@ -3004,7 +4028,7 @@
 </file>
 
 <file path=word/numbering.xml><?xml version="1.0" encoding="utf-8"?>
-<w:numbering xmlns:wpc="http://schemas.microsoft.com/office/word/2010/wordprocessingCanvas" xmlns:cx="http://schemas.microsoft.com/office/drawing/2014/chartex" xmlns:cx1="http://schemas.microsoft.com/office/drawing/2015/9/8/chartex" xmlns:cx2="http://schemas.microsoft.com/office/drawing/2015/10/21/chartex" xmlns:cx3="http://schemas.microsoft.com/office/drawing/2016/5/9/chartex" xmlns:cx4="http://schemas.microsoft.com/office/drawing/2016/5/10/chartex" xmlns:cx5="http://schemas.microsoft.com/office/drawing/2016/5/11/chartex" xmlns:cx6="http://schemas.microsoft.com/office/drawing/2016/5/12/chartex" xmlns:cx7="http://schemas.microsoft.com/office/drawing/2016/5/13/chartex" xmlns:cx8="http://schemas.microsoft.com/office/drawing/2016/5/14/chartex" xmlns:mc="http://schemas.openxmlformats.org/markup-compatibility/2006" xmlns:aink="http://schemas.microsoft.com/office/drawing/2016/ink" xmlns:am3d="http://schemas.microsoft.com/office/drawing/2017/model3d" xmlns:o="urn:schemas-microsoft-com:office:office" xmlns:oel="http://schemas.microsoft.com/office/2019/extlst" xmlns:r="http://schemas.openxmlformats.org/officeDocument/2006/relationships" xmlns:m="http://schemas.openxmlformats.org/officeDocument/2006/math" xmlns:v="urn:schemas-microsoft-com:vml" xmlns:wp14="http://schemas.microsoft.com/office/word/2010/wordprocessingDrawing" xmlns:wp="http://schemas.openxmlformats.org/drawingml/2006/wordprocessingDrawing" xmlns:w10="urn:schemas-microsoft-com:office:word" xmlns:w="http://schemas.openxmlformats.org/wordprocessingml/2006/main" xmlns:w14="http://schemas.microsoft.com/office/word/2010/wordml" xmlns:w15="http://schemas.microsoft.com/office/word/2012/wordml" xmlns:w16cex="http://schemas.microsoft.com/office/word/2018/wordml/cex" xmlns:w16cid="http://schemas.microsoft.com/office/word/2016/wordml/cid" xmlns:w16="http://schemas.microsoft.com/office/word/2018/wordml" xmlns:w16sdtdh="http://schemas.microsoft.com/office/word/2020/wordml/sdtdatahash" xmlns:w16se="http://schemas.microsoft.com/office/word/2015/wordml/symex" xmlns:wpg="http://schemas.microsoft.com/office/word/2010/wordprocessingGroup" xmlns:wpi="http://schemas.microsoft.com/office/word/2010/wordprocessingInk" xmlns:wne="http://schemas.microsoft.com/office/word/2006/wordml" xmlns:wps="http://schemas.microsoft.com/office/word/2010/wordprocessingShape" mc:Ignorable="w14 w15 w16se w16cid w16 w16cex w16sdtdh wp14">
+<w:numbering xmlns:wpc="http://schemas.microsoft.com/office/word/2010/wordprocessingCanvas" xmlns:cx="http://schemas.microsoft.com/office/drawing/2014/chartex" xmlns:mc="http://schemas.openxmlformats.org/markup-compatibility/2006" xmlns:o="urn:schemas-microsoft-com:office:office" xmlns:r="http://schemas.openxmlformats.org/officeDocument/2006/relationships" xmlns:m="http://schemas.openxmlformats.org/officeDocument/2006/math" xmlns:v="urn:schemas-microsoft-com:vml" xmlns:wp14="http://schemas.microsoft.com/office/word/2010/wordprocessingDrawing" xmlns:wp="http://schemas.openxmlformats.org/drawingml/2006/wordprocessingDrawing" xmlns:w10="urn:schemas-microsoft-com:office:word" xmlns:w="http://schemas.openxmlformats.org/wordprocessingml/2006/main" xmlns:w14="http://schemas.microsoft.com/office/word/2010/wordml" xmlns:w15="http://schemas.microsoft.com/office/word/2012/wordml" xmlns:w16se="http://schemas.microsoft.com/office/word/2015/wordml/symex" xmlns:wpg="http://schemas.microsoft.com/office/word/2010/wordprocessingGroup" xmlns:wpi="http://schemas.microsoft.com/office/word/2010/wordprocessingInk" xmlns:wne="http://schemas.microsoft.com/office/word/2006/wordml" xmlns:wps="http://schemas.microsoft.com/office/word/2010/wordprocessingShape" mc:Ignorable="w14 w15 w16se wp14">
   <w:abstractNum w:abstractNumId="0" w15:restartNumberingAfterBreak="0">
     <w:nsid w:val="0B9E6BD1"/>
     <w:multiLevelType w:val="hybridMultilevel"/>
@@ -5226,71 +6250,71 @@
       </w:pPr>
     </w:lvl>
   </w:abstractNum>
-  <w:num w:numId="1" w16cid:durableId="1178420586">
+  <w:num w:numId="1">
     <w:abstractNumId w:val="14"/>
   </w:num>
-  <w:num w:numId="2" w16cid:durableId="51078987">
+  <w:num w:numId="2">
     <w:abstractNumId w:val="15"/>
   </w:num>
-  <w:num w:numId="3" w16cid:durableId="2089962941">
+  <w:num w:numId="3">
     <w:abstractNumId w:val="2"/>
   </w:num>
-  <w:num w:numId="4" w16cid:durableId="894660952">
+  <w:num w:numId="4">
     <w:abstractNumId w:val="17"/>
   </w:num>
-  <w:num w:numId="5" w16cid:durableId="956988105">
+  <w:num w:numId="5">
     <w:abstractNumId w:val="18"/>
   </w:num>
-  <w:num w:numId="6" w16cid:durableId="1152914547">
+  <w:num w:numId="6">
     <w:abstractNumId w:val="10"/>
   </w:num>
-  <w:num w:numId="7" w16cid:durableId="1592542790">
+  <w:num w:numId="7">
     <w:abstractNumId w:val="0"/>
   </w:num>
-  <w:num w:numId="8" w16cid:durableId="256716137">
+  <w:num w:numId="8">
     <w:abstractNumId w:val="16"/>
   </w:num>
-  <w:num w:numId="9" w16cid:durableId="2055500832">
+  <w:num w:numId="9">
     <w:abstractNumId w:val="8"/>
   </w:num>
-  <w:num w:numId="10" w16cid:durableId="1242526887">
+  <w:num w:numId="10">
     <w:abstractNumId w:val="19"/>
   </w:num>
-  <w:num w:numId="11" w16cid:durableId="963466660">
+  <w:num w:numId="11">
     <w:abstractNumId w:val="3"/>
   </w:num>
-  <w:num w:numId="12" w16cid:durableId="1643920387">
+  <w:num w:numId="12">
     <w:abstractNumId w:val="6"/>
   </w:num>
-  <w:num w:numId="13" w16cid:durableId="1283458259">
+  <w:num w:numId="13">
     <w:abstractNumId w:val="13"/>
   </w:num>
-  <w:num w:numId="14" w16cid:durableId="351303843">
+  <w:num w:numId="14">
     <w:abstractNumId w:val="12"/>
   </w:num>
-  <w:num w:numId="15" w16cid:durableId="1470634169">
+  <w:num w:numId="15">
     <w:abstractNumId w:val="5"/>
   </w:num>
-  <w:num w:numId="16" w16cid:durableId="1367680541">
+  <w:num w:numId="16">
     <w:abstractNumId w:val="4"/>
   </w:num>
-  <w:num w:numId="17" w16cid:durableId="1273173317">
+  <w:num w:numId="17">
     <w:abstractNumId w:val="1"/>
   </w:num>
-  <w:num w:numId="18" w16cid:durableId="8527471">
+  <w:num w:numId="18">
     <w:abstractNumId w:val="11"/>
   </w:num>
-  <w:num w:numId="19" w16cid:durableId="204175520">
+  <w:num w:numId="19">
     <w:abstractNumId w:val="7"/>
   </w:num>
-  <w:num w:numId="20" w16cid:durableId="807474247">
+  <w:num w:numId="20">
     <w:abstractNumId w:val="9"/>
   </w:num>
 </w:numbering>
 </file>
 
 <file path=word/styles.xml><?xml version="1.0" encoding="utf-8"?>
-<w:styles xmlns:mc="http://schemas.openxmlformats.org/markup-compatibility/2006" xmlns:r="http://schemas.openxmlformats.org/officeDocument/2006/relationships" xmlns:w="http://schemas.openxmlformats.org/wordprocessingml/2006/main" xmlns:w14="http://schemas.microsoft.com/office/word/2010/wordml" xmlns:w15="http://schemas.microsoft.com/office/word/2012/wordml" xmlns:w16cex="http://schemas.microsoft.com/office/word/2018/wordml/cex" xmlns:w16cid="http://schemas.microsoft.com/office/word/2016/wordml/cid" xmlns:w16="http://schemas.microsoft.com/office/word/2018/wordml" xmlns:w16sdtdh="http://schemas.microsoft.com/office/word/2020/wordml/sdtdatahash" xmlns:w16se="http://schemas.microsoft.com/office/word/2015/wordml/symex" mc:Ignorable="w14 w15 w16se w16cid w16 w16cex w16sdtdh">
+<w:styles xmlns:mc="http://schemas.openxmlformats.org/markup-compatibility/2006" xmlns:r="http://schemas.openxmlformats.org/officeDocument/2006/relationships" xmlns:w="http://schemas.openxmlformats.org/wordprocessingml/2006/main" xmlns:w14="http://schemas.microsoft.com/office/word/2010/wordml" xmlns:w15="http://schemas.microsoft.com/office/word/2012/wordml" xmlns:w16se="http://schemas.microsoft.com/office/word/2015/wordml/symex" mc:Ignorable="w14 w15 w16se">
   <w:docDefaults>
     <w:rPrDefault>
       <w:rPr>
@@ -5306,7 +6330,7 @@
       </w:pPr>
     </w:pPrDefault>
   </w:docDefaults>
-  <w:latentStyles w:defLockedState="0" w:defUIPriority="99" w:defSemiHidden="0" w:defUnhideWhenUsed="0" w:defQFormat="0" w:count="376">
+  <w:latentStyles w:defLockedState="0" w:defUIPriority="99" w:defSemiHidden="0" w:defUnhideWhenUsed="0" w:defQFormat="0" w:count="371">
     <w:lsdException w:name="Normal" w:uiPriority="0" w:qFormat="1"/>
     <w:lsdException w:name="heading 1" w:uiPriority="9" w:qFormat="1"/>
     <w:lsdException w:name="heading 2" w:semiHidden="1" w:uiPriority="9" w:unhideWhenUsed="1" w:qFormat="1"/>
@@ -5678,11 +6702,6 @@
     <w:lsdException w:name="List Table 5 Dark Accent 6" w:uiPriority="50"/>
     <w:lsdException w:name="List Table 6 Colorful Accent 6" w:uiPriority="51"/>
     <w:lsdException w:name="List Table 7 Colorful Accent 6" w:uiPriority="52"/>
-    <w:lsdException w:name="Mention" w:semiHidden="1" w:unhideWhenUsed="1"/>
-    <w:lsdException w:name="Smart Hyperlink" w:semiHidden="1" w:unhideWhenUsed="1"/>
-    <w:lsdException w:name="Hashtag" w:semiHidden="1" w:unhideWhenUsed="1"/>
-    <w:lsdException w:name="Unresolved Mention" w:semiHidden="1" w:unhideWhenUsed="1"/>
-    <w:lsdException w:name="Smart Link" w:semiHidden="1" w:unhideWhenUsed="1"/>
   </w:latentStyles>
   <w:style w:type="paragraph" w:default="1" w:styleId="Normal">
     <w:name w:val="Normal"/>
@@ -6358,7 +7377,7 @@
 </file>
 
 <file path=customXml/itemProps1.xml><?xml version="1.0" encoding="utf-8"?>
-<ds:datastoreItem xmlns:ds="http://schemas.openxmlformats.org/officeDocument/2006/customXml" ds:itemID="{1A2FCFBF-9CC1-47DA-B570-F7EC8998DA21}">
+<ds:datastoreItem xmlns:ds="http://schemas.openxmlformats.org/officeDocument/2006/customXml" ds:itemID="{F1279304-C3DE-4808-80F5-43F31C58E42C}">
   <ds:schemaRefs>
     <ds:schemaRef ds:uri="http://schemas.openxmlformats.org/officeDocument/2006/bibliography"/>
   </ds:schemaRefs>

--- a/backend/templates/Annexure-D (Individual Affidavit)_C2_Template.docx
+++ b/backend/templates/Annexure-D (Individual Affidavit)_C2_Template.docx
@@ -435,7 +435,7 @@
           <w:u w:val="none"/>
           <w:shd w:val="clear" w:color="auto" w:fill="FFFFFF"/>
         </w:rPr>
-        <w:t>[Address C2</w:t>
+        <w:t>[Address Contact C2]</w:t>
       </w:r>
       <w:r>
         <w:rPr>
@@ -446,7 +446,7 @@
           <w:u w:val="none"/>
           <w:shd w:val="clear" w:color="auto" w:fill="FFFFFF"/>
         </w:rPr>
-        <w:t>]</w:t>
+        <w:t/>
       </w:r>
       <w:r>
         <w:rPr>
@@ -515,14 +515,14 @@
           <w:rFonts w:ascii="Helvetica" w:hAnsi="Helvetica" w:cs="Helvetica"/>
           <w:b/>
         </w:rPr>
-        <w:t>[Name as per DC H1]</w:t>
+        <w:t>[Deceased Names DC]</w:t>
       </w:r>
       <w:r>
         <w:rPr>
           <w:rFonts w:ascii="Helvetica" w:hAnsi="Helvetica" w:cs="Helvetica"/>
           <w:b/>
         </w:rPr>
-        <w:t>, [Name as per DC H2], [Name as per DC H3], [Name as per DC H4]</w:t>
+        <w:t/>
       </w:r>
       <w:r>
         <w:rPr>
@@ -1199,7 +1199,7 @@
                 <w:b/>
                 <w:shd w:val="clear" w:color="auto" w:fill="FFFFFF"/>
               </w:rPr>
-              <w:t>[Address C1]</w:t>
+              <w:t>[Address Contact C1]</w:t>
             </w:r>
           </w:p>
           <w:p>
@@ -1216,7 +1216,7 @@
                 <w:b/>
                 <w:shd w:val="clear" w:color="auto" w:fill="FFFFFF"/>
               </w:rPr>
-              <w:t>[Mobile No C1]</w:t>
+              <w:t/>
             </w:r>
           </w:p>
         </w:tc>
@@ -1322,7 +1322,7 @@
                 <w:b/>
                 <w:shd w:val="clear" w:color="auto" w:fill="FFFFFF"/>
               </w:rPr>
-              <w:t>[Address C2]</w:t>
+              <w:t>[Address Contact C2]</w:t>
             </w:r>
           </w:p>
           <w:p>
@@ -1340,7 +1340,7 @@
                 <w:b/>
                 <w:shd w:val="clear" w:color="auto" w:fill="FFFFFF"/>
               </w:rPr>
-              <w:t>[Mobile No C2]</w:t>
+              <w:t/>
             </w:r>
           </w:p>
           <w:p>
@@ -1461,7 +1461,7 @@
                 <w:b/>
                 <w:shd w:val="clear" w:color="auto" w:fill="FFFFFF"/>
               </w:rPr>
-              <w:t>[Address C3]</w:t>
+              <w:t>[Address Contact C3]</w:t>
             </w:r>
           </w:p>
           <w:p>
@@ -1478,7 +1478,7 @@
                 <w:b/>
                 <w:shd w:val="clear" w:color="auto" w:fill="FFFFFF"/>
               </w:rPr>
-              <w:t>[Mobile No C3]</w:t>
+              <w:t/>
             </w:r>
           </w:p>
         </w:tc>
@@ -1596,7 +1596,7 @@
                 <w:b/>
                 <w:shd w:val="clear" w:color="auto" w:fill="FFFFFF"/>
               </w:rPr>
-              <w:t>[Address LH1]</w:t>
+              <w:t>[Address Contact LH1]</w:t>
             </w:r>
           </w:p>
           <w:p>
@@ -1613,7 +1613,7 @@
                 <w:b/>
                 <w:shd w:val="clear" w:color="auto" w:fill="FFFFFF"/>
               </w:rPr>
-              <w:t>[Mobile No LH1]</w:t>
+              <w:t/>
             </w:r>
           </w:p>
           <w:p>
@@ -1738,7 +1738,7 @@
                 <w:b/>
                 <w:shd w:val="clear" w:color="auto" w:fill="FFFFFF"/>
               </w:rPr>
-              <w:t>[Address LH2]</w:t>
+              <w:t>[Address Contact LH2]</w:t>
             </w:r>
           </w:p>
           <w:p>
@@ -1755,7 +1755,7 @@
                 <w:b/>
                 <w:shd w:val="clear" w:color="auto" w:fill="FFFFFF"/>
               </w:rPr>
-              <w:t>[Mobile No LH2]</w:t>
+              <w:t/>
             </w:r>
           </w:p>
         </w:tc>
@@ -1869,23 +1869,23 @@
                 <w:b/>
                 <w:shd w:val="clear" w:color="auto" w:fill="FFFFFF"/>
               </w:rPr>
-              <w:t>[Address LH3]</w:t>
-            </w:r>
-          </w:p>
-          <w:p>
-            <w:pPr>
-              <w:rPr>
-                <w:rFonts w:ascii="Arial" w:hAnsi="Arial" w:cs="Arial"/>
-                <w:b/>
-              </w:rPr>
-            </w:pPr>
-            <w:r>
-              <w:rPr>
-                <w:rFonts w:ascii="Arial" w:hAnsi="Arial" w:cs="Arial"/>
-                <w:b/>
-                <w:shd w:val="clear" w:color="auto" w:fill="FFFFFF"/>
-              </w:rPr>
-              <w:t>[Mobile No LH3]</w:t>
+              <w:t>[Address Contact LH3]</w:t>
+            </w:r>
+          </w:p>
+          <w:p>
+            <w:pPr>
+              <w:rPr>
+                <w:rFonts w:ascii="Arial" w:hAnsi="Arial" w:cs="Arial"/>
+                <w:b/>
+              </w:rPr>
+            </w:pPr>
+            <w:r>
+              <w:rPr>
+                <w:rFonts w:ascii="Arial" w:hAnsi="Arial" w:cs="Arial"/>
+                <w:b/>
+                <w:shd w:val="clear" w:color="auto" w:fill="FFFFFF"/>
+              </w:rPr>
+              <w:t/>
             </w:r>
           </w:p>
         </w:tc>
@@ -1992,23 +1992,23 @@
                 <w:b/>
                 <w:shd w:val="clear" w:color="auto" w:fill="FFFFFF"/>
               </w:rPr>
-              <w:t>[Address LH4]</w:t>
-            </w:r>
-          </w:p>
-          <w:p>
-            <w:pPr>
-              <w:rPr>
-                <w:rFonts w:ascii="Arial" w:hAnsi="Arial" w:cs="Arial"/>
-                <w:b/>
-              </w:rPr>
-            </w:pPr>
-            <w:r>
-              <w:rPr>
-                <w:rFonts w:ascii="Arial" w:hAnsi="Arial" w:cs="Arial"/>
-                <w:b/>
-                <w:shd w:val="clear" w:color="auto" w:fill="FFFFFF"/>
-              </w:rPr>
-              <w:t>[Mobile No LH4]</w:t>
+              <w:t>[Address Contact LH4]</w:t>
+            </w:r>
+          </w:p>
+          <w:p>
+            <w:pPr>
+              <w:rPr>
+                <w:rFonts w:ascii="Arial" w:hAnsi="Arial" w:cs="Arial"/>
+                <w:b/>
+              </w:rPr>
+            </w:pPr>
+            <w:r>
+              <w:rPr>
+                <w:rFonts w:ascii="Arial" w:hAnsi="Arial" w:cs="Arial"/>
+                <w:b/>
+                <w:shd w:val="clear" w:color="auto" w:fill="FFFFFF"/>
+              </w:rPr>
+              <w:t/>
             </w:r>
           </w:p>
         </w:tc>
@@ -2115,23 +2115,23 @@
                 <w:b/>
                 <w:shd w:val="clear" w:color="auto" w:fill="FFFFFF"/>
               </w:rPr>
-              <w:t>[Address LH5]</w:t>
-            </w:r>
-          </w:p>
-          <w:p>
-            <w:pPr>
-              <w:rPr>
-                <w:rFonts w:ascii="Arial" w:hAnsi="Arial" w:cs="Arial"/>
-                <w:b/>
-              </w:rPr>
-            </w:pPr>
-            <w:r>
-              <w:rPr>
-                <w:rFonts w:ascii="Arial" w:hAnsi="Arial" w:cs="Arial"/>
-                <w:b/>
-                <w:shd w:val="clear" w:color="auto" w:fill="FFFFFF"/>
-              </w:rPr>
-              <w:t>[Mobile No LH5]</w:t>
+              <w:t>[Address Contact LH5]</w:t>
+            </w:r>
+          </w:p>
+          <w:p>
+            <w:pPr>
+              <w:rPr>
+                <w:rFonts w:ascii="Arial" w:hAnsi="Arial" w:cs="Arial"/>
+                <w:b/>
+              </w:rPr>
+            </w:pPr>
+            <w:r>
+              <w:rPr>
+                <w:rFonts w:ascii="Arial" w:hAnsi="Arial" w:cs="Arial"/>
+                <w:b/>
+                <w:shd w:val="clear" w:color="auto" w:fill="FFFFFF"/>
+              </w:rPr>
+              <w:t/>
             </w:r>
           </w:p>
         </w:tc>
@@ -2265,15 +2265,15 @@
                 <w:b/>
                 <w:shd w:val="clear" w:color="auto" w:fill="FFFFFF"/>
               </w:rPr>
-              <w:t>[Address LH6</w:t>
-            </w:r>
-            <w:r>
-              <w:rPr>
-                <w:rFonts w:ascii="Arial" w:hAnsi="Arial" w:cs="Arial"/>
-                <w:b/>
-                <w:shd w:val="clear" w:color="auto" w:fill="FFFFFF"/>
-              </w:rPr>
-              <w:t>]</w:t>
+              <w:t>[Address Contact LH6]</w:t>
+            </w:r>
+            <w:r>
+              <w:rPr>
+                <w:rFonts w:ascii="Arial" w:hAnsi="Arial" w:cs="Arial"/>
+                <w:b/>
+                <w:shd w:val="clear" w:color="auto" w:fill="FFFFFF"/>
+              </w:rPr>
+              <w:t/>
             </w:r>
           </w:p>
           <w:p>
@@ -2442,15 +2442,15 @@
                 <w:b/>
                 <w:shd w:val="clear" w:color="auto" w:fill="FFFFFF"/>
               </w:rPr>
-              <w:t>[Address LH7</w:t>
-            </w:r>
-            <w:r>
-              <w:rPr>
-                <w:rFonts w:ascii="Arial" w:hAnsi="Arial" w:cs="Arial"/>
-                <w:b/>
-                <w:shd w:val="clear" w:color="auto" w:fill="FFFFFF"/>
-              </w:rPr>
-              <w:t>]</w:t>
+              <w:t>[Address Contact LH7]</w:t>
+            </w:r>
+            <w:r>
+              <w:rPr>
+                <w:rFonts w:ascii="Arial" w:hAnsi="Arial" w:cs="Arial"/>
+                <w:b/>
+                <w:shd w:val="clear" w:color="auto" w:fill="FFFFFF"/>
+              </w:rPr>
+              <w:t/>
             </w:r>
           </w:p>
           <w:p>
@@ -2618,15 +2618,15 @@
                 <w:b/>
                 <w:shd w:val="clear" w:color="auto" w:fill="FFFFFF"/>
               </w:rPr>
-              <w:t>[Address LH8</w:t>
-            </w:r>
-            <w:r>
-              <w:rPr>
-                <w:rFonts w:ascii="Arial" w:hAnsi="Arial" w:cs="Arial"/>
-                <w:b/>
-                <w:shd w:val="clear" w:color="auto" w:fill="FFFFFF"/>
-              </w:rPr>
-              <w:t>]</w:t>
+              <w:t>[Address Contact LH8]</w:t>
+            </w:r>
+            <w:r>
+              <w:rPr>
+                <w:rFonts w:ascii="Arial" w:hAnsi="Arial" w:cs="Arial"/>
+                <w:b/>
+                <w:shd w:val="clear" w:color="auto" w:fill="FFFFFF"/>
+              </w:rPr>
+              <w:t/>
             </w:r>
           </w:p>
           <w:p>
@@ -2802,15 +2802,15 @@
                 <w:b/>
                 <w:shd w:val="clear" w:color="auto" w:fill="FFFFFF"/>
               </w:rPr>
-              <w:t>[Address LH9</w:t>
-            </w:r>
-            <w:r>
-              <w:rPr>
-                <w:rFonts w:ascii="Arial" w:hAnsi="Arial" w:cs="Arial"/>
-                <w:b/>
-                <w:shd w:val="clear" w:color="auto" w:fill="FFFFFF"/>
-              </w:rPr>
-              <w:t>]</w:t>
+              <w:t>[Address Contact LH9]</w:t>
+            </w:r>
+            <w:r>
+              <w:rPr>
+                <w:rFonts w:ascii="Arial" w:hAnsi="Arial" w:cs="Arial"/>
+                <w:b/>
+                <w:shd w:val="clear" w:color="auto" w:fill="FFFFFF"/>
+              </w:rPr>
+              <w:t/>
             </w:r>
           </w:p>
           <w:p>
@@ -2978,15 +2978,15 @@
                 <w:b/>
                 <w:shd w:val="clear" w:color="auto" w:fill="FFFFFF"/>
               </w:rPr>
-              <w:t>[Address LH10</w:t>
-            </w:r>
-            <w:r>
-              <w:rPr>
-                <w:rFonts w:ascii="Arial" w:hAnsi="Arial" w:cs="Arial"/>
-                <w:b/>
-                <w:shd w:val="clear" w:color="auto" w:fill="FFFFFF"/>
-              </w:rPr>
-              <w:t>]</w:t>
+              <w:t>[Address Contact LH10]</w:t>
+            </w:r>
+            <w:r>
+              <w:rPr>
+                <w:rFonts w:ascii="Arial" w:hAnsi="Arial" w:cs="Arial"/>
+                <w:b/>
+                <w:shd w:val="clear" w:color="auto" w:fill="FFFFFF"/>
+              </w:rPr>
+              <w:t/>
             </w:r>
           </w:p>
           <w:p>
